--- a/Docs/Prompts.docx
+++ b/Docs/Prompts.docx
@@ -559,6 +559,746 @@
         <w:t xml:space="preserve"> a sesión:</w:t>
       </w:r>
     </w:p>
+    <w:p>
+      <w:r>
+        <w:rPr>
+          <w:noProof/>
+        </w:rPr>
+        <mc:AlternateContent>
+          <mc:Choice Requires="wps">
+            <w:drawing>
+              <wp:anchor distT="45720" distB="45720" distL="114300" distR="114300" simplePos="0" relativeHeight="251661312" behindDoc="0" locked="0" layoutInCell="1" allowOverlap="1" wp14:anchorId="14782BE2" wp14:editId="004EA6D2">
+                <wp:simplePos x="0" y="0"/>
+                <wp:positionH relativeFrom="page">
+                  <wp:posOffset>929640</wp:posOffset>
+                </wp:positionH>
+                <wp:positionV relativeFrom="paragraph">
+                  <wp:posOffset>1979930</wp:posOffset>
+                </wp:positionV>
+                <wp:extent cx="5250180" cy="2339340"/>
+                <wp:effectExtent l="0" t="0" r="26670" b="22860"/>
+                <wp:wrapSquare wrapText="bothSides"/>
+                <wp:docPr id="1035258769" name="Text Box 2"/>
+                <wp:cNvGraphicFramePr>
+                  <a:graphicFrameLocks xmlns:a="http://schemas.openxmlformats.org/drawingml/2006/main"/>
+                </wp:cNvGraphicFramePr>
+                <a:graphic xmlns:a="http://schemas.openxmlformats.org/drawingml/2006/main">
+                  <a:graphicData uri="http://schemas.microsoft.com/office/word/2010/wordprocessingShape">
+                    <wps:wsp>
+                      <wps:cNvSpPr txBox="1">
+                        <a:spLocks noChangeArrowheads="1"/>
+                      </wps:cNvSpPr>
+                      <wps:spPr bwMode="auto">
+                        <a:xfrm>
+                          <a:off x="0" y="0"/>
+                          <a:ext cx="5250180" cy="2339340"/>
+                        </a:xfrm>
+                        <a:prstGeom prst="rect">
+                          <a:avLst/>
+                        </a:prstGeom>
+                        <a:solidFill>
+                          <a:srgbClr val="FFFFFF"/>
+                        </a:solidFill>
+                        <a:ln w="9525">
+                          <a:solidFill>
+                            <a:srgbClr val="000000"/>
+                          </a:solidFill>
+                          <a:miter lim="800000"/>
+                          <a:headEnd/>
+                          <a:tailEnd/>
+                        </a:ln>
+                      </wps:spPr>
+                      <wps:txbx>
+                        <w:txbxContent>
+                          <w:p/>
+                          <w:p>
+                            <w:pPr>
+                              <w:rPr>
+                                <w:lang w:val="en-US"/>
+                              </w:rPr>
+                            </w:pPr>
+                            <w:r>
+                              <w:rPr>
+                                <w:b/>
+                                <w:bCs/>
+                                <w:lang w:val="en-US"/>
+                              </w:rPr>
+                              <w:t>"</w:t>
+                            </w:r>
+                            <w:r>
+                              <w:rPr>
+                                <w:rFonts w:ascii="Segoe UI Emoji" w:hAnsi="Segoe UI Emoji" w:cs="Segoe UI Emoji"/>
+                                <w:b/>
+                                <w:bCs/>
+                              </w:rPr>
+                              <w:t>🛠️</w:t>
+                            </w:r>
+                            <w:r>
+                              <w:rPr>
+                                <w:b/>
+                                <w:bCs/>
+                                <w:lang w:val="en-US"/>
+                              </w:rPr>
+                              <w:t xml:space="preserve"> Session Wrap-Up and Coding Knowledge Transfer </w:t>
+                            </w:r>
+                            <w:r>
+                              <w:rPr>
+                                <w:rFonts w:ascii="Segoe UI Emoji" w:hAnsi="Segoe UI Emoji" w:cs="Segoe UI Emoji"/>
+                                <w:b/>
+                                <w:bCs/>
+                              </w:rPr>
+                              <w:t>📚</w:t>
+                            </w:r>
+                          </w:p>
+                          <w:p>
+                            <w:pPr>
+                              <w:rPr>
+                                <w:lang w:val="en-US"/>
+                              </w:rPr>
+                            </w:pPr>
+                            <w:r>
+                              <w:rPr>
+                                <w:lang w:val="en-US"/>
+                              </w:rPr>
+                              <w:t>I’m wrapping up today’s session. Please prepare two summaries:</w:t>
+                            </w:r>
+                          </w:p>
+                          <w:p>
+                            <w:pPr>
+                              <w:rPr>
+                                <w:b/>
+                                <w:bCs/>
+                                <w:lang w:val="en-US"/>
+                              </w:rPr>
+                            </w:pPr>
+                            <w:r>
+                              <w:rPr>
+                                <w:rFonts w:ascii="Segoe UI Emoji" w:hAnsi="Segoe UI Emoji" w:cs="Segoe UI Emoji"/>
+                                <w:b/>
+                                <w:bCs/>
+                              </w:rPr>
+                              <w:t>📊</w:t>
+                            </w:r>
+                            <w:r>
+                              <w:rPr>
+                                <w:b/>
+                                <w:bCs/>
+                                <w:lang w:val="en-US"/>
+                              </w:rPr>
+                              <w:t xml:space="preserve"> 1. Thesis Session Summary:</w:t>
+                            </w:r>
+                          </w:p>
+                          <w:p>
+                            <w:pPr>
+                              <w:rPr>
+                                <w:lang w:val="en-US"/>
+                              </w:rPr>
+                            </w:pPr>
+                            <w:r>
+                              <w:rPr>
+                                <w:lang w:val="en-US"/>
+                              </w:rPr>
+                              <w:t>Provide a detailed summary of today’s thesis collaboration, including:</w:t>
+                            </w:r>
+                          </w:p>
+                          <w:p>
+                            <w:pPr>
+                              <w:numPr>
+                                <w:ilvl w:val="0"/>
+                                <w:numId w:val="3"/>
+                              </w:numPr>
+                              <w:rPr>
+                                <w:lang w:val="en-US"/>
+                              </w:rPr>
+                            </w:pPr>
+                            <w:r>
+                              <w:rPr>
+                                <w:lang w:val="en-US"/>
+                              </w:rPr>
+                              <w:t>Main objectives we worked on.</w:t>
+                            </w:r>
+                          </w:p>
+                          <w:p>
+                            <w:pPr>
+                              <w:numPr>
+                                <w:ilvl w:val="0"/>
+                                <w:numId w:val="3"/>
+                              </w:numPr>
+                            </w:pPr>
+                            <w:r>
+                              <w:t xml:space="preserve">Key </w:t>
+                            </w:r>
+                            <w:proofErr w:type="spellStart"/>
+                            <w:r>
+                              <w:t>decisions</w:t>
+                            </w:r>
+                            <w:proofErr w:type="spellEnd"/>
+                            <w:r>
+                              <w:t xml:space="preserve"> and </w:t>
+                            </w:r>
+                            <w:proofErr w:type="spellStart"/>
+                            <w:r>
+                              <w:t>conclusions</w:t>
+                            </w:r>
+                            <w:proofErr w:type="spellEnd"/>
+                            <w:r>
+                              <w:t>.</w:t>
+                            </w:r>
+                          </w:p>
+                          <w:p>
+                            <w:pPr>
+                              <w:numPr>
+                                <w:ilvl w:val="0"/>
+                                <w:numId w:val="3"/>
+                              </w:numPr>
+                              <w:rPr>
+                                <w:lang w:val="en-US"/>
+                              </w:rPr>
+                            </w:pPr>
+                            <w:r>
+                              <w:rPr>
+                                <w:lang w:val="en-US"/>
+                              </w:rPr>
+                              <w:t>Challenges encountered and solutions applied.</w:t>
+                            </w:r>
+                          </w:p>
+                          <w:p>
+                            <w:pPr>
+                              <w:numPr>
+                                <w:ilvl w:val="0"/>
+                                <w:numId w:val="3"/>
+                              </w:numPr>
+                              <w:rPr>
+                                <w:lang w:val="en-US"/>
+                              </w:rPr>
+                            </w:pPr>
+                            <w:r>
+                              <w:rPr>
+                                <w:lang w:val="en-US"/>
+                              </w:rPr>
+                              <w:t>Code structures and functions we implemented or improved.</w:t>
+                            </w:r>
+                          </w:p>
+                          <w:p>
+                            <w:pPr>
+                              <w:numPr>
+                                <w:ilvl w:val="0"/>
+                                <w:numId w:val="3"/>
+                              </w:numPr>
+                              <w:rPr>
+                                <w:lang w:val="en-US"/>
+                              </w:rPr>
+                            </w:pPr>
+                            <w:r>
+                              <w:rPr>
+                                <w:lang w:val="en-US"/>
+                              </w:rPr>
+                              <w:t>Next steps for the thesis.</w:t>
+                            </w:r>
+                          </w:p>
+                          <w:p>
+                            <w:pPr>
+                              <w:rPr>
+                                <w:b/>
+                                <w:bCs/>
+                                <w:lang w:val="en-US"/>
+                              </w:rPr>
+                            </w:pPr>
+                            <w:r>
+                              <w:rPr>
+                                <w:rFonts w:ascii="Segoe UI Emoji" w:hAnsi="Segoe UI Emoji" w:cs="Segoe UI Emoji"/>
+                                <w:b/>
+                                <w:bCs/>
+                              </w:rPr>
+                              <w:t>💻</w:t>
+                            </w:r>
+                            <w:r>
+                              <w:rPr>
+                                <w:b/>
+                                <w:bCs/>
+                                <w:lang w:val="en-US"/>
+                              </w:rPr>
+                              <w:t xml:space="preserve"> 2. Coding Learning Guide Summary:</w:t>
+                            </w:r>
+                          </w:p>
+                          <w:p>
+                            <w:pPr>
+                              <w:rPr>
+                                <w:lang w:val="en-US"/>
+                              </w:rPr>
+                            </w:pPr>
+                            <w:r>
+                              <w:rPr>
+                                <w:lang w:val="en-US"/>
+                              </w:rPr>
+                              <w:t>Extract key coding lessons, patterns, and best practices from today’s session, focusing on:</w:t>
+                            </w:r>
+                          </w:p>
+                          <w:p>
+                            <w:pPr>
+                              <w:numPr>
+                                <w:ilvl w:val="0"/>
+                                <w:numId w:val="4"/>
+                              </w:numPr>
+                              <w:rPr>
+                                <w:lang w:val="en-US"/>
+                              </w:rPr>
+                            </w:pPr>
+                            <w:r>
+                              <w:rPr>
+                                <w:lang w:val="en-US"/>
+                              </w:rPr>
+                              <w:t>Core programming concepts applied today.</w:t>
+                            </w:r>
+                          </w:p>
+                          <w:p>
+                            <w:pPr>
+                              <w:numPr>
+                                <w:ilvl w:val="0"/>
+                                <w:numId w:val="4"/>
+                              </w:numPr>
+                              <w:rPr>
+                                <w:lang w:val="en-US"/>
+                              </w:rPr>
+                            </w:pPr>
+                            <w:r>
+                              <w:rPr>
+                                <w:lang w:val="en-US"/>
+                              </w:rPr>
+                              <w:t>Best practices in coding structure and function design.</w:t>
+                            </w:r>
+                          </w:p>
+                          <w:p>
+                            <w:pPr>
+                              <w:numPr>
+                                <w:ilvl w:val="0"/>
+                                <w:numId w:val="4"/>
+                              </w:numPr>
+                              <w:rPr>
+                                <w:lang w:val="en-US"/>
+                              </w:rPr>
+                            </w:pPr>
+                            <w:r>
+                              <w:rPr>
+                                <w:lang w:val="en-US"/>
+                              </w:rPr>
+                              <w:t>Challenges I faced as a learner and how we approached them.</w:t>
+                            </w:r>
+                          </w:p>
+                          <w:p>
+                            <w:pPr>
+                              <w:numPr>
+                                <w:ilvl w:val="0"/>
+                                <w:numId w:val="4"/>
+                              </w:numPr>
+                              <w:rPr>
+                                <w:lang w:val="en-US"/>
+                              </w:rPr>
+                            </w:pPr>
+                            <w:r>
+                              <w:rPr>
+                                <w:lang w:val="en-US"/>
+                              </w:rPr>
+                              <w:t>Suggestions for exercises or focus areas to strengthen my skills.</w:t>
+                            </w:r>
+                          </w:p>
+                          <w:p>
+                            <w:pPr>
+                              <w:numPr>
+                                <w:ilvl w:val="0"/>
+                                <w:numId w:val="4"/>
+                              </w:numPr>
+                              <w:rPr>
+                                <w:lang w:val="en-US"/>
+                              </w:rPr>
+                            </w:pPr>
+                            <w:r>
+                              <w:rPr>
+                                <w:lang w:val="en-US"/>
+                              </w:rPr>
+                              <w:t>Recommendations for my coding learning GPT to help me reinforce these lessons.</w:t>
+                            </w:r>
+                          </w:p>
+                          <w:p>
+                            <w:pPr>
+                              <w:rPr>
+                                <w:lang w:val="en-US"/>
+                              </w:rPr>
+                            </w:pPr>
+                          </w:p>
+                        </w:txbxContent>
+                      </wps:txbx>
+                      <wps:bodyPr rot="0" vert="horz" wrap="square" lIns="91440" tIns="45720" rIns="91440" bIns="45720" anchor="t" anchorCtr="0">
+                        <a:noAutofit/>
+                      </wps:bodyPr>
+                    </wps:wsp>
+                  </a:graphicData>
+                </a:graphic>
+                <wp14:sizeRelH relativeFrom="margin">
+                  <wp14:pctWidth>0</wp14:pctWidth>
+                </wp14:sizeRelH>
+                <wp14:sizeRelV relativeFrom="margin">
+                  <wp14:pctHeight>0</wp14:pctHeight>
+                </wp14:sizeRelV>
+              </wp:anchor>
+            </w:drawing>
+          </mc:Choice>
+          <mc:Fallback>
+            <w:pict>
+              <v:shape w14:anchorId="14782BE2" id="_x0000_s1028" type="#_x0000_t202" style="position:absolute;margin-left:73.2pt;margin-top:155.9pt;width:413.4pt;height:184.2pt;z-index:251661312;visibility:visible;mso-wrap-style:square;mso-width-percent:0;mso-height-percent:0;mso-wrap-distance-left:9pt;mso-wrap-distance-top:3.6pt;mso-wrap-distance-right:9pt;mso-wrap-distance-bottom:3.6pt;mso-position-horizontal:absolute;mso-position-horizontal-relative:page;mso-position-vertical:absolute;mso-position-vertical-relative:text;mso-width-percent:0;mso-height-percent:0;mso-width-relative:margin;mso-height-relative:margin;v-text-anchor:top" o:gfxdata="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">
+                <v:textbox>
+                  <w:txbxContent>
+                    <w:p/>
+                    <w:p>
+                      <w:pPr>
+                        <w:rPr>
+                          <w:lang w:val="en-US"/>
+                        </w:rPr>
+                      </w:pPr>
+                      <w:r>
+                        <w:rPr>
+                          <w:b/>
+                          <w:bCs/>
+                          <w:lang w:val="en-US"/>
+                        </w:rPr>
+                        <w:t>"</w:t>
+                      </w:r>
+                      <w:r>
+                        <w:rPr>
+                          <w:rFonts w:ascii="Segoe UI Emoji" w:hAnsi="Segoe UI Emoji" w:cs="Segoe UI Emoji"/>
+                          <w:b/>
+                          <w:bCs/>
+                        </w:rPr>
+                        <w:t>🛠️</w:t>
+                      </w:r>
+                      <w:r>
+                        <w:rPr>
+                          <w:b/>
+                          <w:bCs/>
+                          <w:lang w:val="en-US"/>
+                        </w:rPr>
+                        <w:t xml:space="preserve"> Session Wrap-Up and Coding Knowledge Transfer </w:t>
+                      </w:r>
+                      <w:r>
+                        <w:rPr>
+                          <w:rFonts w:ascii="Segoe UI Emoji" w:hAnsi="Segoe UI Emoji" w:cs="Segoe UI Emoji"/>
+                          <w:b/>
+                          <w:bCs/>
+                        </w:rPr>
+                        <w:t>📚</w:t>
+                      </w:r>
+                    </w:p>
+                    <w:p>
+                      <w:pPr>
+                        <w:rPr>
+                          <w:lang w:val="en-US"/>
+                        </w:rPr>
+                      </w:pPr>
+                      <w:r>
+                        <w:rPr>
+                          <w:lang w:val="en-US"/>
+                        </w:rPr>
+                        <w:t>I’m wrapping up today’s session. Please prepare two summaries:</w:t>
+                      </w:r>
+                    </w:p>
+                    <w:p>
+                      <w:pPr>
+                        <w:rPr>
+                          <w:b/>
+                          <w:bCs/>
+                          <w:lang w:val="en-US"/>
+                        </w:rPr>
+                      </w:pPr>
+                      <w:r>
+                        <w:rPr>
+                          <w:rFonts w:ascii="Segoe UI Emoji" w:hAnsi="Segoe UI Emoji" w:cs="Segoe UI Emoji"/>
+                          <w:b/>
+                          <w:bCs/>
+                        </w:rPr>
+                        <w:t>📊</w:t>
+                      </w:r>
+                      <w:r>
+                        <w:rPr>
+                          <w:b/>
+                          <w:bCs/>
+                          <w:lang w:val="en-US"/>
+                        </w:rPr>
+                        <w:t xml:space="preserve"> 1. Thesis Session Summary:</w:t>
+                      </w:r>
+                    </w:p>
+                    <w:p>
+                      <w:pPr>
+                        <w:rPr>
+                          <w:lang w:val="en-US"/>
+                        </w:rPr>
+                      </w:pPr>
+                      <w:r>
+                        <w:rPr>
+                          <w:lang w:val="en-US"/>
+                        </w:rPr>
+                        <w:t>Provide a detailed summary of today’s thesis collaboration, including:</w:t>
+                      </w:r>
+                    </w:p>
+                    <w:p>
+                      <w:pPr>
+                        <w:numPr>
+                          <w:ilvl w:val="0"/>
+                          <w:numId w:val="3"/>
+                        </w:numPr>
+                        <w:rPr>
+                          <w:lang w:val="en-US"/>
+                        </w:rPr>
+                      </w:pPr>
+                      <w:r>
+                        <w:rPr>
+                          <w:lang w:val="en-US"/>
+                        </w:rPr>
+                        <w:t>Main objectives we worked on.</w:t>
+                      </w:r>
+                    </w:p>
+                    <w:p>
+                      <w:pPr>
+                        <w:numPr>
+                          <w:ilvl w:val="0"/>
+                          <w:numId w:val="3"/>
+                        </w:numPr>
+                      </w:pPr>
+                      <w:r>
+                        <w:t xml:space="preserve">Key </w:t>
+                      </w:r>
+                      <w:proofErr w:type="spellStart"/>
+                      <w:r>
+                        <w:t>decisions</w:t>
+                      </w:r>
+                      <w:proofErr w:type="spellEnd"/>
+                      <w:r>
+                        <w:t xml:space="preserve"> and </w:t>
+                      </w:r>
+                      <w:proofErr w:type="spellStart"/>
+                      <w:r>
+                        <w:t>conclusions</w:t>
+                      </w:r>
+                      <w:proofErr w:type="spellEnd"/>
+                      <w:r>
+                        <w:t>.</w:t>
+                      </w:r>
+                    </w:p>
+                    <w:p>
+                      <w:pPr>
+                        <w:numPr>
+                          <w:ilvl w:val="0"/>
+                          <w:numId w:val="3"/>
+                        </w:numPr>
+                        <w:rPr>
+                          <w:lang w:val="en-US"/>
+                        </w:rPr>
+                      </w:pPr>
+                      <w:r>
+                        <w:rPr>
+                          <w:lang w:val="en-US"/>
+                        </w:rPr>
+                        <w:t>Challenges encountered and solutions applied.</w:t>
+                      </w:r>
+                    </w:p>
+                    <w:p>
+                      <w:pPr>
+                        <w:numPr>
+                          <w:ilvl w:val="0"/>
+                          <w:numId w:val="3"/>
+                        </w:numPr>
+                        <w:rPr>
+                          <w:lang w:val="en-US"/>
+                        </w:rPr>
+                      </w:pPr>
+                      <w:r>
+                        <w:rPr>
+                          <w:lang w:val="en-US"/>
+                        </w:rPr>
+                        <w:t>Code structures and functions we implemented or improved.</w:t>
+                      </w:r>
+                    </w:p>
+                    <w:p>
+                      <w:pPr>
+                        <w:numPr>
+                          <w:ilvl w:val="0"/>
+                          <w:numId w:val="3"/>
+                        </w:numPr>
+                        <w:rPr>
+                          <w:lang w:val="en-US"/>
+                        </w:rPr>
+                      </w:pPr>
+                      <w:r>
+                        <w:rPr>
+                          <w:lang w:val="en-US"/>
+                        </w:rPr>
+                        <w:t>Next steps for the thesis.</w:t>
+                      </w:r>
+                    </w:p>
+                    <w:p>
+                      <w:pPr>
+                        <w:rPr>
+                          <w:b/>
+                          <w:bCs/>
+                          <w:lang w:val="en-US"/>
+                        </w:rPr>
+                      </w:pPr>
+                      <w:r>
+                        <w:rPr>
+                          <w:rFonts w:ascii="Segoe UI Emoji" w:hAnsi="Segoe UI Emoji" w:cs="Segoe UI Emoji"/>
+                          <w:b/>
+                          <w:bCs/>
+                        </w:rPr>
+                        <w:t>💻</w:t>
+                      </w:r>
+                      <w:r>
+                        <w:rPr>
+                          <w:b/>
+                          <w:bCs/>
+                          <w:lang w:val="en-US"/>
+                        </w:rPr>
+                        <w:t xml:space="preserve"> 2. Coding Learning Guide Summary:</w:t>
+                      </w:r>
+                    </w:p>
+                    <w:p>
+                      <w:pPr>
+                        <w:rPr>
+                          <w:lang w:val="en-US"/>
+                        </w:rPr>
+                      </w:pPr>
+                      <w:r>
+                        <w:rPr>
+                          <w:lang w:val="en-US"/>
+                        </w:rPr>
+                        <w:t>Extract key coding lessons, patterns, and best practices from today’s session, focusing on:</w:t>
+                      </w:r>
+                    </w:p>
+                    <w:p>
+                      <w:pPr>
+                        <w:numPr>
+                          <w:ilvl w:val="0"/>
+                          <w:numId w:val="4"/>
+                        </w:numPr>
+                        <w:rPr>
+                          <w:lang w:val="en-US"/>
+                        </w:rPr>
+                      </w:pPr>
+                      <w:r>
+                        <w:rPr>
+                          <w:lang w:val="en-US"/>
+                        </w:rPr>
+                        <w:t>Core programming concepts applied today.</w:t>
+                      </w:r>
+                    </w:p>
+                    <w:p>
+                      <w:pPr>
+                        <w:numPr>
+                          <w:ilvl w:val="0"/>
+                          <w:numId w:val="4"/>
+                        </w:numPr>
+                        <w:rPr>
+                          <w:lang w:val="en-US"/>
+                        </w:rPr>
+                      </w:pPr>
+                      <w:r>
+                        <w:rPr>
+                          <w:lang w:val="en-US"/>
+                        </w:rPr>
+                        <w:t>Best practices in coding structure and function design.</w:t>
+                      </w:r>
+                    </w:p>
+                    <w:p>
+                      <w:pPr>
+                        <w:numPr>
+                          <w:ilvl w:val="0"/>
+                          <w:numId w:val="4"/>
+                        </w:numPr>
+                        <w:rPr>
+                          <w:lang w:val="en-US"/>
+                        </w:rPr>
+                      </w:pPr>
+                      <w:r>
+                        <w:rPr>
+                          <w:lang w:val="en-US"/>
+                        </w:rPr>
+                        <w:t>Challenges I faced as a learner and how we approached them.</w:t>
+                      </w:r>
+                    </w:p>
+                    <w:p>
+                      <w:pPr>
+                        <w:numPr>
+                          <w:ilvl w:val="0"/>
+                          <w:numId w:val="4"/>
+                        </w:numPr>
+                        <w:rPr>
+                          <w:lang w:val="en-US"/>
+                        </w:rPr>
+                      </w:pPr>
+                      <w:r>
+                        <w:rPr>
+                          <w:lang w:val="en-US"/>
+                        </w:rPr>
+                        <w:t>Suggestions for exercises or focus areas to strengthen my skills.</w:t>
+                      </w:r>
+                    </w:p>
+                    <w:p>
+                      <w:pPr>
+                        <w:numPr>
+                          <w:ilvl w:val="0"/>
+                          <w:numId w:val="4"/>
+                        </w:numPr>
+                        <w:rPr>
+                          <w:lang w:val="en-US"/>
+                        </w:rPr>
+                      </w:pPr>
+                      <w:r>
+                        <w:rPr>
+                          <w:lang w:val="en-US"/>
+                        </w:rPr>
+                        <w:t>Recommendations for my coding learning GPT to help me reinforce these lessons.</w:t>
+                      </w:r>
+                    </w:p>
+                    <w:p>
+                      <w:pPr>
+                        <w:rPr>
+                          <w:lang w:val="en-US"/>
+                        </w:rPr>
+                      </w:pPr>
+                    </w:p>
+                  </w:txbxContent>
+                </v:textbox>
+                <w10:wrap type="square" anchorx="page"/>
+              </v:shape>
+            </w:pict>
+          </mc:Fallback>
+        </mc:AlternateContent>
+      </w:r>
+      <w:proofErr w:type="spellStart"/>
+      <w:r>
+        <w:t>End</w:t>
+      </w:r>
+      <w:proofErr w:type="spellEnd"/>
+      <w:r>
+        <w:t xml:space="preserve"> of </w:t>
+      </w:r>
+      <w:proofErr w:type="spellStart"/>
+      <w:r>
+        <w:t>day</w:t>
+      </w:r>
+      <w:proofErr w:type="spellEnd"/>
+      <w:r>
+        <w:t xml:space="preserve"> </w:t>
+      </w:r>
+      <w:proofErr w:type="spellStart"/>
+      <w:r>
+        <w:t>prompt</w:t>
+      </w:r>
+      <w:proofErr w:type="spellEnd"/>
+      <w:r>
+        <w:t>:</w:t>
+      </w:r>
+    </w:p>
+    <w:p/>
+    <w:p/>
     <w:p/>
     <w:sectPr>
       <w:pgSz w:w="11906" w:h="16838"/>
@@ -568,6 +1308,619 @@
     </w:sectPr>
   </w:body>
 </w:document>
+</file>
+
+<file path=word/numbering.xml><?xml version="1.0" encoding="utf-8"?>
+<w:numbering xmlns:wpc="http://schemas.microsoft.com/office/word/2010/wordprocessingCanvas" xmlns:cx="http://schemas.microsoft.com/office/drawing/2014/chartex" xmlns:cx1="http://schemas.microsoft.com/office/drawing/2015/9/8/chartex" xmlns:cx2="http://schemas.microsoft.com/office/drawing/2015/10/21/chartex" xmlns:cx3="http://schemas.microsoft.com/office/drawing/2016/5/9/chartex" xmlns:cx4="http://schemas.microsoft.com/office/drawing/2016/5/10/chartex" xmlns:cx5="http://schemas.microsoft.com/office/drawing/2016/5/11/chartex" xmlns:cx6="http://schemas.microsoft.com/office/drawing/2016/5/12/chartex" xmlns:cx7="http://schemas.microsoft.com/office/drawing/2016/5/13/chartex" xmlns:cx8="http://schemas.microsoft.com/office/drawing/2016/5/14/chartex" xmlns:mc="http://schemas.openxmlformats.org/markup-compatibility/2006" xmlns:aink="http://schemas.microsoft.com/office/drawing/2016/ink" xmlns:am3d="http://schemas.microsoft.com/office/drawing/2017/model3d" xmlns:o="urn:schemas-microsoft-com:office:office" xmlns:oel="http://schemas.microsoft.com/office/2019/extlst" xmlns:r="http://schemas.openxmlformats.org/officeDocument/2006/relationships" xmlns:m="http://schemas.openxmlformats.org/officeDocument/2006/math" xmlns:v="urn:schemas-microsoft-com:vml" xmlns:wp14="http://schemas.microsoft.com/office/word/2010/wordprocessingDrawing" xmlns:wp="http://schemas.openxmlformats.org/drawingml/2006/wordprocessingDrawing" xmlns:w10="urn:schemas-microsoft-com:office:word" xmlns:w="http://schemas.openxmlformats.org/wordprocessingml/2006/main" xmlns:w14="http://schemas.microsoft.com/office/word/2010/wordml" xmlns:w15="http://schemas.microsoft.com/office/word/2012/wordml" xmlns:w16cex="http://schemas.microsoft.com/office/word/2018/wordml/cex" xmlns:w16cid="http://schemas.microsoft.com/office/word/2016/wordml/cid" xmlns:w16="http://schemas.microsoft.com/office/word/2018/wordml" xmlns:w16du="http://schemas.microsoft.com/office/word/2023/wordml/word16du" xmlns:w16sdtdh="http://schemas.microsoft.com/office/word/2020/wordml/sdtdatahash" xmlns:w16sdtfl="http://schemas.microsoft.com/office/word/2024/wordml/sdtformatlock" xmlns:w16se="http://schemas.microsoft.com/office/word/2015/wordml/symex" xmlns:wpg="http://schemas.microsoft.com/office/word/2010/wordprocessingGroup" xmlns:wpi="http://schemas.microsoft.com/office/word/2010/wordprocessingInk" xmlns:wne="http://schemas.microsoft.com/office/word/2006/wordml" xmlns:wps="http://schemas.microsoft.com/office/word/2010/wordprocessingShape" mc:Ignorable="w14 w15 w16se w16cid w16 w16cex w16sdtdh w16sdtfl w16du wp14">
+  <w:abstractNum w:abstractNumId="0" w15:restartNumberingAfterBreak="0">
+    <w:nsid w:val="15BF6DC1"/>
+    <w:multiLevelType w:val="multilevel"/>
+    <w:tmpl w:val="A37C3718"/>
+    <w:lvl w:ilvl="0">
+      <w:start w:val="1"/>
+      <w:numFmt w:val="bullet"/>
+      <w:lvlText w:val=""/>
+      <w:lvlJc w:val="left"/>
+      <w:pPr>
+        <w:tabs>
+          <w:tab w:val="num" w:pos="720"/>
+        </w:tabs>
+        <w:ind w:left="720" w:hanging="360"/>
+      </w:pPr>
+      <w:rPr>
+        <w:rFonts w:ascii="Symbol" w:hAnsi="Symbol" w:hint="default"/>
+        <w:sz w:val="20"/>
+      </w:rPr>
+    </w:lvl>
+    <w:lvl w:ilvl="1" w:tentative="1">
+      <w:start w:val="1"/>
+      <w:numFmt w:val="bullet"/>
+      <w:lvlText w:val="o"/>
+      <w:lvlJc w:val="left"/>
+      <w:pPr>
+        <w:tabs>
+          <w:tab w:val="num" w:pos="1440"/>
+        </w:tabs>
+        <w:ind w:left="1440" w:hanging="360"/>
+      </w:pPr>
+      <w:rPr>
+        <w:rFonts w:ascii="Courier New" w:hAnsi="Courier New" w:hint="default"/>
+        <w:sz w:val="20"/>
+      </w:rPr>
+    </w:lvl>
+    <w:lvl w:ilvl="2" w:tentative="1">
+      <w:start w:val="1"/>
+      <w:numFmt w:val="bullet"/>
+      <w:lvlText w:val=""/>
+      <w:lvlJc w:val="left"/>
+      <w:pPr>
+        <w:tabs>
+          <w:tab w:val="num" w:pos="2160"/>
+        </w:tabs>
+        <w:ind w:left="2160" w:hanging="360"/>
+      </w:pPr>
+      <w:rPr>
+        <w:rFonts w:ascii="Wingdings" w:hAnsi="Wingdings" w:hint="default"/>
+        <w:sz w:val="20"/>
+      </w:rPr>
+    </w:lvl>
+    <w:lvl w:ilvl="3" w:tentative="1">
+      <w:start w:val="1"/>
+      <w:numFmt w:val="bullet"/>
+      <w:lvlText w:val=""/>
+      <w:lvlJc w:val="left"/>
+      <w:pPr>
+        <w:tabs>
+          <w:tab w:val="num" w:pos="2880"/>
+        </w:tabs>
+        <w:ind w:left="2880" w:hanging="360"/>
+      </w:pPr>
+      <w:rPr>
+        <w:rFonts w:ascii="Wingdings" w:hAnsi="Wingdings" w:hint="default"/>
+        <w:sz w:val="20"/>
+      </w:rPr>
+    </w:lvl>
+    <w:lvl w:ilvl="4" w:tentative="1">
+      <w:start w:val="1"/>
+      <w:numFmt w:val="bullet"/>
+      <w:lvlText w:val=""/>
+      <w:lvlJc w:val="left"/>
+      <w:pPr>
+        <w:tabs>
+          <w:tab w:val="num" w:pos="3600"/>
+        </w:tabs>
+        <w:ind w:left="3600" w:hanging="360"/>
+      </w:pPr>
+      <w:rPr>
+        <w:rFonts w:ascii="Wingdings" w:hAnsi="Wingdings" w:hint="default"/>
+        <w:sz w:val="20"/>
+      </w:rPr>
+    </w:lvl>
+    <w:lvl w:ilvl="5" w:tentative="1">
+      <w:start w:val="1"/>
+      <w:numFmt w:val="bullet"/>
+      <w:lvlText w:val=""/>
+      <w:lvlJc w:val="left"/>
+      <w:pPr>
+        <w:tabs>
+          <w:tab w:val="num" w:pos="4320"/>
+        </w:tabs>
+        <w:ind w:left="4320" w:hanging="360"/>
+      </w:pPr>
+      <w:rPr>
+        <w:rFonts w:ascii="Wingdings" w:hAnsi="Wingdings" w:hint="default"/>
+        <w:sz w:val="20"/>
+      </w:rPr>
+    </w:lvl>
+    <w:lvl w:ilvl="6" w:tentative="1">
+      <w:start w:val="1"/>
+      <w:numFmt w:val="bullet"/>
+      <w:lvlText w:val=""/>
+      <w:lvlJc w:val="left"/>
+      <w:pPr>
+        <w:tabs>
+          <w:tab w:val="num" w:pos="5040"/>
+        </w:tabs>
+        <w:ind w:left="5040" w:hanging="360"/>
+      </w:pPr>
+      <w:rPr>
+        <w:rFonts w:ascii="Wingdings" w:hAnsi="Wingdings" w:hint="default"/>
+        <w:sz w:val="20"/>
+      </w:rPr>
+    </w:lvl>
+    <w:lvl w:ilvl="7" w:tentative="1">
+      <w:start w:val="1"/>
+      <w:numFmt w:val="bullet"/>
+      <w:lvlText w:val=""/>
+      <w:lvlJc w:val="left"/>
+      <w:pPr>
+        <w:tabs>
+          <w:tab w:val="num" w:pos="5760"/>
+        </w:tabs>
+        <w:ind w:left="5760" w:hanging="360"/>
+      </w:pPr>
+      <w:rPr>
+        <w:rFonts w:ascii="Wingdings" w:hAnsi="Wingdings" w:hint="default"/>
+        <w:sz w:val="20"/>
+      </w:rPr>
+    </w:lvl>
+    <w:lvl w:ilvl="8" w:tentative="1">
+      <w:start w:val="1"/>
+      <w:numFmt w:val="bullet"/>
+      <w:lvlText w:val=""/>
+      <w:lvlJc w:val="left"/>
+      <w:pPr>
+        <w:tabs>
+          <w:tab w:val="num" w:pos="6480"/>
+        </w:tabs>
+        <w:ind w:left="6480" w:hanging="360"/>
+      </w:pPr>
+      <w:rPr>
+        <w:rFonts w:ascii="Wingdings" w:hAnsi="Wingdings" w:hint="default"/>
+        <w:sz w:val="20"/>
+      </w:rPr>
+    </w:lvl>
+  </w:abstractNum>
+  <w:abstractNum w:abstractNumId="1" w15:restartNumberingAfterBreak="0">
+    <w:nsid w:val="1FD868F5"/>
+    <w:multiLevelType w:val="multilevel"/>
+    <w:tmpl w:val="8EA031EC"/>
+    <w:lvl w:ilvl="0">
+      <w:start w:val="1"/>
+      <w:numFmt w:val="bullet"/>
+      <w:lvlText w:val=""/>
+      <w:lvlJc w:val="left"/>
+      <w:pPr>
+        <w:tabs>
+          <w:tab w:val="num" w:pos="720"/>
+        </w:tabs>
+        <w:ind w:left="720" w:hanging="360"/>
+      </w:pPr>
+      <w:rPr>
+        <w:rFonts w:ascii="Symbol" w:hAnsi="Symbol" w:hint="default"/>
+        <w:sz w:val="20"/>
+      </w:rPr>
+    </w:lvl>
+    <w:lvl w:ilvl="1" w:tentative="1">
+      <w:start w:val="1"/>
+      <w:numFmt w:val="bullet"/>
+      <w:lvlText w:val="o"/>
+      <w:lvlJc w:val="left"/>
+      <w:pPr>
+        <w:tabs>
+          <w:tab w:val="num" w:pos="1440"/>
+        </w:tabs>
+        <w:ind w:left="1440" w:hanging="360"/>
+      </w:pPr>
+      <w:rPr>
+        <w:rFonts w:ascii="Courier New" w:hAnsi="Courier New" w:hint="default"/>
+        <w:sz w:val="20"/>
+      </w:rPr>
+    </w:lvl>
+    <w:lvl w:ilvl="2" w:tentative="1">
+      <w:start w:val="1"/>
+      <w:numFmt w:val="bullet"/>
+      <w:lvlText w:val=""/>
+      <w:lvlJc w:val="left"/>
+      <w:pPr>
+        <w:tabs>
+          <w:tab w:val="num" w:pos="2160"/>
+        </w:tabs>
+        <w:ind w:left="2160" w:hanging="360"/>
+      </w:pPr>
+      <w:rPr>
+        <w:rFonts w:ascii="Wingdings" w:hAnsi="Wingdings" w:hint="default"/>
+        <w:sz w:val="20"/>
+      </w:rPr>
+    </w:lvl>
+    <w:lvl w:ilvl="3" w:tentative="1">
+      <w:start w:val="1"/>
+      <w:numFmt w:val="bullet"/>
+      <w:lvlText w:val=""/>
+      <w:lvlJc w:val="left"/>
+      <w:pPr>
+        <w:tabs>
+          <w:tab w:val="num" w:pos="2880"/>
+        </w:tabs>
+        <w:ind w:left="2880" w:hanging="360"/>
+      </w:pPr>
+      <w:rPr>
+        <w:rFonts w:ascii="Wingdings" w:hAnsi="Wingdings" w:hint="default"/>
+        <w:sz w:val="20"/>
+      </w:rPr>
+    </w:lvl>
+    <w:lvl w:ilvl="4" w:tentative="1">
+      <w:start w:val="1"/>
+      <w:numFmt w:val="bullet"/>
+      <w:lvlText w:val=""/>
+      <w:lvlJc w:val="left"/>
+      <w:pPr>
+        <w:tabs>
+          <w:tab w:val="num" w:pos="3600"/>
+        </w:tabs>
+        <w:ind w:left="3600" w:hanging="360"/>
+      </w:pPr>
+      <w:rPr>
+        <w:rFonts w:ascii="Wingdings" w:hAnsi="Wingdings" w:hint="default"/>
+        <w:sz w:val="20"/>
+      </w:rPr>
+    </w:lvl>
+    <w:lvl w:ilvl="5" w:tentative="1">
+      <w:start w:val="1"/>
+      <w:numFmt w:val="bullet"/>
+      <w:lvlText w:val=""/>
+      <w:lvlJc w:val="left"/>
+      <w:pPr>
+        <w:tabs>
+          <w:tab w:val="num" w:pos="4320"/>
+        </w:tabs>
+        <w:ind w:left="4320" w:hanging="360"/>
+      </w:pPr>
+      <w:rPr>
+        <w:rFonts w:ascii="Wingdings" w:hAnsi="Wingdings" w:hint="default"/>
+        <w:sz w:val="20"/>
+      </w:rPr>
+    </w:lvl>
+    <w:lvl w:ilvl="6" w:tentative="1">
+      <w:start w:val="1"/>
+      <w:numFmt w:val="bullet"/>
+      <w:lvlText w:val=""/>
+      <w:lvlJc w:val="left"/>
+      <w:pPr>
+        <w:tabs>
+          <w:tab w:val="num" w:pos="5040"/>
+        </w:tabs>
+        <w:ind w:left="5040" w:hanging="360"/>
+      </w:pPr>
+      <w:rPr>
+        <w:rFonts w:ascii="Wingdings" w:hAnsi="Wingdings" w:hint="default"/>
+        <w:sz w:val="20"/>
+      </w:rPr>
+    </w:lvl>
+    <w:lvl w:ilvl="7" w:tentative="1">
+      <w:start w:val="1"/>
+      <w:numFmt w:val="bullet"/>
+      <w:lvlText w:val=""/>
+      <w:lvlJc w:val="left"/>
+      <w:pPr>
+        <w:tabs>
+          <w:tab w:val="num" w:pos="5760"/>
+        </w:tabs>
+        <w:ind w:left="5760" w:hanging="360"/>
+      </w:pPr>
+      <w:rPr>
+        <w:rFonts w:ascii="Wingdings" w:hAnsi="Wingdings" w:hint="default"/>
+        <w:sz w:val="20"/>
+      </w:rPr>
+    </w:lvl>
+    <w:lvl w:ilvl="8" w:tentative="1">
+      <w:start w:val="1"/>
+      <w:numFmt w:val="bullet"/>
+      <w:lvlText w:val=""/>
+      <w:lvlJc w:val="left"/>
+      <w:pPr>
+        <w:tabs>
+          <w:tab w:val="num" w:pos="6480"/>
+        </w:tabs>
+        <w:ind w:left="6480" w:hanging="360"/>
+      </w:pPr>
+      <w:rPr>
+        <w:rFonts w:ascii="Wingdings" w:hAnsi="Wingdings" w:hint="default"/>
+        <w:sz w:val="20"/>
+      </w:rPr>
+    </w:lvl>
+  </w:abstractNum>
+  <w:abstractNum w:abstractNumId="2" w15:restartNumberingAfterBreak="0">
+    <w:nsid w:val="300E3D56"/>
+    <w:multiLevelType w:val="multilevel"/>
+    <w:tmpl w:val="7892EA66"/>
+    <w:lvl w:ilvl="0">
+      <w:start w:val="1"/>
+      <w:numFmt w:val="bullet"/>
+      <w:lvlText w:val=""/>
+      <w:lvlJc w:val="left"/>
+      <w:pPr>
+        <w:tabs>
+          <w:tab w:val="num" w:pos="720"/>
+        </w:tabs>
+        <w:ind w:left="720" w:hanging="360"/>
+      </w:pPr>
+      <w:rPr>
+        <w:rFonts w:ascii="Symbol" w:hAnsi="Symbol" w:hint="default"/>
+        <w:sz w:val="20"/>
+      </w:rPr>
+    </w:lvl>
+    <w:lvl w:ilvl="1" w:tentative="1">
+      <w:start w:val="1"/>
+      <w:numFmt w:val="bullet"/>
+      <w:lvlText w:val="o"/>
+      <w:lvlJc w:val="left"/>
+      <w:pPr>
+        <w:tabs>
+          <w:tab w:val="num" w:pos="1440"/>
+        </w:tabs>
+        <w:ind w:left="1440" w:hanging="360"/>
+      </w:pPr>
+      <w:rPr>
+        <w:rFonts w:ascii="Courier New" w:hAnsi="Courier New" w:hint="default"/>
+        <w:sz w:val="20"/>
+      </w:rPr>
+    </w:lvl>
+    <w:lvl w:ilvl="2" w:tentative="1">
+      <w:start w:val="1"/>
+      <w:numFmt w:val="bullet"/>
+      <w:lvlText w:val=""/>
+      <w:lvlJc w:val="left"/>
+      <w:pPr>
+        <w:tabs>
+          <w:tab w:val="num" w:pos="2160"/>
+        </w:tabs>
+        <w:ind w:left="2160" w:hanging="360"/>
+      </w:pPr>
+      <w:rPr>
+        <w:rFonts w:ascii="Wingdings" w:hAnsi="Wingdings" w:hint="default"/>
+        <w:sz w:val="20"/>
+      </w:rPr>
+    </w:lvl>
+    <w:lvl w:ilvl="3" w:tentative="1">
+      <w:start w:val="1"/>
+      <w:numFmt w:val="bullet"/>
+      <w:lvlText w:val=""/>
+      <w:lvlJc w:val="left"/>
+      <w:pPr>
+        <w:tabs>
+          <w:tab w:val="num" w:pos="2880"/>
+        </w:tabs>
+        <w:ind w:left="2880" w:hanging="360"/>
+      </w:pPr>
+      <w:rPr>
+        <w:rFonts w:ascii="Wingdings" w:hAnsi="Wingdings" w:hint="default"/>
+        <w:sz w:val="20"/>
+      </w:rPr>
+    </w:lvl>
+    <w:lvl w:ilvl="4" w:tentative="1">
+      <w:start w:val="1"/>
+      <w:numFmt w:val="bullet"/>
+      <w:lvlText w:val=""/>
+      <w:lvlJc w:val="left"/>
+      <w:pPr>
+        <w:tabs>
+          <w:tab w:val="num" w:pos="3600"/>
+        </w:tabs>
+        <w:ind w:left="3600" w:hanging="360"/>
+      </w:pPr>
+      <w:rPr>
+        <w:rFonts w:ascii="Wingdings" w:hAnsi="Wingdings" w:hint="default"/>
+        <w:sz w:val="20"/>
+      </w:rPr>
+    </w:lvl>
+    <w:lvl w:ilvl="5" w:tentative="1">
+      <w:start w:val="1"/>
+      <w:numFmt w:val="bullet"/>
+      <w:lvlText w:val=""/>
+      <w:lvlJc w:val="left"/>
+      <w:pPr>
+        <w:tabs>
+          <w:tab w:val="num" w:pos="4320"/>
+        </w:tabs>
+        <w:ind w:left="4320" w:hanging="360"/>
+      </w:pPr>
+      <w:rPr>
+        <w:rFonts w:ascii="Wingdings" w:hAnsi="Wingdings" w:hint="default"/>
+        <w:sz w:val="20"/>
+      </w:rPr>
+    </w:lvl>
+    <w:lvl w:ilvl="6" w:tentative="1">
+      <w:start w:val="1"/>
+      <w:numFmt w:val="bullet"/>
+      <w:lvlText w:val=""/>
+      <w:lvlJc w:val="left"/>
+      <w:pPr>
+        <w:tabs>
+          <w:tab w:val="num" w:pos="5040"/>
+        </w:tabs>
+        <w:ind w:left="5040" w:hanging="360"/>
+      </w:pPr>
+      <w:rPr>
+        <w:rFonts w:ascii="Wingdings" w:hAnsi="Wingdings" w:hint="default"/>
+        <w:sz w:val="20"/>
+      </w:rPr>
+    </w:lvl>
+    <w:lvl w:ilvl="7" w:tentative="1">
+      <w:start w:val="1"/>
+      <w:numFmt w:val="bullet"/>
+      <w:lvlText w:val=""/>
+      <w:lvlJc w:val="left"/>
+      <w:pPr>
+        <w:tabs>
+          <w:tab w:val="num" w:pos="5760"/>
+        </w:tabs>
+        <w:ind w:left="5760" w:hanging="360"/>
+      </w:pPr>
+      <w:rPr>
+        <w:rFonts w:ascii="Wingdings" w:hAnsi="Wingdings" w:hint="default"/>
+        <w:sz w:val="20"/>
+      </w:rPr>
+    </w:lvl>
+    <w:lvl w:ilvl="8" w:tentative="1">
+      <w:start w:val="1"/>
+      <w:numFmt w:val="bullet"/>
+      <w:lvlText w:val=""/>
+      <w:lvlJc w:val="left"/>
+      <w:pPr>
+        <w:tabs>
+          <w:tab w:val="num" w:pos="6480"/>
+        </w:tabs>
+        <w:ind w:left="6480" w:hanging="360"/>
+      </w:pPr>
+      <w:rPr>
+        <w:rFonts w:ascii="Wingdings" w:hAnsi="Wingdings" w:hint="default"/>
+        <w:sz w:val="20"/>
+      </w:rPr>
+    </w:lvl>
+  </w:abstractNum>
+  <w:abstractNum w:abstractNumId="3" w15:restartNumberingAfterBreak="0">
+    <w:nsid w:val="59556491"/>
+    <w:multiLevelType w:val="multilevel"/>
+    <w:tmpl w:val="D680875E"/>
+    <w:lvl w:ilvl="0">
+      <w:start w:val="1"/>
+      <w:numFmt w:val="bullet"/>
+      <w:lvlText w:val=""/>
+      <w:lvlJc w:val="left"/>
+      <w:pPr>
+        <w:tabs>
+          <w:tab w:val="num" w:pos="720"/>
+        </w:tabs>
+        <w:ind w:left="720" w:hanging="360"/>
+      </w:pPr>
+      <w:rPr>
+        <w:rFonts w:ascii="Symbol" w:hAnsi="Symbol" w:hint="default"/>
+        <w:sz w:val="20"/>
+      </w:rPr>
+    </w:lvl>
+    <w:lvl w:ilvl="1" w:tentative="1">
+      <w:start w:val="1"/>
+      <w:numFmt w:val="bullet"/>
+      <w:lvlText w:val="o"/>
+      <w:lvlJc w:val="left"/>
+      <w:pPr>
+        <w:tabs>
+          <w:tab w:val="num" w:pos="1440"/>
+        </w:tabs>
+        <w:ind w:left="1440" w:hanging="360"/>
+      </w:pPr>
+      <w:rPr>
+        <w:rFonts w:ascii="Courier New" w:hAnsi="Courier New" w:hint="default"/>
+        <w:sz w:val="20"/>
+      </w:rPr>
+    </w:lvl>
+    <w:lvl w:ilvl="2" w:tentative="1">
+      <w:start w:val="1"/>
+      <w:numFmt w:val="bullet"/>
+      <w:lvlText w:val=""/>
+      <w:lvlJc w:val="left"/>
+      <w:pPr>
+        <w:tabs>
+          <w:tab w:val="num" w:pos="2160"/>
+        </w:tabs>
+        <w:ind w:left="2160" w:hanging="360"/>
+      </w:pPr>
+      <w:rPr>
+        <w:rFonts w:ascii="Wingdings" w:hAnsi="Wingdings" w:hint="default"/>
+        <w:sz w:val="20"/>
+      </w:rPr>
+    </w:lvl>
+    <w:lvl w:ilvl="3" w:tentative="1">
+      <w:start w:val="1"/>
+      <w:numFmt w:val="bullet"/>
+      <w:lvlText w:val=""/>
+      <w:lvlJc w:val="left"/>
+      <w:pPr>
+        <w:tabs>
+          <w:tab w:val="num" w:pos="2880"/>
+        </w:tabs>
+        <w:ind w:left="2880" w:hanging="360"/>
+      </w:pPr>
+      <w:rPr>
+        <w:rFonts w:ascii="Wingdings" w:hAnsi="Wingdings" w:hint="default"/>
+        <w:sz w:val="20"/>
+      </w:rPr>
+    </w:lvl>
+    <w:lvl w:ilvl="4" w:tentative="1">
+      <w:start w:val="1"/>
+      <w:numFmt w:val="bullet"/>
+      <w:lvlText w:val=""/>
+      <w:lvlJc w:val="left"/>
+      <w:pPr>
+        <w:tabs>
+          <w:tab w:val="num" w:pos="3600"/>
+        </w:tabs>
+        <w:ind w:left="3600" w:hanging="360"/>
+      </w:pPr>
+      <w:rPr>
+        <w:rFonts w:ascii="Wingdings" w:hAnsi="Wingdings" w:hint="default"/>
+        <w:sz w:val="20"/>
+      </w:rPr>
+    </w:lvl>
+    <w:lvl w:ilvl="5" w:tentative="1">
+      <w:start w:val="1"/>
+      <w:numFmt w:val="bullet"/>
+      <w:lvlText w:val=""/>
+      <w:lvlJc w:val="left"/>
+      <w:pPr>
+        <w:tabs>
+          <w:tab w:val="num" w:pos="4320"/>
+        </w:tabs>
+        <w:ind w:left="4320" w:hanging="360"/>
+      </w:pPr>
+      <w:rPr>
+        <w:rFonts w:ascii="Wingdings" w:hAnsi="Wingdings" w:hint="default"/>
+        <w:sz w:val="20"/>
+      </w:rPr>
+    </w:lvl>
+    <w:lvl w:ilvl="6" w:tentative="1">
+      <w:start w:val="1"/>
+      <w:numFmt w:val="bullet"/>
+      <w:lvlText w:val=""/>
+      <w:lvlJc w:val="left"/>
+      <w:pPr>
+        <w:tabs>
+          <w:tab w:val="num" w:pos="5040"/>
+        </w:tabs>
+        <w:ind w:left="5040" w:hanging="360"/>
+      </w:pPr>
+      <w:rPr>
+        <w:rFonts w:ascii="Wingdings" w:hAnsi="Wingdings" w:hint="default"/>
+        <w:sz w:val="20"/>
+      </w:rPr>
+    </w:lvl>
+    <w:lvl w:ilvl="7" w:tentative="1">
+      <w:start w:val="1"/>
+      <w:numFmt w:val="bullet"/>
+      <w:lvlText w:val=""/>
+      <w:lvlJc w:val="left"/>
+      <w:pPr>
+        <w:tabs>
+          <w:tab w:val="num" w:pos="5760"/>
+        </w:tabs>
+        <w:ind w:left="5760" w:hanging="360"/>
+      </w:pPr>
+      <w:rPr>
+        <w:rFonts w:ascii="Wingdings" w:hAnsi="Wingdings" w:hint="default"/>
+        <w:sz w:val="20"/>
+      </w:rPr>
+    </w:lvl>
+    <w:lvl w:ilvl="8" w:tentative="1">
+      <w:start w:val="1"/>
+      <w:numFmt w:val="bullet"/>
+      <w:lvlText w:val=""/>
+      <w:lvlJc w:val="left"/>
+      <w:pPr>
+        <w:tabs>
+          <w:tab w:val="num" w:pos="6480"/>
+        </w:tabs>
+        <w:ind w:left="6480" w:hanging="360"/>
+      </w:pPr>
+      <w:rPr>
+        <w:rFonts w:ascii="Wingdings" w:hAnsi="Wingdings" w:hint="default"/>
+        <w:sz w:val="20"/>
+      </w:rPr>
+    </w:lvl>
+  </w:abstractNum>
+  <w:num w:numId="1" w16cid:durableId="1573853247">
+    <w:abstractNumId w:val="1"/>
+  </w:num>
+  <w:num w:numId="2" w16cid:durableId="1456219640">
+    <w:abstractNumId w:val="3"/>
+  </w:num>
+  <w:num w:numId="3" w16cid:durableId="327290467">
+    <w:abstractNumId w:val="0"/>
+  </w:num>
+  <w:num w:numId="4" w16cid:durableId="162479134">
+    <w:abstractNumId w:val="2"/>
+  </w:num>
+</w:numbering>
 </file>
 
 <file path=word/styles.xml><?xml version="1.0" encoding="utf-8"?>

--- a/Docs/Prompts.docx
+++ b/Docs/Prompts.docx
@@ -142,6 +142,11 @@
       </w:r>
     </w:p>
     <w:p>
+      <w:pPr>
+        <w:rPr>
+          <w:lang w:val="en-US"/>
+        </w:rPr>
+      </w:pPr>
       <w:r>
         <w:rPr>
           <w:noProof/>
@@ -215,6 +220,36 @@
                             <w:proofErr w:type="spellEnd"/>
                             <w:r>
                               <w:rPr>
+                                <w:b/>
+                                <w:bCs/>
+                                <w:i/>
+                                <w:iCs/>
+                                <w:lang w:val="en-US"/>
+                              </w:rPr>
+                              <w:t xml:space="preserve"> (</w:t>
+                            </w:r>
+                            <w:r>
+                              <w:rPr>
+                                <w:b/>
+                                <w:bCs/>
+                                <w:i/>
+                                <w:iCs/>
+                                <w:lang w:val="en-US"/>
+                              </w:rPr>
+                              <w:t>https://github.com/Jess-Amora/TFG_Wing_Modeling</w:t>
+                            </w:r>
+                            <w:r>
+                              <w:rPr>
+                                <w:b/>
+                                <w:bCs/>
+                                <w:i/>
+                                <w:iCs/>
+                                <w:lang w:val="en-US"/>
+                              </w:rPr>
+                              <w:t>)</w:t>
+                            </w:r>
+                            <w:r>
+                              <w:rPr>
                                 <w:i/>
                                 <w:iCs/>
                                 <w:lang w:val="en-US"/>
@@ -401,6 +436,36 @@
                       <w:proofErr w:type="spellEnd"/>
                       <w:r>
                         <w:rPr>
+                          <w:b/>
+                          <w:bCs/>
+                          <w:i/>
+                          <w:iCs/>
+                          <w:lang w:val="en-US"/>
+                        </w:rPr>
+                        <w:t xml:space="preserve"> (</w:t>
+                      </w:r>
+                      <w:r>
+                        <w:rPr>
+                          <w:b/>
+                          <w:bCs/>
+                          <w:i/>
+                          <w:iCs/>
+                          <w:lang w:val="en-US"/>
+                        </w:rPr>
+                        <w:t>https://github.com/Jess-Amora/TFG_Wing_Modeling</w:t>
+                      </w:r>
+                      <w:r>
+                        <w:rPr>
+                          <w:b/>
+                          <w:bCs/>
+                          <w:i/>
+                          <w:iCs/>
+                          <w:lang w:val="en-US"/>
+                        </w:rPr>
+                        <w:t>)</w:t>
+                      </w:r>
+                      <w:r>
+                        <w:rPr>
                           <w:i/>
                           <w:iCs/>
                           <w:lang w:val="en-US"/>
@@ -550,16 +615,33 @@
           </mc:Fallback>
         </mc:AlternateContent>
       </w:r>
+      <w:r>
+        <w:rPr>
+          <w:lang w:val="en-US"/>
+        </w:rPr>
+        <w:t xml:space="preserve">Starting a </w:t>
+      </w:r>
       <w:proofErr w:type="spellStart"/>
       <w:r>
-        <w:t>Starting</w:t>
+        <w:rPr>
+          <w:lang w:val="en-US"/>
+        </w:rPr>
+        <w:t>sesión</w:t>
       </w:r>
       <w:proofErr w:type="spellEnd"/>
       <w:r>
-        <w:t xml:space="preserve"> a sesión:</w:t>
+        <w:rPr>
+          <w:lang w:val="en-US"/>
+        </w:rPr>
+        <w:t>:</w:t>
       </w:r>
     </w:p>
     <w:p>
+      <w:pPr>
+        <w:rPr>
+          <w:lang w:val="en-US"/>
+        </w:rPr>
+      </w:pPr>
       <w:r>
         <w:rPr>
           <w:noProof/>
@@ -1272,34 +1354,34 @@
           </mc:Fallback>
         </mc:AlternateContent>
       </w:r>
-      <w:proofErr w:type="spellStart"/>
       <w:r>
-        <w:t>End</w:t>
-      </w:r>
-      <w:proofErr w:type="spellEnd"/>
-      <w:r>
-        <w:t xml:space="preserve"> of </w:t>
-      </w:r>
-      <w:proofErr w:type="spellStart"/>
-      <w:r>
-        <w:t>day</w:t>
-      </w:r>
-      <w:proofErr w:type="spellEnd"/>
-      <w:r>
-        <w:t xml:space="preserve"> </w:t>
-      </w:r>
-      <w:proofErr w:type="spellStart"/>
-      <w:r>
-        <w:t>prompt</w:t>
-      </w:r>
-      <w:proofErr w:type="spellEnd"/>
-      <w:r>
-        <w:t>:</w:t>
+        <w:rPr>
+          <w:lang w:val="en-US"/>
+        </w:rPr>
+        <w:t>End of day prompt:</w:t>
       </w:r>
     </w:p>
-    <w:p/>
-    <w:p/>
-    <w:p/>
+    <w:p>
+      <w:pPr>
+        <w:rPr>
+          <w:lang w:val="en-US"/>
+        </w:rPr>
+      </w:pPr>
+    </w:p>
+    <w:p>
+      <w:pPr>
+        <w:rPr>
+          <w:lang w:val="en-US"/>
+        </w:rPr>
+      </w:pPr>
+    </w:p>
+    <w:p>
+      <w:pPr>
+        <w:rPr>
+          <w:lang w:val="en-US"/>
+        </w:rPr>
+      </w:pPr>
+    </w:p>
     <w:sectPr>
       <w:pgSz w:w="11906" w:h="16838"/>
       <w:pgMar w:top="1417" w:right="1701" w:bottom="1417" w:left="1701" w:header="708" w:footer="708" w:gutter="0"/>

--- a/Docs/Prompts.docx
+++ b/Docs/Prompts.docx
@@ -154,7 +154,7 @@
         <mc:AlternateContent>
           <mc:Choice Requires="wps">
             <w:drawing>
-              <wp:anchor distT="45720" distB="45720" distL="114300" distR="114300" simplePos="0" relativeHeight="251659264" behindDoc="0" locked="0" layoutInCell="1" allowOverlap="1" wp14:anchorId="583332BE" wp14:editId="5B695B74">
+              <wp:anchor distT="45720" distB="45720" distL="114300" distR="114300" simplePos="0" relativeHeight="251659264" behindDoc="0" locked="0" layoutInCell="1" allowOverlap="1" wp14:anchorId="583332BE" wp14:editId="1F426745">
                 <wp:simplePos x="0" y="0"/>
                 <wp:positionH relativeFrom="column">
                   <wp:posOffset>-244475</wp:posOffset>
@@ -198,198 +198,125 @@
                       <wps:txbx>
                         <w:txbxContent>
                           <w:p>
-                            <w:r>
+                            <w:pPr>
                               <w:rPr>
                                 <w:i/>
                                 <w:iCs/>
                                 <w:lang w:val="en-US"/>
                               </w:rPr>
-                              <w:t xml:space="preserve">"My GitHub repository for this project is </w:t>
-                            </w:r>
-                            <w:proofErr w:type="spellStart"/>
-                            <w:r>
-                              <w:rPr>
-                                <w:b/>
-                                <w:bCs/>
+                            </w:pPr>
+                            <w:r>
+                              <w:rPr>
                                 <w:i/>
                                 <w:iCs/>
                                 <w:lang w:val="en-US"/>
                               </w:rPr>
-                              <w:t>TFG_Wing_Modeling</w:t>
-                            </w:r>
-                            <w:proofErr w:type="spellEnd"/>
-                            <w:r>
-                              <w:rPr>
-                                <w:b/>
-                                <w:bCs/>
+                              <w:t xml:space="preserve">My GitHub repository for this project is </w:t>
+                            </w:r>
+                            <w:proofErr w:type="spellStart"/>
+                            <w:r>
+                              <w:rPr>
                                 <w:i/>
                                 <w:iCs/>
                                 <w:lang w:val="en-US"/>
                               </w:rPr>
-                              <w:t xml:space="preserve"> (</w:t>
-                            </w:r>
-                            <w:r>
-                              <w:rPr>
-                                <w:b/>
-                                <w:bCs/>
+                              <w:t>TFG_Wing_Modeling</w:t>
+                            </w:r>
+                            <w:proofErr w:type="spellEnd"/>
+                            <w:r>
+                              <w:rPr>
                                 <w:i/>
                                 <w:iCs/>
                                 <w:lang w:val="en-US"/>
                               </w:rPr>
-                              <w:t>https://github.com/Jess-Amora/TFG_Wing_Modeling</w:t>
-                            </w:r>
-                            <w:r>
-                              <w:rPr>
-                                <w:b/>
-                                <w:bCs/>
+                              <w:t xml:space="preserve"> (https://github.com/Jess-Amora/TFG_Wing_Modeling). You can find my current progress logs in the /docs folder, with the most recent updates consolidated in the /docs/latest/*.docx file. This setup ensures you have access to my latest documentation and progress logs, helping us maintain clarity and alignment throughout our collaboration. </w:t>
+                            </w:r>
+                            <w:proofErr w:type="gramStart"/>
+                            <w:r>
+                              <w:rPr>
                                 <w:i/>
                                 <w:iCs/>
                                 <w:lang w:val="en-US"/>
                               </w:rPr>
-                              <w:t>)</w:t>
-                            </w:r>
+                              <w:t>At the moment</w:t>
+                            </w:r>
+                            <w:proofErr w:type="gramEnd"/>
                             <w:r>
                               <w:rPr>
                                 <w:i/>
                                 <w:iCs/>
                                 <w:lang w:val="en-US"/>
                               </w:rPr>
-                              <w:t xml:space="preserve">. You can find my current progress logs in the </w:t>
-                            </w:r>
-                            <w:r>
-                              <w:rPr>
-                                <w:b/>
-                                <w:bCs/>
-                                <w:i/>
-                                <w:iCs/>
-                                <w:lang w:val="en-US"/>
-                              </w:rPr>
-                              <w:t>/docs</w:t>
-                            </w:r>
-                            <w:r>
-                              <w:rPr>
-                                <w:i/>
-                                <w:iCs/>
-                                <w:lang w:val="en-US"/>
-                              </w:rPr>
-                              <w:t xml:space="preserve"> folder, with the most recent updates consolidated in the </w:t>
-                            </w:r>
-                            <w:r>
-                              <w:rPr>
-                                <w:b/>
-                                <w:bCs/>
-                                <w:i/>
-                                <w:iCs/>
-                                <w:lang w:val="en-US"/>
-                              </w:rPr>
-                              <w:t>/docs/latest/</w:t>
-                            </w:r>
-                            <w:r>
-                              <w:rPr>
-                                <w:b/>
-                                <w:bCs/>
-                                <w:i/>
-                                <w:iCs/>
-                                <w:lang w:val="en-US"/>
-                              </w:rPr>
-                              <w:t>*</w:t>
-                            </w:r>
-                            <w:r>
-                              <w:rPr>
-                                <w:b/>
-                                <w:bCs/>
-                                <w:i/>
-                                <w:iCs/>
-                                <w:lang w:val="en-US"/>
-                              </w:rPr>
-                              <w:t>.docx</w:t>
-                            </w:r>
-                            <w:r>
-                              <w:rPr>
-                                <w:i/>
-                                <w:iCs/>
-                                <w:lang w:val="en-US"/>
-                              </w:rPr>
-                              <w:t xml:space="preserve"> file. This setup ensures you have access to my latest documentation and progress logs, helping us maintain clarity and alignment throughout our collaboration. </w:t>
-                            </w:r>
-                            <w:r>
-                              <w:rPr>
-                                <w:i/>
-                                <w:iCs/>
-                              </w:rPr>
-                              <w:t xml:space="preserve">At </w:t>
-                            </w:r>
-                            <w:proofErr w:type="spellStart"/>
-                            <w:r>
-                              <w:rPr>
-                                <w:i/>
-                                <w:iCs/>
-                              </w:rPr>
-                              <w:t>the</w:t>
-                            </w:r>
-                            <w:proofErr w:type="spellEnd"/>
-                            <w:r>
-                              <w:rPr>
-                                <w:i/>
-                                <w:iCs/>
-                              </w:rPr>
-                              <w:t xml:space="preserve"> </w:t>
-                            </w:r>
-                            <w:proofErr w:type="spellStart"/>
-                            <w:r>
-                              <w:rPr>
-                                <w:i/>
-                                <w:iCs/>
-                              </w:rPr>
-                              <w:t>moment</w:t>
-                            </w:r>
-                            <w:proofErr w:type="spellEnd"/>
-                            <w:r>
-                              <w:rPr>
-                                <w:i/>
-                                <w:iCs/>
-                              </w:rPr>
-                              <w:t xml:space="preserve">, I am </w:t>
-                            </w:r>
-                            <w:proofErr w:type="spellStart"/>
-                            <w:r>
-                              <w:rPr>
-                                <w:i/>
-                                <w:iCs/>
-                              </w:rPr>
-                              <w:t>working</w:t>
-                            </w:r>
-                            <w:proofErr w:type="spellEnd"/>
-                            <w:r>
-                              <w:rPr>
-                                <w:i/>
-                                <w:iCs/>
-                              </w:rPr>
-                              <w:t xml:space="preserve"> </w:t>
-                            </w:r>
-                            <w:proofErr w:type="spellStart"/>
-                            <w:r>
-                              <w:rPr>
-                                <w:i/>
-                                <w:iCs/>
-                              </w:rPr>
-                              <w:t>on</w:t>
-                            </w:r>
-                            <w:proofErr w:type="spellEnd"/>
-                            <w:r>
-                              <w:rPr>
-                                <w:i/>
-                                <w:iCs/>
-                              </w:rPr>
-                              <w:t>..."</w:t>
+                              <w:t>, I am working on...</w:t>
                             </w:r>
                           </w:p>
                           <w:p>
                             <w:pPr>
                               <w:rPr>
+                                <w:i/>
+                                <w:iCs/>
                                 <w:lang w:val="en-US"/>
                               </w:rPr>
                             </w:pPr>
+                          </w:p>
+                          <w:p>
+                            <w:pPr>
+                              <w:rPr>
+                                <w:i/>
+                                <w:iCs/>
+                                <w:lang w:val="en-US"/>
+                              </w:rPr>
+                            </w:pPr>
+                            <w:r>
+                              <w:rPr>
+                                <w:i/>
+                                <w:iCs/>
+                                <w:lang w:val="en-US"/>
+                              </w:rPr>
+                              <w:t>**Today's Date: [CURRENT_</w:t>
+                            </w:r>
+                            <w:proofErr w:type="gramStart"/>
+                            <w:r>
+                              <w:rPr>
+                                <w:i/>
+                                <w:iCs/>
+                                <w:lang w:val="en-US"/>
+                              </w:rPr>
+                              <w:t>DATE]*</w:t>
+                            </w:r>
+                            <w:proofErr w:type="gramEnd"/>
+                            <w:r>
+                              <w:rPr>
+                                <w:i/>
+                                <w:iCs/>
+                                <w:lang w:val="en-US"/>
+                              </w:rPr>
+                              <w:t>*</w:t>
+                            </w:r>
+                          </w:p>
+                          <w:p>
+                            <w:pPr>
+                              <w:rPr>
+                                <w:i/>
+                                <w:iCs/>
+                                <w:lang w:val="en-US"/>
+                              </w:rPr>
+                            </w:pPr>
+                          </w:p>
+                          <w:p>
+                            <w:pPr>
+                              <w:rPr>
+                                <w:lang w:val="en-US"/>
+                              </w:rPr>
+                            </w:pPr>
+                            <w:r>
+                              <w:rPr>
+                                <w:i/>
+                                <w:iCs/>
+                                <w:lang w:val="en-US"/>
+                              </w:rPr>
+                              <w:t>(Note: The date shown above will dynamically update to reflect the current date for ease of tracking progress.)</w:t>
+                            </w:r>
                           </w:p>
                         </w:txbxContent>
                       </wps:txbx>
@@ -414,198 +341,125 @@
                 <v:textbox style="mso-fit-shape-to-text:t">
                   <w:txbxContent>
                     <w:p>
-                      <w:r>
+                      <w:pPr>
                         <w:rPr>
                           <w:i/>
                           <w:iCs/>
                           <w:lang w:val="en-US"/>
                         </w:rPr>
-                        <w:t xml:space="preserve">"My GitHub repository for this project is </w:t>
-                      </w:r>
-                      <w:proofErr w:type="spellStart"/>
-                      <w:r>
-                        <w:rPr>
-                          <w:b/>
-                          <w:bCs/>
+                      </w:pPr>
+                      <w:r>
+                        <w:rPr>
                           <w:i/>
                           <w:iCs/>
                           <w:lang w:val="en-US"/>
                         </w:rPr>
-                        <w:t>TFG_Wing_Modeling</w:t>
-                      </w:r>
-                      <w:proofErr w:type="spellEnd"/>
-                      <w:r>
-                        <w:rPr>
-                          <w:b/>
-                          <w:bCs/>
+                        <w:t xml:space="preserve">My GitHub repository for this project is </w:t>
+                      </w:r>
+                      <w:proofErr w:type="spellStart"/>
+                      <w:r>
+                        <w:rPr>
                           <w:i/>
                           <w:iCs/>
                           <w:lang w:val="en-US"/>
                         </w:rPr>
-                        <w:t xml:space="preserve"> (</w:t>
-                      </w:r>
-                      <w:r>
-                        <w:rPr>
-                          <w:b/>
-                          <w:bCs/>
+                        <w:t>TFG_Wing_Modeling</w:t>
+                      </w:r>
+                      <w:proofErr w:type="spellEnd"/>
+                      <w:r>
+                        <w:rPr>
                           <w:i/>
                           <w:iCs/>
                           <w:lang w:val="en-US"/>
                         </w:rPr>
-                        <w:t>https://github.com/Jess-Amora/TFG_Wing_Modeling</w:t>
-                      </w:r>
-                      <w:r>
-                        <w:rPr>
-                          <w:b/>
-                          <w:bCs/>
+                        <w:t xml:space="preserve"> (https://github.com/Jess-Amora/TFG_Wing_Modeling). You can find my current progress logs in the /docs folder, with the most recent updates consolidated in the /docs/latest/*.docx file. This setup ensures you have access to my latest documentation and progress logs, helping us maintain clarity and alignment throughout our collaboration. </w:t>
+                      </w:r>
+                      <w:proofErr w:type="gramStart"/>
+                      <w:r>
+                        <w:rPr>
                           <w:i/>
                           <w:iCs/>
                           <w:lang w:val="en-US"/>
                         </w:rPr>
-                        <w:t>)</w:t>
-                      </w:r>
+                        <w:t>At the moment</w:t>
+                      </w:r>
+                      <w:proofErr w:type="gramEnd"/>
                       <w:r>
                         <w:rPr>
                           <w:i/>
                           <w:iCs/>
                           <w:lang w:val="en-US"/>
                         </w:rPr>
-                        <w:t xml:space="preserve">. You can find my current progress logs in the </w:t>
-                      </w:r>
-                      <w:r>
-                        <w:rPr>
-                          <w:b/>
-                          <w:bCs/>
-                          <w:i/>
-                          <w:iCs/>
-                          <w:lang w:val="en-US"/>
-                        </w:rPr>
-                        <w:t>/docs</w:t>
-                      </w:r>
-                      <w:r>
-                        <w:rPr>
-                          <w:i/>
-                          <w:iCs/>
-                          <w:lang w:val="en-US"/>
-                        </w:rPr>
-                        <w:t xml:space="preserve"> folder, with the most recent updates consolidated in the </w:t>
-                      </w:r>
-                      <w:r>
-                        <w:rPr>
-                          <w:b/>
-                          <w:bCs/>
-                          <w:i/>
-                          <w:iCs/>
-                          <w:lang w:val="en-US"/>
-                        </w:rPr>
-                        <w:t>/docs/latest/</w:t>
-                      </w:r>
-                      <w:r>
-                        <w:rPr>
-                          <w:b/>
-                          <w:bCs/>
-                          <w:i/>
-                          <w:iCs/>
-                          <w:lang w:val="en-US"/>
-                        </w:rPr>
-                        <w:t>*</w:t>
-                      </w:r>
-                      <w:r>
-                        <w:rPr>
-                          <w:b/>
-                          <w:bCs/>
-                          <w:i/>
-                          <w:iCs/>
-                          <w:lang w:val="en-US"/>
-                        </w:rPr>
-                        <w:t>.docx</w:t>
-                      </w:r>
-                      <w:r>
-                        <w:rPr>
-                          <w:i/>
-                          <w:iCs/>
-                          <w:lang w:val="en-US"/>
-                        </w:rPr>
-                        <w:t xml:space="preserve"> file. This setup ensures you have access to my latest documentation and progress logs, helping us maintain clarity and alignment throughout our collaboration. </w:t>
-                      </w:r>
-                      <w:r>
-                        <w:rPr>
-                          <w:i/>
-                          <w:iCs/>
-                        </w:rPr>
-                        <w:t xml:space="preserve">At </w:t>
-                      </w:r>
-                      <w:proofErr w:type="spellStart"/>
-                      <w:r>
-                        <w:rPr>
-                          <w:i/>
-                          <w:iCs/>
-                        </w:rPr>
-                        <w:t>the</w:t>
-                      </w:r>
-                      <w:proofErr w:type="spellEnd"/>
-                      <w:r>
-                        <w:rPr>
-                          <w:i/>
-                          <w:iCs/>
-                        </w:rPr>
-                        <w:t xml:space="preserve"> </w:t>
-                      </w:r>
-                      <w:proofErr w:type="spellStart"/>
-                      <w:r>
-                        <w:rPr>
-                          <w:i/>
-                          <w:iCs/>
-                        </w:rPr>
-                        <w:t>moment</w:t>
-                      </w:r>
-                      <w:proofErr w:type="spellEnd"/>
-                      <w:r>
-                        <w:rPr>
-                          <w:i/>
-                          <w:iCs/>
-                        </w:rPr>
-                        <w:t xml:space="preserve">, I am </w:t>
-                      </w:r>
-                      <w:proofErr w:type="spellStart"/>
-                      <w:r>
-                        <w:rPr>
-                          <w:i/>
-                          <w:iCs/>
-                        </w:rPr>
-                        <w:t>working</w:t>
-                      </w:r>
-                      <w:proofErr w:type="spellEnd"/>
-                      <w:r>
-                        <w:rPr>
-                          <w:i/>
-                          <w:iCs/>
-                        </w:rPr>
-                        <w:t xml:space="preserve"> </w:t>
-                      </w:r>
-                      <w:proofErr w:type="spellStart"/>
-                      <w:r>
-                        <w:rPr>
-                          <w:i/>
-                          <w:iCs/>
-                        </w:rPr>
-                        <w:t>on</w:t>
-                      </w:r>
-                      <w:proofErr w:type="spellEnd"/>
-                      <w:r>
-                        <w:rPr>
-                          <w:i/>
-                          <w:iCs/>
-                        </w:rPr>
-                        <w:t>..."</w:t>
+                        <w:t>, I am working on...</w:t>
                       </w:r>
                     </w:p>
                     <w:p>
                       <w:pPr>
                         <w:rPr>
+                          <w:i/>
+                          <w:iCs/>
                           <w:lang w:val="en-US"/>
                         </w:rPr>
                       </w:pPr>
+                    </w:p>
+                    <w:p>
+                      <w:pPr>
+                        <w:rPr>
+                          <w:i/>
+                          <w:iCs/>
+                          <w:lang w:val="en-US"/>
+                        </w:rPr>
+                      </w:pPr>
+                      <w:r>
+                        <w:rPr>
+                          <w:i/>
+                          <w:iCs/>
+                          <w:lang w:val="en-US"/>
+                        </w:rPr>
+                        <w:t>**Today's Date: [CURRENT_</w:t>
+                      </w:r>
+                      <w:proofErr w:type="gramStart"/>
+                      <w:r>
+                        <w:rPr>
+                          <w:i/>
+                          <w:iCs/>
+                          <w:lang w:val="en-US"/>
+                        </w:rPr>
+                        <w:t>DATE]*</w:t>
+                      </w:r>
+                      <w:proofErr w:type="gramEnd"/>
+                      <w:r>
+                        <w:rPr>
+                          <w:i/>
+                          <w:iCs/>
+                          <w:lang w:val="en-US"/>
+                        </w:rPr>
+                        <w:t>*</w:t>
+                      </w:r>
+                    </w:p>
+                    <w:p>
+                      <w:pPr>
+                        <w:rPr>
+                          <w:i/>
+                          <w:iCs/>
+                          <w:lang w:val="en-US"/>
+                        </w:rPr>
+                      </w:pPr>
+                    </w:p>
+                    <w:p>
+                      <w:pPr>
+                        <w:rPr>
+                          <w:lang w:val="en-US"/>
+                        </w:rPr>
+                      </w:pPr>
+                      <w:r>
+                        <w:rPr>
+                          <w:i/>
+                          <w:iCs/>
+                          <w:lang w:val="en-US"/>
+                        </w:rPr>
+                        <w:t>(Note: The date shown above will dynamically update to reflect the current date for ease of tracking progress.)</w:t>
+                      </w:r>
                     </w:p>
                   </w:txbxContent>
                 </v:textbox>
@@ -642,6 +496,68 @@
           <w:lang w:val="en-US"/>
         </w:rPr>
       </w:pPr>
+    </w:p>
+    <w:p>
+      <w:pPr>
+        <w:rPr>
+          <w:lang w:val="en-US"/>
+        </w:rPr>
+      </w:pPr>
+    </w:p>
+    <w:p>
+      <w:pPr>
+        <w:rPr>
+          <w:lang w:val="en-US"/>
+        </w:rPr>
+      </w:pPr>
+    </w:p>
+    <w:p>
+      <w:pPr>
+        <w:rPr>
+          <w:lang w:val="en-US"/>
+        </w:rPr>
+      </w:pPr>
+    </w:p>
+    <w:p>
+      <w:pPr>
+        <w:rPr>
+          <w:lang w:val="en-US"/>
+        </w:rPr>
+      </w:pPr>
+    </w:p>
+    <w:p>
+      <w:pPr>
+        <w:rPr>
+          <w:lang w:val="en-US"/>
+        </w:rPr>
+      </w:pPr>
+    </w:p>
+    <w:p>
+      <w:pPr>
+        <w:rPr>
+          <w:lang w:val="en-US"/>
+        </w:rPr>
+      </w:pPr>
+    </w:p>
+    <w:p>
+      <w:pPr>
+        <w:rPr>
+          <w:lang w:val="en-US"/>
+        </w:rPr>
+      </w:pPr>
+      <w:r>
+        <w:rPr>
+          <w:lang w:val="en-US"/>
+        </w:rPr>
+        <w:t>End of day prompt:</w:t>
+      </w:r>
+    </w:p>
+    <w:p>
+      <w:pPr>
+        <w:rPr>
+          <w:lang w:val="en-US"/>
+        </w:rPr>
+      </w:pPr>
       <w:r>
         <w:rPr>
           <w:noProof/>
@@ -649,13 +565,13 @@
         <mc:AlternateContent>
           <mc:Choice Requires="wps">
             <w:drawing>
-              <wp:anchor distT="45720" distB="45720" distL="114300" distR="114300" simplePos="0" relativeHeight="251661312" behindDoc="0" locked="0" layoutInCell="1" allowOverlap="1" wp14:anchorId="14782BE2" wp14:editId="004EA6D2">
+              <wp:anchor distT="45720" distB="45720" distL="114300" distR="114300" simplePos="0" relativeHeight="251661312" behindDoc="0" locked="0" layoutInCell="1" allowOverlap="1" wp14:anchorId="14782BE2" wp14:editId="2243D9C1">
                 <wp:simplePos x="0" y="0"/>
                 <wp:positionH relativeFrom="page">
-                  <wp:posOffset>929640</wp:posOffset>
+                  <wp:posOffset>511912</wp:posOffset>
                 </wp:positionH>
                 <wp:positionV relativeFrom="paragraph">
-                  <wp:posOffset>1979930</wp:posOffset>
+                  <wp:posOffset>-1001983</wp:posOffset>
                 </wp:positionV>
                 <wp:extent cx="5250180" cy="2339340"/>
                 <wp:effectExtent l="0" t="0" r="26670" b="22860"/>
@@ -1008,6 +924,20 @@
                               </w:rPr>
                             </w:pPr>
                           </w:p>
+                          <w:p>
+                            <w:pPr>
+                              <w:rPr>
+                                <w:lang w:val="en-US"/>
+                              </w:rPr>
+                            </w:pPr>
+                          </w:p>
+                          <w:p>
+                            <w:pPr>
+                              <w:rPr>
+                                <w:lang w:val="en-US"/>
+                              </w:rPr>
+                            </w:pPr>
+                          </w:p>
                         </w:txbxContent>
                       </wps:txbx>
                       <wps:bodyPr rot="0" vert="horz" wrap="square" lIns="91440" tIns="45720" rIns="91440" bIns="45720" anchor="t" anchorCtr="0">
@@ -1027,7 +957,7 @@
           </mc:Choice>
           <mc:Fallback>
             <w:pict>
-              <v:shape w14:anchorId="14782BE2" id="_x0000_s1028" type="#_x0000_t202" style="position:absolute;margin-left:73.2pt;margin-top:155.9pt;width:413.4pt;height:184.2pt;z-index:251661312;visibility:visible;mso-wrap-style:square;mso-width-percent:0;mso-height-percent:0;mso-wrap-distance-left:9pt;mso-wrap-distance-top:3.6pt;mso-wrap-distance-right:9pt;mso-wrap-distance-bottom:3.6pt;mso-position-horizontal:absolute;mso-position-horizontal-relative:page;mso-position-vertical:absolute;mso-position-vertical-relative:text;mso-width-percent:0;mso-height-percent:0;mso-width-relative:margin;mso-height-relative:margin;v-text-anchor:top" o:gfxdata="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">
+              <v:shape w14:anchorId="14782BE2" id="_x0000_s1028" type="#_x0000_t202" style="position:absolute;margin-left:40.3pt;margin-top:-78.9pt;width:413.4pt;height:184.2pt;z-index:251661312;visibility:visible;mso-wrap-style:square;mso-width-percent:0;mso-height-percent:0;mso-wrap-distance-left:9pt;mso-wrap-distance-top:3.6pt;mso-wrap-distance-right:9pt;mso-wrap-distance-bottom:3.6pt;mso-position-horizontal:absolute;mso-position-horizontal-relative:page;mso-position-vertical:absolute;mso-position-vertical-relative:text;mso-width-percent:0;mso-height-percent:0;mso-width-relative:margin;mso-height-relative:margin;v-text-anchor:top" o:gfxdata="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">
                 <v:textbox>
                   <w:txbxContent>
                     <w:p/>
@@ -1338,6 +1268,20 @@
                         </w:rPr>
                         <w:t>Recommendations for my coding learning GPT to help me reinforce these lessons.</w:t>
                       </w:r>
+                    </w:p>
+                    <w:p>
+                      <w:pPr>
+                        <w:rPr>
+                          <w:lang w:val="en-US"/>
+                        </w:rPr>
+                      </w:pPr>
+                    </w:p>
+                    <w:p>
+                      <w:pPr>
+                        <w:rPr>
+                          <w:lang w:val="en-US"/>
+                        </w:rPr>
+                      </w:pPr>
                     </w:p>
                     <w:p>
                       <w:pPr>
@@ -1354,19 +1298,6 @@
           </mc:Fallback>
         </mc:AlternateContent>
       </w:r>
-      <w:r>
-        <w:rPr>
-          <w:lang w:val="en-US"/>
-        </w:rPr>
-        <w:t>End of day prompt:</w:t>
-      </w:r>
-    </w:p>
-    <w:p>
-      <w:pPr>
-        <w:rPr>
-          <w:lang w:val="en-US"/>
-        </w:rPr>
-      </w:pPr>
     </w:p>
     <w:p>
       <w:pPr>
@@ -2608,6 +2539,7 @@
   <w:style w:type="character" w:default="1" w:styleId="DefaultParagraphFont">
     <w:name w:val="Default Paragraph Font"/>
     <w:uiPriority w:val="1"/>
+    <w:semiHidden/>
     <w:unhideWhenUsed/>
   </w:style>
   <w:style w:type="table" w:default="1" w:styleId="TableNormal">

--- a/Docs/Prompts.docx
+++ b/Docs/Prompts.docx
@@ -524,40 +524,6 @@
           <w:lang w:val="en-US"/>
         </w:rPr>
       </w:pPr>
-    </w:p>
-    <w:p>
-      <w:pPr>
-        <w:rPr>
-          <w:lang w:val="en-US"/>
-        </w:rPr>
-      </w:pPr>
-    </w:p>
-    <w:p>
-      <w:pPr>
-        <w:rPr>
-          <w:lang w:val="en-US"/>
-        </w:rPr>
-      </w:pPr>
-    </w:p>
-    <w:p>
-      <w:pPr>
-        <w:rPr>
-          <w:lang w:val="en-US"/>
-        </w:rPr>
-      </w:pPr>
-      <w:r>
-        <w:rPr>
-          <w:lang w:val="en-US"/>
-        </w:rPr>
-        <w:t>End of day prompt:</w:t>
-      </w:r>
-    </w:p>
-    <w:p>
-      <w:pPr>
-        <w:rPr>
-          <w:lang w:val="en-US"/>
-        </w:rPr>
-      </w:pPr>
       <w:r>
         <w:rPr>
           <w:noProof/>
@@ -565,16 +531,16 @@
         <mc:AlternateContent>
           <mc:Choice Requires="wps">
             <w:drawing>
-              <wp:anchor distT="45720" distB="45720" distL="114300" distR="114300" simplePos="0" relativeHeight="251661312" behindDoc="0" locked="0" layoutInCell="1" allowOverlap="1" wp14:anchorId="14782BE2" wp14:editId="2243D9C1">
+              <wp:anchor distT="45720" distB="45720" distL="114300" distR="114300" simplePos="0" relativeHeight="251661312" behindDoc="0" locked="0" layoutInCell="1" allowOverlap="1" wp14:anchorId="14782BE2" wp14:editId="4A25F0C7">
                 <wp:simplePos x="0" y="0"/>
                 <wp:positionH relativeFrom="page">
-                  <wp:posOffset>511912</wp:posOffset>
+                  <wp:posOffset>589050</wp:posOffset>
                 </wp:positionH>
                 <wp:positionV relativeFrom="paragraph">
-                  <wp:posOffset>-1001983</wp:posOffset>
+                  <wp:posOffset>-315472</wp:posOffset>
                 </wp:positionV>
-                <wp:extent cx="5250180" cy="2339340"/>
-                <wp:effectExtent l="0" t="0" r="26670" b="22860"/>
+                <wp:extent cx="5250180" cy="711835"/>
+                <wp:effectExtent l="0" t="0" r="26670" b="12065"/>
                 <wp:wrapSquare wrapText="bothSides"/>
                 <wp:docPr id="1035258769" name="Text Box 2"/>
                 <wp:cNvGraphicFramePr>
@@ -589,7 +555,7 @@
                       <wps:spPr bwMode="auto">
                         <a:xfrm>
                           <a:off x="0" y="0"/>
-                          <a:ext cx="5250180" cy="2339340"/>
+                          <a:ext cx="5250180" cy="711835"/>
                         </a:xfrm>
                         <a:prstGeom prst="rect">
                           <a:avLst/>
@@ -957,7 +923,11 @@
           </mc:Choice>
           <mc:Fallback>
             <w:pict>
-              <v:shape w14:anchorId="14782BE2" id="_x0000_s1028" type="#_x0000_t202" style="position:absolute;margin-left:40.3pt;margin-top:-78.9pt;width:413.4pt;height:184.2pt;z-index:251661312;visibility:visible;mso-wrap-style:square;mso-width-percent:0;mso-height-percent:0;mso-wrap-distance-left:9pt;mso-wrap-distance-top:3.6pt;mso-wrap-distance-right:9pt;mso-wrap-distance-bottom:3.6pt;mso-position-horizontal:absolute;mso-position-horizontal-relative:page;mso-position-vertical:absolute;mso-position-vertical-relative:text;mso-width-percent:0;mso-height-percent:0;mso-width-relative:margin;mso-height-relative:margin;v-text-anchor:top" o:gfxdata="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">
+              <v:shapetype w14:anchorId="14782BE2" id="_x0000_t202" coordsize="21600,21600" o:spt="202" path="m,l,21600r21600,l21600,xe">
+                <v:stroke joinstyle="miter"/>
+                <v:path gradientshapeok="t" o:connecttype="rect"/>
+              </v:shapetype>
+              <v:shape id="_x0000_s1028" type="#_x0000_t202" style="position:absolute;margin-left:46.4pt;margin-top:-24.85pt;width:413.4pt;height:56.05pt;z-index:251661312;visibility:visible;mso-wrap-style:square;mso-width-percent:0;mso-height-percent:0;mso-wrap-distance-left:9pt;mso-wrap-distance-top:3.6pt;mso-wrap-distance-right:9pt;mso-wrap-distance-bottom:3.6pt;mso-position-horizontal:absolute;mso-position-horizontal-relative:page;mso-position-vertical:absolute;mso-position-vertical-relative:text;mso-width-percent:0;mso-height-percent:0;mso-width-relative:margin;mso-height-relative:margin;v-text-anchor:top" o:gfxdata="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">
                 <v:textbox>
                   <w:txbxContent>
                     <w:p/>
@@ -1298,6 +1268,40 @@
           </mc:Fallback>
         </mc:AlternateContent>
       </w:r>
+    </w:p>
+    <w:p>
+      <w:pPr>
+        <w:rPr>
+          <w:lang w:val="en-US"/>
+        </w:rPr>
+      </w:pPr>
+    </w:p>
+    <w:p>
+      <w:pPr>
+        <w:rPr>
+          <w:lang w:val="en-US"/>
+        </w:rPr>
+      </w:pPr>
+    </w:p>
+    <w:p>
+      <w:pPr>
+        <w:rPr>
+          <w:lang w:val="en-US"/>
+        </w:rPr>
+      </w:pPr>
+      <w:r>
+        <w:rPr>
+          <w:lang w:val="en-US"/>
+        </w:rPr>
+        <w:t>End of day prompt:</w:t>
+      </w:r>
+    </w:p>
+    <w:p>
+      <w:pPr>
+        <w:rPr>
+          <w:lang w:val="en-US"/>
+        </w:rPr>
+      </w:pPr>
     </w:p>
     <w:p>
       <w:pPr>

--- a/Docs/Prompts.docx
+++ b/Docs/Prompts.docx
@@ -154,16 +154,16 @@
         <mc:AlternateContent>
           <mc:Choice Requires="wps">
             <w:drawing>
-              <wp:anchor distT="45720" distB="45720" distL="114300" distR="114300" simplePos="0" relativeHeight="251659264" behindDoc="0" locked="0" layoutInCell="1" allowOverlap="1" wp14:anchorId="583332BE" wp14:editId="1F426745">
+              <wp:anchor distT="45720" distB="45720" distL="114300" distR="114300" simplePos="0" relativeHeight="251659264" behindDoc="0" locked="0" layoutInCell="1" allowOverlap="1" wp14:anchorId="583332BE" wp14:editId="4DE78DE6">
                 <wp:simplePos x="0" y="0"/>
                 <wp:positionH relativeFrom="column">
-                  <wp:posOffset>-244475</wp:posOffset>
+                  <wp:posOffset>-245745</wp:posOffset>
                 </wp:positionH>
                 <wp:positionV relativeFrom="paragraph">
-                  <wp:posOffset>498475</wp:posOffset>
+                  <wp:posOffset>495300</wp:posOffset>
                 </wp:positionV>
                 <wp:extent cx="6713220" cy="1404620"/>
-                <wp:effectExtent l="0" t="0" r="11430" b="22225"/>
+                <wp:effectExtent l="0" t="0" r="11430" b="17780"/>
                 <wp:wrapSquare wrapText="bothSides"/>
                 <wp:docPr id="52893033" name="Text Box 2"/>
                 <wp:cNvGraphicFramePr>
@@ -229,25 +229,7 @@
                                 <w:iCs/>
                                 <w:lang w:val="en-US"/>
                               </w:rPr>
-                              <w:t xml:space="preserve"> (https://github.com/Jess-Amora/TFG_Wing_Modeling). You can find my current progress logs in the /docs folder, with the most recent updates consolidated in the /docs/latest/*.docx file. This setup ensures you have access to my latest documentation and progress logs, helping us maintain clarity and alignment throughout our collaboration. </w:t>
-                            </w:r>
-                            <w:proofErr w:type="gramStart"/>
-                            <w:r>
-                              <w:rPr>
-                                <w:i/>
-                                <w:iCs/>
-                                <w:lang w:val="en-US"/>
-                              </w:rPr>
-                              <w:t>At the moment</w:t>
-                            </w:r>
-                            <w:proofErr w:type="gramEnd"/>
-                            <w:r>
-                              <w:rPr>
-                                <w:i/>
-                                <w:iCs/>
-                                <w:lang w:val="en-US"/>
-                              </w:rPr>
-                              <w:t>, I am working on...</w:t>
+                              <w:t xml:space="preserve"> (https://github.com/Jess-Amora/TFG_Wing_Modeling). You can find my current progress logs in the /docs folder, with the most recent updates consolidated in the /docs/latest/*.docx file. This setup ensures you have access to my latest documentation and progress logs, helping us maintain clarity and alignment throughout our collaboration. At the moment, I am working on...</w:t>
                             </w:r>
                           </w:p>
                           <w:p>
@@ -273,25 +255,7 @@
                                 <w:iCs/>
                                 <w:lang w:val="en-US"/>
                               </w:rPr>
-                              <w:t>**Today's Date: [CURRENT_</w:t>
-                            </w:r>
-                            <w:proofErr w:type="gramStart"/>
-                            <w:r>
-                              <w:rPr>
-                                <w:i/>
-                                <w:iCs/>
-                                <w:lang w:val="en-US"/>
-                              </w:rPr>
-                              <w:t>DATE]*</w:t>
-                            </w:r>
-                            <w:proofErr w:type="gramEnd"/>
-                            <w:r>
-                              <w:rPr>
-                                <w:i/>
-                                <w:iCs/>
-                                <w:lang w:val="en-US"/>
-                              </w:rPr>
-                              <w:t>*</w:t>
+                              <w:t>**Today's Date: [CURRENT_DATE]**</w:t>
                             </w:r>
                           </w:p>
                           <w:p>
@@ -306,17 +270,81 @@
                           <w:p>
                             <w:pPr>
                               <w:rPr>
-                                <w:lang w:val="en-US"/>
-                              </w:rPr>
-                            </w:pPr>
-                            <w:r>
-                              <w:rPr>
                                 <w:i/>
                                 <w:iCs/>
+                              </w:rPr>
+                            </w:pPr>
+                            <w:r>
+                              <w:rPr>
+                                <w:i/>
+                                <w:iCs/>
                                 <w:lang w:val="en-US"/>
                               </w:rPr>
                               <w:t>(Note: The date shown above will dynamically update to reflect the current date for ease of tracking progress.)</w:t>
                             </w:r>
+                            <w:r>
+                              <w:rPr>
+                                <w:i/>
+                                <w:iCs/>
+                                <w:lang w:val="en-US"/>
+                              </w:rPr>
+                              <w:t xml:space="preserve"> </w:t>
+                            </w:r>
+                            <w:proofErr w:type="spellStart"/>
+                            <w:r>
+                              <w:rPr>
+                                <w:i/>
+                                <w:iCs/>
+                              </w:rPr>
+                              <w:t>Last</w:t>
+                            </w:r>
+                            <w:proofErr w:type="spellEnd"/>
+                            <w:r>
+                              <w:rPr>
+                                <w:i/>
+                                <w:iCs/>
+                              </w:rPr>
+                              <w:t xml:space="preserve"> </w:t>
+                            </w:r>
+                            <w:proofErr w:type="spellStart"/>
+                            <w:r>
+                              <w:rPr>
+                                <w:i/>
+                                <w:iCs/>
+                              </w:rPr>
+                              <w:t>session's</w:t>
+                            </w:r>
+                            <w:proofErr w:type="spellEnd"/>
+                            <w:r>
+                              <w:rPr>
+                                <w:i/>
+                                <w:iCs/>
+                              </w:rPr>
+                              <w:t xml:space="preserve"> </w:t>
+                            </w:r>
+                            <w:proofErr w:type="spellStart"/>
+                            <w:r>
+                              <w:rPr>
+                                <w:i/>
+                                <w:iCs/>
+                              </w:rPr>
+                              <w:t>summary</w:t>
+                            </w:r>
+                            <w:proofErr w:type="spellEnd"/>
+                            <w:r>
+                              <w:rPr>
+                                <w:i/>
+                                <w:iCs/>
+                              </w:rPr>
+                              <w:t xml:space="preserve">: </w:t>
+                            </w:r>
+                          </w:p>
+                          <w:p>
+                            <w:pPr>
+                              <w:rPr>
+                                <w:lang w:val="en-US"/>
+                              </w:rPr>
+                            </w:pPr>
                           </w:p>
                         </w:txbxContent>
                       </wps:txbx>
@@ -337,7 +365,7 @@
           </mc:Choice>
           <mc:Fallback>
             <w:pict>
-              <v:shape w14:anchorId="583332BE" id="_x0000_s1027" type="#_x0000_t202" style="position:absolute;margin-left:-19.25pt;margin-top:39.25pt;width:528.6pt;height:110.6pt;z-index:251659264;visibility:visible;mso-wrap-style:square;mso-width-percent:0;mso-height-percent:200;mso-wrap-distance-left:9pt;mso-wrap-distance-top:3.6pt;mso-wrap-distance-right:9pt;mso-wrap-distance-bottom:3.6pt;mso-position-horizontal:absolute;mso-position-horizontal-relative:text;mso-position-vertical:absolute;mso-position-vertical-relative:text;mso-width-percent:0;mso-height-percent:200;mso-width-relative:margin;mso-height-relative:margin;v-text-anchor:top" o:gfxdata="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">
+              <v:shape w14:anchorId="583332BE" id="_x0000_s1027" type="#_x0000_t202" style="position:absolute;margin-left:-19.35pt;margin-top:39pt;width:528.6pt;height:110.6pt;z-index:251659264;visibility:visible;mso-wrap-style:square;mso-width-percent:0;mso-height-percent:200;mso-wrap-distance-left:9pt;mso-wrap-distance-top:3.6pt;mso-wrap-distance-right:9pt;mso-wrap-distance-bottom:3.6pt;mso-position-horizontal:absolute;mso-position-horizontal-relative:text;mso-position-vertical:absolute;mso-position-vertical-relative:text;mso-width-percent:0;mso-height-percent:200;mso-width-relative:margin;mso-height-relative:margin;v-text-anchor:top" o:gfxdata="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">
                 <v:textbox style="mso-fit-shape-to-text:t">
                   <w:txbxContent>
                     <w:p>
@@ -372,25 +400,7 @@
                           <w:iCs/>
                           <w:lang w:val="en-US"/>
                         </w:rPr>
-                        <w:t xml:space="preserve"> (https://github.com/Jess-Amora/TFG_Wing_Modeling). You can find my current progress logs in the /docs folder, with the most recent updates consolidated in the /docs/latest/*.docx file. This setup ensures you have access to my latest documentation and progress logs, helping us maintain clarity and alignment throughout our collaboration. </w:t>
-                      </w:r>
-                      <w:proofErr w:type="gramStart"/>
-                      <w:r>
-                        <w:rPr>
-                          <w:i/>
-                          <w:iCs/>
-                          <w:lang w:val="en-US"/>
-                        </w:rPr>
-                        <w:t>At the moment</w:t>
-                      </w:r>
-                      <w:proofErr w:type="gramEnd"/>
-                      <w:r>
-                        <w:rPr>
-                          <w:i/>
-                          <w:iCs/>
-                          <w:lang w:val="en-US"/>
-                        </w:rPr>
-                        <w:t>, I am working on...</w:t>
+                        <w:t xml:space="preserve"> (https://github.com/Jess-Amora/TFG_Wing_Modeling). You can find my current progress logs in the /docs folder, with the most recent updates consolidated in the /docs/latest/*.docx file. This setup ensures you have access to my latest documentation and progress logs, helping us maintain clarity and alignment throughout our collaboration. At the moment, I am working on...</w:t>
                       </w:r>
                     </w:p>
                     <w:p>
@@ -416,25 +426,7 @@
                           <w:iCs/>
                           <w:lang w:val="en-US"/>
                         </w:rPr>
-                        <w:t>**Today's Date: [CURRENT_</w:t>
-                      </w:r>
-                      <w:proofErr w:type="gramStart"/>
-                      <w:r>
-                        <w:rPr>
-                          <w:i/>
-                          <w:iCs/>
-                          <w:lang w:val="en-US"/>
-                        </w:rPr>
-                        <w:t>DATE]*</w:t>
-                      </w:r>
-                      <w:proofErr w:type="gramEnd"/>
-                      <w:r>
-                        <w:rPr>
-                          <w:i/>
-                          <w:iCs/>
-                          <w:lang w:val="en-US"/>
-                        </w:rPr>
-                        <w:t>*</w:t>
+                        <w:t>**Today's Date: [CURRENT_DATE]**</w:t>
                       </w:r>
                     </w:p>
                     <w:p>
@@ -449,17 +441,81 @@
                     <w:p>
                       <w:pPr>
                         <w:rPr>
-                          <w:lang w:val="en-US"/>
-                        </w:rPr>
-                      </w:pPr>
-                      <w:r>
-                        <w:rPr>
                           <w:i/>
                           <w:iCs/>
+                        </w:rPr>
+                      </w:pPr>
+                      <w:r>
+                        <w:rPr>
+                          <w:i/>
+                          <w:iCs/>
                           <w:lang w:val="en-US"/>
                         </w:rPr>
                         <w:t>(Note: The date shown above will dynamically update to reflect the current date for ease of tracking progress.)</w:t>
                       </w:r>
+                      <w:r>
+                        <w:rPr>
+                          <w:i/>
+                          <w:iCs/>
+                          <w:lang w:val="en-US"/>
+                        </w:rPr>
+                        <w:t xml:space="preserve"> </w:t>
+                      </w:r>
+                      <w:proofErr w:type="spellStart"/>
+                      <w:r>
+                        <w:rPr>
+                          <w:i/>
+                          <w:iCs/>
+                        </w:rPr>
+                        <w:t>Last</w:t>
+                      </w:r>
+                      <w:proofErr w:type="spellEnd"/>
+                      <w:r>
+                        <w:rPr>
+                          <w:i/>
+                          <w:iCs/>
+                        </w:rPr>
+                        <w:t xml:space="preserve"> </w:t>
+                      </w:r>
+                      <w:proofErr w:type="spellStart"/>
+                      <w:r>
+                        <w:rPr>
+                          <w:i/>
+                          <w:iCs/>
+                        </w:rPr>
+                        <w:t>session's</w:t>
+                      </w:r>
+                      <w:proofErr w:type="spellEnd"/>
+                      <w:r>
+                        <w:rPr>
+                          <w:i/>
+                          <w:iCs/>
+                        </w:rPr>
+                        <w:t xml:space="preserve"> </w:t>
+                      </w:r>
+                      <w:proofErr w:type="spellStart"/>
+                      <w:r>
+                        <w:rPr>
+                          <w:i/>
+                          <w:iCs/>
+                        </w:rPr>
+                        <w:t>summary</w:t>
+                      </w:r>
+                      <w:proofErr w:type="spellEnd"/>
+                      <w:r>
+                        <w:rPr>
+                          <w:i/>
+                          <w:iCs/>
+                        </w:rPr>
+                        <w:t xml:space="preserve">: </w:t>
+                      </w:r>
+                    </w:p>
+                    <w:p>
+                      <w:pPr>
+                        <w:rPr>
+                          <w:lang w:val="en-US"/>
+                        </w:rPr>
+                      </w:pPr>
                     </w:p>
                   </w:txbxContent>
                 </v:textbox>
@@ -528,6 +584,7 @@
         <w:rPr>
           <w:noProof/>
         </w:rPr>
+        <w:lastRenderedPageBreak/>
         <mc:AlternateContent>
           <mc:Choice Requires="wps">
             <w:drawing>
@@ -923,11 +980,7 @@
           </mc:Choice>
           <mc:Fallback>
             <w:pict>
-              <v:shapetype w14:anchorId="14782BE2" id="_x0000_t202" coordsize="21600,21600" o:spt="202" path="m,l,21600r21600,l21600,xe">
-                <v:stroke joinstyle="miter"/>
-                <v:path gradientshapeok="t" o:connecttype="rect"/>
-              </v:shapetype>
-              <v:shape id="_x0000_s1028" type="#_x0000_t202" style="position:absolute;margin-left:46.4pt;margin-top:-24.85pt;width:413.4pt;height:56.05pt;z-index:251661312;visibility:visible;mso-wrap-style:square;mso-width-percent:0;mso-height-percent:0;mso-wrap-distance-left:9pt;mso-wrap-distance-top:3.6pt;mso-wrap-distance-right:9pt;mso-wrap-distance-bottom:3.6pt;mso-position-horizontal:absolute;mso-position-horizontal-relative:page;mso-position-vertical:absolute;mso-position-vertical-relative:text;mso-width-percent:0;mso-height-percent:0;mso-width-relative:margin;mso-height-relative:margin;v-text-anchor:top" o:gfxdata="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">
+              <v:shape w14:anchorId="14782BE2" id="_x0000_s1028" type="#_x0000_t202" style="position:absolute;margin-left:46.4pt;margin-top:-24.85pt;width:413.4pt;height:56.05pt;z-index:251661312;visibility:visible;mso-wrap-style:square;mso-width-percent:0;mso-height-percent:0;mso-wrap-distance-left:9pt;mso-wrap-distance-top:3.6pt;mso-wrap-distance-right:9pt;mso-wrap-distance-bottom:3.6pt;mso-position-horizontal:absolute;mso-position-horizontal-relative:page;mso-position-vertical:absolute;mso-position-vertical-relative:text;mso-width-percent:0;mso-height-percent:0;mso-width-relative:margin;mso-height-relative:margin;v-text-anchor:top" o:gfxdata="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">
                 <v:textbox>
                   <w:txbxContent>
                     <w:p/>
@@ -2543,7 +2596,6 @@
   <w:style w:type="character" w:default="1" w:styleId="DefaultParagraphFont">
     <w:name w:val="Default Paragraph Font"/>
     <w:uiPriority w:val="1"/>
-    <w:semiHidden/>
     <w:unhideWhenUsed/>
   </w:style>
   <w:style w:type="table" w:default="1" w:styleId="TableNormal">

--- a/Docs/Prompts.docx
+++ b/Docs/Prompts.docx
@@ -229,7 +229,25 @@
                                 <w:iCs/>
                                 <w:lang w:val="en-US"/>
                               </w:rPr>
-                              <w:t xml:space="preserve"> (https://github.com/Jess-Amora/TFG_Wing_Modeling). You can find my current progress logs in the /docs folder, with the most recent updates consolidated in the /docs/latest/*.docx file. This setup ensures you have access to my latest documentation and progress logs, helping us maintain clarity and alignment throughout our collaboration. At the moment, I am working on...</w:t>
+                              <w:t xml:space="preserve"> (https://github.com/Jess-Amora/TFG_Wing_Modeling). You can find my current progress logs in the /docs folder, with the most recent updates consolidated in the /docs/latest/*.docx file. This setup ensures you have access to my latest documentation and progress logs, helping us maintain clarity and alignment throughout our collaboration. </w:t>
+                            </w:r>
+                            <w:proofErr w:type="gramStart"/>
+                            <w:r>
+                              <w:rPr>
+                                <w:i/>
+                                <w:iCs/>
+                                <w:lang w:val="en-US"/>
+                              </w:rPr>
+                              <w:t>At the moment</w:t>
+                            </w:r>
+                            <w:proofErr w:type="gramEnd"/>
+                            <w:r>
+                              <w:rPr>
+                                <w:i/>
+                                <w:iCs/>
+                                <w:lang w:val="en-US"/>
+                              </w:rPr>
+                              <w:t>, I am working on...</w:t>
                             </w:r>
                           </w:p>
                           <w:p>
@@ -255,7 +273,25 @@
                                 <w:iCs/>
                                 <w:lang w:val="en-US"/>
                               </w:rPr>
-                              <w:t>**Today's Date: [CURRENT_DATE]**</w:t>
+                              <w:t>**Today's Date: [CURRENT_</w:t>
+                            </w:r>
+                            <w:proofErr w:type="gramStart"/>
+                            <w:r>
+                              <w:rPr>
+                                <w:i/>
+                                <w:iCs/>
+                                <w:lang w:val="en-US"/>
+                              </w:rPr>
+                              <w:t>DATE]*</w:t>
+                            </w:r>
+                            <w:proofErr w:type="gramEnd"/>
+                            <w:r>
+                              <w:rPr>
+                                <w:i/>
+                                <w:iCs/>
+                                <w:lang w:val="en-US"/>
+                              </w:rPr>
+                              <w:t>*</w:t>
                             </w:r>
                           </w:p>
                           <w:p>
@@ -400,7 +436,25 @@
                           <w:iCs/>
                           <w:lang w:val="en-US"/>
                         </w:rPr>
-                        <w:t xml:space="preserve"> (https://github.com/Jess-Amora/TFG_Wing_Modeling). You can find my current progress logs in the /docs folder, with the most recent updates consolidated in the /docs/latest/*.docx file. This setup ensures you have access to my latest documentation and progress logs, helping us maintain clarity and alignment throughout our collaboration. At the moment, I am working on...</w:t>
+                        <w:t xml:space="preserve"> (https://github.com/Jess-Amora/TFG_Wing_Modeling). You can find my current progress logs in the /docs folder, with the most recent updates consolidated in the /docs/latest/*.docx file. This setup ensures you have access to my latest documentation and progress logs, helping us maintain clarity and alignment throughout our collaboration. </w:t>
+                      </w:r>
+                      <w:proofErr w:type="gramStart"/>
+                      <w:r>
+                        <w:rPr>
+                          <w:i/>
+                          <w:iCs/>
+                          <w:lang w:val="en-US"/>
+                        </w:rPr>
+                        <w:t>At the moment</w:t>
+                      </w:r>
+                      <w:proofErr w:type="gramEnd"/>
+                      <w:r>
+                        <w:rPr>
+                          <w:i/>
+                          <w:iCs/>
+                          <w:lang w:val="en-US"/>
+                        </w:rPr>
+                        <w:t>, I am working on...</w:t>
                       </w:r>
                     </w:p>
                     <w:p>
@@ -426,7 +480,25 @@
                           <w:iCs/>
                           <w:lang w:val="en-US"/>
                         </w:rPr>
-                        <w:t>**Today's Date: [CURRENT_DATE]**</w:t>
+                        <w:t>**Today's Date: [CURRENT_</w:t>
+                      </w:r>
+                      <w:proofErr w:type="gramStart"/>
+                      <w:r>
+                        <w:rPr>
+                          <w:i/>
+                          <w:iCs/>
+                          <w:lang w:val="en-US"/>
+                        </w:rPr>
+                        <w:t>DATE]*</w:t>
+                      </w:r>
+                      <w:proofErr w:type="gramEnd"/>
+                      <w:r>
+                        <w:rPr>
+                          <w:i/>
+                          <w:iCs/>
+                          <w:lang w:val="en-US"/>
+                        </w:rPr>
+                        <w:t>*</w:t>
                       </w:r>
                     </w:p>
                     <w:p>
@@ -1355,6 +1427,911 @@
           <w:lang w:val="en-US"/>
         </w:rPr>
       </w:pPr>
+      <w:r>
+        <w:rPr>
+          <w:noProof/>
+          <w:lang w:val="en-US"/>
+        </w:rPr>
+        <mc:AlternateContent>
+          <mc:Choice Requires="wps">
+            <w:drawing>
+              <wp:anchor distT="45720" distB="45720" distL="114300" distR="114300" simplePos="0" relativeHeight="251663360" behindDoc="0" locked="0" layoutInCell="1" allowOverlap="1" wp14:anchorId="0110F8DE" wp14:editId="2FF74DA7">
+                <wp:simplePos x="0" y="0"/>
+                <wp:positionH relativeFrom="margin">
+                  <wp:posOffset>-614326</wp:posOffset>
+                </wp:positionH>
+                <wp:positionV relativeFrom="paragraph">
+                  <wp:posOffset>353776</wp:posOffset>
+                </wp:positionV>
+                <wp:extent cx="5099050" cy="1478915"/>
+                <wp:effectExtent l="0" t="0" r="25400" b="26035"/>
+                <wp:wrapSquare wrapText="bothSides"/>
+                <wp:docPr id="816090489" name="Text Box 2"/>
+                <wp:cNvGraphicFramePr>
+                  <a:graphicFrameLocks xmlns:a="http://schemas.openxmlformats.org/drawingml/2006/main"/>
+                </wp:cNvGraphicFramePr>
+                <a:graphic xmlns:a="http://schemas.openxmlformats.org/drawingml/2006/main">
+                  <a:graphicData uri="http://schemas.microsoft.com/office/word/2010/wordprocessingShape">
+                    <wps:wsp>
+                      <wps:cNvSpPr txBox="1">
+                        <a:spLocks noChangeArrowheads="1"/>
+                      </wps:cNvSpPr>
+                      <wps:spPr bwMode="auto">
+                        <a:xfrm>
+                          <a:off x="0" y="0"/>
+                          <a:ext cx="5099050" cy="1478915"/>
+                        </a:xfrm>
+                        <a:prstGeom prst="rect">
+                          <a:avLst/>
+                        </a:prstGeom>
+                        <a:solidFill>
+                          <a:srgbClr val="FFFFFF"/>
+                        </a:solidFill>
+                        <a:ln w="9525">
+                          <a:solidFill>
+                            <a:srgbClr val="000000"/>
+                          </a:solidFill>
+                          <a:miter lim="800000"/>
+                          <a:headEnd/>
+                          <a:tailEnd/>
+                        </a:ln>
+                      </wps:spPr>
+                      <wps:txbx>
+                        <w:txbxContent>
+                          <w:p>
+                            <w:pPr>
+                              <w:rPr>
+                                <w:b/>
+                                <w:bCs/>
+                                <w:lang w:val="en-US"/>
+                              </w:rPr>
+                            </w:pPr>
+                            <w:r>
+                              <w:rPr>
+                                <w:rFonts w:ascii="Segoe UI Emoji" w:hAnsi="Segoe UI Emoji" w:cs="Segoe UI Emoji"/>
+                                <w:b/>
+                                <w:bCs/>
+                              </w:rPr>
+                              <w:t>📝</w:t>
+                            </w:r>
+                            <w:r>
+                              <w:rPr>
+                                <w:b/>
+                                <w:bCs/>
+                                <w:lang w:val="en-US"/>
+                              </w:rPr>
+                              <w:t xml:space="preserve"> Tutor Consultation Question Template</w:t>
+                            </w:r>
+                          </w:p>
+                          <w:p>
+                            <w:pPr>
+                              <w:rPr>
+                                <w:lang w:val="en-US"/>
+                              </w:rPr>
+                            </w:pPr>
+                            <w:r>
+                              <w:rPr>
+                                <w:rFonts w:ascii="Segoe UI Emoji" w:hAnsi="Segoe UI Emoji" w:cs="Segoe UI Emoji"/>
+                              </w:rPr>
+                              <w:t>📌</w:t>
+                            </w:r>
+                            <w:r>
+                              <w:rPr>
+                                <w:lang w:val="en-US"/>
+                              </w:rPr>
+                              <w:t xml:space="preserve"> </w:t>
+                            </w:r>
+                            <w:r>
+                              <w:rPr>
+                                <w:b/>
+                                <w:bCs/>
+                                <w:lang w:val="en-US"/>
+                              </w:rPr>
+                              <w:t>Current Work Area:</w:t>
+                            </w:r>
+                            <w:r>
+                              <w:rPr>
+                                <w:lang w:val="en-US"/>
+                              </w:rPr>
+                              <w:t xml:space="preserve"> (e.g., BDF generation, theoretical alignment, material properties)</w:t>
+                            </w:r>
+                            <w:r>
+                              <w:rPr>
+                                <w:lang w:val="en-US"/>
+                              </w:rPr>
+                              <w:br/>
+                            </w:r>
+                            <w:r>
+                              <w:rPr>
+                                <w:rFonts w:ascii="Segoe UI Emoji" w:hAnsi="Segoe UI Emoji" w:cs="Segoe UI Emoji"/>
+                              </w:rPr>
+                              <w:t>📌</w:t>
+                            </w:r>
+                            <w:r>
+                              <w:rPr>
+                                <w:lang w:val="en-US"/>
+                              </w:rPr>
+                              <w:t xml:space="preserve"> </w:t>
+                            </w:r>
+                            <w:r>
+                              <w:rPr>
+                                <w:b/>
+                                <w:bCs/>
+                                <w:lang w:val="en-US"/>
+                              </w:rPr>
+                              <w:t>Relevant Files/Sections:</w:t>
+                            </w:r>
+                            <w:r>
+                              <w:rPr>
+                                <w:lang w:val="en-US"/>
+                              </w:rPr>
+                              <w:t xml:space="preserve"> (MATLAB scripts, Etapa 3, 6, documentation files)</w:t>
+                            </w:r>
+                            <w:r>
+                              <w:rPr>
+                                <w:lang w:val="en-US"/>
+                              </w:rPr>
+                              <w:br/>
+                            </w:r>
+                            <w:r>
+                              <w:rPr>
+                                <w:rFonts w:ascii="Segoe UI Emoji" w:hAnsi="Segoe UI Emoji" w:cs="Segoe UI Emoji"/>
+                              </w:rPr>
+                              <w:t>📌</w:t>
+                            </w:r>
+                            <w:r>
+                              <w:rPr>
+                                <w:lang w:val="en-US"/>
+                              </w:rPr>
+                              <w:t xml:space="preserve"> </w:t>
+                            </w:r>
+                            <w:r>
+                              <w:rPr>
+                                <w:b/>
+                                <w:bCs/>
+                                <w:lang w:val="en-US"/>
+                              </w:rPr>
+                              <w:t>Expected vs. Actual Outcome:</w:t>
+                            </w:r>
+                          </w:p>
+                          <w:p>
+                            <w:pPr>
+                              <w:numPr>
+                                <w:ilvl w:val="0"/>
+                                <w:numId w:val="8"/>
+                              </w:numPr>
+                              <w:rPr>
+                                <w:lang w:val="en-US"/>
+                              </w:rPr>
+                            </w:pPr>
+                            <w:r>
+                              <w:rPr>
+                                <w:b/>
+                                <w:bCs/>
+                                <w:lang w:val="en-US"/>
+                              </w:rPr>
+                              <w:t>Expected:</w:t>
+                            </w:r>
+                            <w:r>
+                              <w:rPr>
+                                <w:lang w:val="en-US"/>
+                              </w:rPr>
+                              <w:t xml:space="preserve"> (What should happen according to theory or intended implementation?)</w:t>
+                            </w:r>
+                          </w:p>
+                          <w:p>
+                            <w:pPr>
+                              <w:numPr>
+                                <w:ilvl w:val="0"/>
+                                <w:numId w:val="8"/>
+                              </w:numPr>
+                              <w:rPr>
+                                <w:lang w:val="en-US"/>
+                              </w:rPr>
+                            </w:pPr>
+                            <w:r>
+                              <w:rPr>
+                                <w:b/>
+                                <w:bCs/>
+                                <w:lang w:val="en-US"/>
+                              </w:rPr>
+                              <w:t>Actual:</w:t>
+                            </w:r>
+                            <w:r>
+                              <w:rPr>
+                                <w:lang w:val="en-US"/>
+                              </w:rPr>
+                              <w:t xml:space="preserve"> (What is currently happening?)</w:t>
+                            </w:r>
+                            <w:r>
+                              <w:rPr>
+                                <w:lang w:val="en-US"/>
+                              </w:rPr>
+                              <w:br/>
+                            </w:r>
+                            <w:r>
+                              <w:rPr>
+                                <w:rFonts w:ascii="Segoe UI Emoji" w:hAnsi="Segoe UI Emoji" w:cs="Segoe UI Emoji"/>
+                              </w:rPr>
+                              <w:t>📌</w:t>
+                            </w:r>
+                            <w:r>
+                              <w:rPr>
+                                <w:lang w:val="en-US"/>
+                              </w:rPr>
+                              <w:t xml:space="preserve"> </w:t>
+                            </w:r>
+                            <w:r>
+                              <w:rPr>
+                                <w:b/>
+                                <w:bCs/>
+                                <w:lang w:val="en-US"/>
+                              </w:rPr>
+                              <w:t>Steps Taken to Debug or Verify:</w:t>
+                            </w:r>
+                          </w:p>
+                          <w:p>
+                            <w:pPr>
+                              <w:numPr>
+                                <w:ilvl w:val="0"/>
+                                <w:numId w:val="8"/>
+                              </w:numPr>
+                              <w:rPr>
+                                <w:lang w:val="en-US"/>
+                              </w:rPr>
+                            </w:pPr>
+                            <w:r>
+                              <w:rPr>
+                                <w:lang w:val="en-US"/>
+                              </w:rPr>
+                              <w:t>(Describe what you have already tried to solve the issue.)</w:t>
+                            </w:r>
+                          </w:p>
+                          <w:p>
+                            <w:pPr>
+                              <w:rPr>
+                                <w:lang w:val="en-US"/>
+                              </w:rPr>
+                            </w:pPr>
+                            <w:r>
+                              <w:rPr>
+                                <w:rFonts w:ascii="Segoe UI Emoji" w:hAnsi="Segoe UI Emoji" w:cs="Segoe UI Emoji"/>
+                                <w:lang w:val="en-US"/>
+                              </w:rPr>
+                              <w:t>❓</w:t>
+                            </w:r>
+                            <w:r>
+                              <w:rPr>
+                                <w:lang w:val="en-US"/>
+                              </w:rPr>
+                              <w:t xml:space="preserve"> </w:t>
+                            </w:r>
+                            <w:r>
+                              <w:rPr>
+                                <w:b/>
+                                <w:bCs/>
+                                <w:lang w:val="en-US"/>
+                              </w:rPr>
+                              <w:t>Specific Question for the Tutor:</w:t>
+                            </w:r>
+                            <w:r>
+                              <w:rPr>
+                                <w:lang w:val="en-US"/>
+                              </w:rPr>
+                              <w:br/>
+                              <w:t>(Paste your question here.)</w:t>
+                            </w:r>
+                          </w:p>
+                          <w:p>
+                            <w:pPr>
+                              <w:rPr>
+                                <w:lang w:val="en-US"/>
+                              </w:rPr>
+                            </w:pPr>
+                            <w:r>
+                              <w:rPr>
+                                <w:rFonts w:ascii="Segoe UI Emoji" w:hAnsi="Segoe UI Emoji" w:cs="Segoe UI Emoji"/>
+                              </w:rPr>
+                              <w:t>🔍</w:t>
+                            </w:r>
+                            <w:r>
+                              <w:rPr>
+                                <w:lang w:val="en-US"/>
+                              </w:rPr>
+                              <w:t xml:space="preserve"> </w:t>
+                            </w:r>
+                            <w:r>
+                              <w:rPr>
+                                <w:b/>
+                                <w:bCs/>
+                                <w:lang w:val="en-US"/>
+                              </w:rPr>
+                              <w:t>Possible Theories or Hypotheses:</w:t>
+                            </w:r>
+                            <w:r>
+                              <w:rPr>
+                                <w:lang w:val="en-US"/>
+                              </w:rPr>
+                              <w:br/>
+                              <w:t>(If applicable, list any theories or assumptions about why the issue is happening.)</w:t>
+                            </w:r>
+                          </w:p>
+                          <w:p>
+                            <w:r>
+                              <w:rPr>
+                                <w:rFonts w:ascii="Segoe UI Emoji" w:hAnsi="Segoe UI Emoji" w:cs="Segoe UI Emoji"/>
+                              </w:rPr>
+                              <w:t>📂</w:t>
+                            </w:r>
+                            <w:r>
+                              <w:t xml:space="preserve"> </w:t>
+                            </w:r>
+                            <w:proofErr w:type="spellStart"/>
+                            <w:r>
+                              <w:rPr>
+                                <w:b/>
+                                <w:bCs/>
+                              </w:rPr>
+                              <w:t>Supporting</w:t>
+                            </w:r>
+                            <w:proofErr w:type="spellEnd"/>
+                            <w:r>
+                              <w:rPr>
+                                <w:b/>
+                                <w:bCs/>
+                              </w:rPr>
+                              <w:t xml:space="preserve"> </w:t>
+                            </w:r>
+                            <w:proofErr w:type="spellStart"/>
+                            <w:r>
+                              <w:rPr>
+                                <w:b/>
+                                <w:bCs/>
+                              </w:rPr>
+                              <w:t>Materials</w:t>
+                            </w:r>
+                            <w:proofErr w:type="spellEnd"/>
+                            <w:r>
+                              <w:rPr>
+                                <w:b/>
+                                <w:bCs/>
+                              </w:rPr>
+                              <w:t>:</w:t>
+                            </w:r>
+                          </w:p>
+                          <w:p>
+                            <w:pPr>
+                              <w:numPr>
+                                <w:ilvl w:val="0"/>
+                                <w:numId w:val="9"/>
+                              </w:numPr>
+                              <w:rPr>
+                                <w:lang w:val="en-US"/>
+                              </w:rPr>
+                            </w:pPr>
+                            <w:r>
+                              <w:rPr>
+                                <w:lang w:val="en-US"/>
+                              </w:rPr>
+                              <w:t>Plots, tables, or MATLAB/BDF code snippets.</w:t>
+                            </w:r>
+                          </w:p>
+                          <w:p>
+                            <w:pPr>
+                              <w:numPr>
+                                <w:ilvl w:val="0"/>
+                                <w:numId w:val="9"/>
+                              </w:numPr>
+                              <w:rPr>
+                                <w:lang w:val="en-US"/>
+                              </w:rPr>
+                            </w:pPr>
+                            <w:r>
+                              <w:rPr>
+                                <w:b/>
+                                <w:bCs/>
+                                <w:lang w:val="en-US"/>
+                              </w:rPr>
+                              <w:t>GitHub Link (if applicable):</w:t>
+                            </w:r>
+                            <w:r>
+                              <w:rPr>
+                                <w:lang w:val="en-US"/>
+                              </w:rPr>
+                              <w:t xml:space="preserve"> (Direct link to relevant script or documentation.)</w:t>
+                            </w:r>
+                          </w:p>
+                          <w:p>
+                            <w:pPr>
+                              <w:rPr>
+                                <w:lang w:val="en-US"/>
+                              </w:rPr>
+                            </w:pPr>
+                            <w:r>
+                              <w:rPr>
+                                <w:rFonts w:ascii="Segoe UI Emoji" w:hAnsi="Segoe UI Emoji" w:cs="Segoe UI Emoji"/>
+                                <w:lang w:val="en-US"/>
+                              </w:rPr>
+                              <w:t>✅</w:t>
+                            </w:r>
+                            <w:r>
+                              <w:rPr>
+                                <w:lang w:val="en-US"/>
+                              </w:rPr>
+                              <w:t xml:space="preserve"> </w:t>
+                            </w:r>
+                            <w:r>
+                              <w:rPr>
+                                <w:b/>
+                                <w:bCs/>
+                                <w:lang w:val="en-US"/>
+                              </w:rPr>
+                              <w:t>Next Steps After Tutor’s Answer:</w:t>
+                            </w:r>
+                            <w:r>
+                              <w:rPr>
+                                <w:lang w:val="en-US"/>
+                              </w:rPr>
+                              <w:br/>
+                              <w:t>(Summarize how you will integrate the tutor's response into your work.)</w:t>
+                            </w:r>
+                          </w:p>
+                          <w:p>
+                            <w:pPr>
+                              <w:rPr>
+                                <w:lang w:val="en-US"/>
+                              </w:rPr>
+                            </w:pPr>
+                          </w:p>
+                          <w:p>
+                            <w:pPr>
+                              <w:rPr>
+                                <w:lang w:val="en-US"/>
+                              </w:rPr>
+                            </w:pPr>
+                          </w:p>
+                        </w:txbxContent>
+                      </wps:txbx>
+                      <wps:bodyPr rot="0" vert="horz" wrap="square" lIns="91440" tIns="45720" rIns="91440" bIns="45720" anchor="t" anchorCtr="0">
+                        <a:noAutofit/>
+                      </wps:bodyPr>
+                    </wps:wsp>
+                  </a:graphicData>
+                </a:graphic>
+                <wp14:sizeRelH relativeFrom="margin">
+                  <wp14:pctWidth>0</wp14:pctWidth>
+                </wp14:sizeRelH>
+                <wp14:sizeRelV relativeFrom="margin">
+                  <wp14:pctHeight>0</wp14:pctHeight>
+                </wp14:sizeRelV>
+              </wp:anchor>
+            </w:drawing>
+          </mc:Choice>
+          <mc:Fallback>
+            <w:pict>
+              <v:shape w14:anchorId="0110F8DE" id="_x0000_s1029" type="#_x0000_t202" style="position:absolute;margin-left:-48.35pt;margin-top:27.85pt;width:401.5pt;height:116.45pt;z-index:251663360;visibility:visible;mso-wrap-style:square;mso-width-percent:0;mso-height-percent:0;mso-wrap-distance-left:9pt;mso-wrap-distance-top:3.6pt;mso-wrap-distance-right:9pt;mso-wrap-distance-bottom:3.6pt;mso-position-horizontal:absolute;mso-position-horizontal-relative:margin;mso-position-vertical:absolute;mso-position-vertical-relative:text;mso-width-percent:0;mso-height-percent:0;mso-width-relative:margin;mso-height-relative:margin;v-text-anchor:top" o:gfxdata="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">
+                <v:textbox>
+                  <w:txbxContent>
+                    <w:p>
+                      <w:pPr>
+                        <w:rPr>
+                          <w:b/>
+                          <w:bCs/>
+                          <w:lang w:val="en-US"/>
+                        </w:rPr>
+                      </w:pPr>
+                      <w:r>
+                        <w:rPr>
+                          <w:rFonts w:ascii="Segoe UI Emoji" w:hAnsi="Segoe UI Emoji" w:cs="Segoe UI Emoji"/>
+                          <w:b/>
+                          <w:bCs/>
+                        </w:rPr>
+                        <w:t>📝</w:t>
+                      </w:r>
+                      <w:r>
+                        <w:rPr>
+                          <w:b/>
+                          <w:bCs/>
+                          <w:lang w:val="en-US"/>
+                        </w:rPr>
+                        <w:t xml:space="preserve"> Tutor Consultation Question Template</w:t>
+                      </w:r>
+                    </w:p>
+                    <w:p>
+                      <w:pPr>
+                        <w:rPr>
+                          <w:lang w:val="en-US"/>
+                        </w:rPr>
+                      </w:pPr>
+                      <w:r>
+                        <w:rPr>
+                          <w:rFonts w:ascii="Segoe UI Emoji" w:hAnsi="Segoe UI Emoji" w:cs="Segoe UI Emoji"/>
+                        </w:rPr>
+                        <w:t>📌</w:t>
+                      </w:r>
+                      <w:r>
+                        <w:rPr>
+                          <w:lang w:val="en-US"/>
+                        </w:rPr>
+                        <w:t xml:space="preserve"> </w:t>
+                      </w:r>
+                      <w:r>
+                        <w:rPr>
+                          <w:b/>
+                          <w:bCs/>
+                          <w:lang w:val="en-US"/>
+                        </w:rPr>
+                        <w:t>Current Work Area:</w:t>
+                      </w:r>
+                      <w:r>
+                        <w:rPr>
+                          <w:lang w:val="en-US"/>
+                        </w:rPr>
+                        <w:t xml:space="preserve"> (e.g., BDF generation, theoretical alignment, material properties)</w:t>
+                      </w:r>
+                      <w:r>
+                        <w:rPr>
+                          <w:lang w:val="en-US"/>
+                        </w:rPr>
+                        <w:br/>
+                      </w:r>
+                      <w:r>
+                        <w:rPr>
+                          <w:rFonts w:ascii="Segoe UI Emoji" w:hAnsi="Segoe UI Emoji" w:cs="Segoe UI Emoji"/>
+                        </w:rPr>
+                        <w:t>📌</w:t>
+                      </w:r>
+                      <w:r>
+                        <w:rPr>
+                          <w:lang w:val="en-US"/>
+                        </w:rPr>
+                        <w:t xml:space="preserve"> </w:t>
+                      </w:r>
+                      <w:r>
+                        <w:rPr>
+                          <w:b/>
+                          <w:bCs/>
+                          <w:lang w:val="en-US"/>
+                        </w:rPr>
+                        <w:t>Relevant Files/Sections:</w:t>
+                      </w:r>
+                      <w:r>
+                        <w:rPr>
+                          <w:lang w:val="en-US"/>
+                        </w:rPr>
+                        <w:t xml:space="preserve"> (MATLAB scripts, Etapa 3, 6, documentation files)</w:t>
+                      </w:r>
+                      <w:r>
+                        <w:rPr>
+                          <w:lang w:val="en-US"/>
+                        </w:rPr>
+                        <w:br/>
+                      </w:r>
+                      <w:r>
+                        <w:rPr>
+                          <w:rFonts w:ascii="Segoe UI Emoji" w:hAnsi="Segoe UI Emoji" w:cs="Segoe UI Emoji"/>
+                        </w:rPr>
+                        <w:t>📌</w:t>
+                      </w:r>
+                      <w:r>
+                        <w:rPr>
+                          <w:lang w:val="en-US"/>
+                        </w:rPr>
+                        <w:t xml:space="preserve"> </w:t>
+                      </w:r>
+                      <w:r>
+                        <w:rPr>
+                          <w:b/>
+                          <w:bCs/>
+                          <w:lang w:val="en-US"/>
+                        </w:rPr>
+                        <w:t>Expected vs. Actual Outcome:</w:t>
+                      </w:r>
+                    </w:p>
+                    <w:p>
+                      <w:pPr>
+                        <w:numPr>
+                          <w:ilvl w:val="0"/>
+                          <w:numId w:val="8"/>
+                        </w:numPr>
+                        <w:rPr>
+                          <w:lang w:val="en-US"/>
+                        </w:rPr>
+                      </w:pPr>
+                      <w:r>
+                        <w:rPr>
+                          <w:b/>
+                          <w:bCs/>
+                          <w:lang w:val="en-US"/>
+                        </w:rPr>
+                        <w:t>Expected:</w:t>
+                      </w:r>
+                      <w:r>
+                        <w:rPr>
+                          <w:lang w:val="en-US"/>
+                        </w:rPr>
+                        <w:t xml:space="preserve"> (What should happen according to theory or intended implementation?)</w:t>
+                      </w:r>
+                    </w:p>
+                    <w:p>
+                      <w:pPr>
+                        <w:numPr>
+                          <w:ilvl w:val="0"/>
+                          <w:numId w:val="8"/>
+                        </w:numPr>
+                        <w:rPr>
+                          <w:lang w:val="en-US"/>
+                        </w:rPr>
+                      </w:pPr>
+                      <w:r>
+                        <w:rPr>
+                          <w:b/>
+                          <w:bCs/>
+                          <w:lang w:val="en-US"/>
+                        </w:rPr>
+                        <w:t>Actual:</w:t>
+                      </w:r>
+                      <w:r>
+                        <w:rPr>
+                          <w:lang w:val="en-US"/>
+                        </w:rPr>
+                        <w:t xml:space="preserve"> (What is currently happening?)</w:t>
+                      </w:r>
+                      <w:r>
+                        <w:rPr>
+                          <w:lang w:val="en-US"/>
+                        </w:rPr>
+                        <w:br/>
+                      </w:r>
+                      <w:r>
+                        <w:rPr>
+                          <w:rFonts w:ascii="Segoe UI Emoji" w:hAnsi="Segoe UI Emoji" w:cs="Segoe UI Emoji"/>
+                        </w:rPr>
+                        <w:t>📌</w:t>
+                      </w:r>
+                      <w:r>
+                        <w:rPr>
+                          <w:lang w:val="en-US"/>
+                        </w:rPr>
+                        <w:t xml:space="preserve"> </w:t>
+                      </w:r>
+                      <w:r>
+                        <w:rPr>
+                          <w:b/>
+                          <w:bCs/>
+                          <w:lang w:val="en-US"/>
+                        </w:rPr>
+                        <w:t>Steps Taken to Debug or Verify:</w:t>
+                      </w:r>
+                    </w:p>
+                    <w:p>
+                      <w:pPr>
+                        <w:numPr>
+                          <w:ilvl w:val="0"/>
+                          <w:numId w:val="8"/>
+                        </w:numPr>
+                        <w:rPr>
+                          <w:lang w:val="en-US"/>
+                        </w:rPr>
+                      </w:pPr>
+                      <w:r>
+                        <w:rPr>
+                          <w:lang w:val="en-US"/>
+                        </w:rPr>
+                        <w:t>(Describe what you have already tried to solve the issue.)</w:t>
+                      </w:r>
+                    </w:p>
+                    <w:p>
+                      <w:pPr>
+                        <w:rPr>
+                          <w:lang w:val="en-US"/>
+                        </w:rPr>
+                      </w:pPr>
+                      <w:r>
+                        <w:rPr>
+                          <w:rFonts w:ascii="Segoe UI Emoji" w:hAnsi="Segoe UI Emoji" w:cs="Segoe UI Emoji"/>
+                          <w:lang w:val="en-US"/>
+                        </w:rPr>
+                        <w:t>❓</w:t>
+                      </w:r>
+                      <w:r>
+                        <w:rPr>
+                          <w:lang w:val="en-US"/>
+                        </w:rPr>
+                        <w:t xml:space="preserve"> </w:t>
+                      </w:r>
+                      <w:r>
+                        <w:rPr>
+                          <w:b/>
+                          <w:bCs/>
+                          <w:lang w:val="en-US"/>
+                        </w:rPr>
+                        <w:t>Specific Question for the Tutor:</w:t>
+                      </w:r>
+                      <w:r>
+                        <w:rPr>
+                          <w:lang w:val="en-US"/>
+                        </w:rPr>
+                        <w:br/>
+                        <w:t>(Paste your question here.)</w:t>
+                      </w:r>
+                    </w:p>
+                    <w:p>
+                      <w:pPr>
+                        <w:rPr>
+                          <w:lang w:val="en-US"/>
+                        </w:rPr>
+                      </w:pPr>
+                      <w:r>
+                        <w:rPr>
+                          <w:rFonts w:ascii="Segoe UI Emoji" w:hAnsi="Segoe UI Emoji" w:cs="Segoe UI Emoji"/>
+                        </w:rPr>
+                        <w:t>🔍</w:t>
+                      </w:r>
+                      <w:r>
+                        <w:rPr>
+                          <w:lang w:val="en-US"/>
+                        </w:rPr>
+                        <w:t xml:space="preserve"> </w:t>
+                      </w:r>
+                      <w:r>
+                        <w:rPr>
+                          <w:b/>
+                          <w:bCs/>
+                          <w:lang w:val="en-US"/>
+                        </w:rPr>
+                        <w:t>Possible Theories or Hypotheses:</w:t>
+                      </w:r>
+                      <w:r>
+                        <w:rPr>
+                          <w:lang w:val="en-US"/>
+                        </w:rPr>
+                        <w:br/>
+                        <w:t>(If applicable, list any theories or assumptions about why the issue is happening.)</w:t>
+                      </w:r>
+                    </w:p>
+                    <w:p>
+                      <w:r>
+                        <w:rPr>
+                          <w:rFonts w:ascii="Segoe UI Emoji" w:hAnsi="Segoe UI Emoji" w:cs="Segoe UI Emoji"/>
+                        </w:rPr>
+                        <w:t>📂</w:t>
+                      </w:r>
+                      <w:r>
+                        <w:t xml:space="preserve"> </w:t>
+                      </w:r>
+                      <w:proofErr w:type="spellStart"/>
+                      <w:r>
+                        <w:rPr>
+                          <w:b/>
+                          <w:bCs/>
+                        </w:rPr>
+                        <w:t>Supporting</w:t>
+                      </w:r>
+                      <w:proofErr w:type="spellEnd"/>
+                      <w:r>
+                        <w:rPr>
+                          <w:b/>
+                          <w:bCs/>
+                        </w:rPr>
+                        <w:t xml:space="preserve"> </w:t>
+                      </w:r>
+                      <w:proofErr w:type="spellStart"/>
+                      <w:r>
+                        <w:rPr>
+                          <w:b/>
+                          <w:bCs/>
+                        </w:rPr>
+                        <w:t>Materials</w:t>
+                      </w:r>
+                      <w:proofErr w:type="spellEnd"/>
+                      <w:r>
+                        <w:rPr>
+                          <w:b/>
+                          <w:bCs/>
+                        </w:rPr>
+                        <w:t>:</w:t>
+                      </w:r>
+                    </w:p>
+                    <w:p>
+                      <w:pPr>
+                        <w:numPr>
+                          <w:ilvl w:val="0"/>
+                          <w:numId w:val="9"/>
+                        </w:numPr>
+                        <w:rPr>
+                          <w:lang w:val="en-US"/>
+                        </w:rPr>
+                      </w:pPr>
+                      <w:r>
+                        <w:rPr>
+                          <w:lang w:val="en-US"/>
+                        </w:rPr>
+                        <w:t>Plots, tables, or MATLAB/BDF code snippets.</w:t>
+                      </w:r>
+                    </w:p>
+                    <w:p>
+                      <w:pPr>
+                        <w:numPr>
+                          <w:ilvl w:val="0"/>
+                          <w:numId w:val="9"/>
+                        </w:numPr>
+                        <w:rPr>
+                          <w:lang w:val="en-US"/>
+                        </w:rPr>
+                      </w:pPr>
+                      <w:r>
+                        <w:rPr>
+                          <w:b/>
+                          <w:bCs/>
+                          <w:lang w:val="en-US"/>
+                        </w:rPr>
+                        <w:t>GitHub Link (if applicable):</w:t>
+                      </w:r>
+                      <w:r>
+                        <w:rPr>
+                          <w:lang w:val="en-US"/>
+                        </w:rPr>
+                        <w:t xml:space="preserve"> (Direct link to relevant script or documentation.)</w:t>
+                      </w:r>
+                    </w:p>
+                    <w:p>
+                      <w:pPr>
+                        <w:rPr>
+                          <w:lang w:val="en-US"/>
+                        </w:rPr>
+                      </w:pPr>
+                      <w:r>
+                        <w:rPr>
+                          <w:rFonts w:ascii="Segoe UI Emoji" w:hAnsi="Segoe UI Emoji" w:cs="Segoe UI Emoji"/>
+                          <w:lang w:val="en-US"/>
+                        </w:rPr>
+                        <w:t>✅</w:t>
+                      </w:r>
+                      <w:r>
+                        <w:rPr>
+                          <w:lang w:val="en-US"/>
+                        </w:rPr>
+                        <w:t xml:space="preserve"> </w:t>
+                      </w:r>
+                      <w:r>
+                        <w:rPr>
+                          <w:b/>
+                          <w:bCs/>
+                          <w:lang w:val="en-US"/>
+                        </w:rPr>
+                        <w:t>Next Steps After Tutor’s Answer:</w:t>
+                      </w:r>
+                      <w:r>
+                        <w:rPr>
+                          <w:lang w:val="en-US"/>
+                        </w:rPr>
+                        <w:br/>
+                        <w:t>(Summarize how you will integrate the tutor's response into your work.)</w:t>
+                      </w:r>
+                    </w:p>
+                    <w:p>
+                      <w:pPr>
+                        <w:rPr>
+                          <w:lang w:val="en-US"/>
+                        </w:rPr>
+                      </w:pPr>
+                    </w:p>
+                    <w:p>
+                      <w:pPr>
+                        <w:rPr>
+                          <w:lang w:val="en-US"/>
+                        </w:rPr>
+                      </w:pPr>
+                    </w:p>
+                  </w:txbxContent>
+                </v:textbox>
+                <w10:wrap type="square" anchorx="margin"/>
+              </v:shape>
+            </w:pict>
+          </mc:Fallback>
+        </mc:AlternateContent>
+      </w:r>
     </w:p>
     <w:p>
       <w:pPr>
@@ -1369,6 +2346,47 @@
           <w:lang w:val="en-US"/>
         </w:rPr>
       </w:pPr>
+    </w:p>
+    <w:p>
+      <w:pPr>
+        <w:rPr>
+          <w:lang w:val="en-US"/>
+        </w:rPr>
+      </w:pPr>
+    </w:p>
+    <w:p>
+      <w:pPr>
+        <w:rPr>
+          <w:lang w:val="en-US"/>
+        </w:rPr>
+      </w:pPr>
+    </w:p>
+    <w:p>
+      <w:pPr>
+        <w:rPr>
+          <w:lang w:val="en-US"/>
+        </w:rPr>
+      </w:pPr>
+    </w:p>
+    <w:p>
+      <w:pPr>
+        <w:rPr>
+          <w:lang w:val="en-US"/>
+        </w:rPr>
+      </w:pPr>
+    </w:p>
+    <w:p>
+      <w:pPr>
+        <w:rPr>
+          <w:lang w:val="en-US"/>
+        </w:rPr>
+      </w:pPr>
+      <w:r>
+        <w:rPr>
+          <w:lang w:val="en-US"/>
+        </w:rPr>
+        <w:t>Prompt tutor question:</w:t>
+      </w:r>
     </w:p>
     <w:sectPr>
       <w:pgSz w:w="11906" w:h="16838"/>
@@ -1383,6 +2401,155 @@
 <file path=word/numbering.xml><?xml version="1.0" encoding="utf-8"?>
 <w:numbering xmlns:wpc="http://schemas.microsoft.com/office/word/2010/wordprocessingCanvas" xmlns:cx="http://schemas.microsoft.com/office/drawing/2014/chartex" xmlns:cx1="http://schemas.microsoft.com/office/drawing/2015/9/8/chartex" xmlns:cx2="http://schemas.microsoft.com/office/drawing/2015/10/21/chartex" xmlns:cx3="http://schemas.microsoft.com/office/drawing/2016/5/9/chartex" xmlns:cx4="http://schemas.microsoft.com/office/drawing/2016/5/10/chartex" xmlns:cx5="http://schemas.microsoft.com/office/drawing/2016/5/11/chartex" xmlns:cx6="http://schemas.microsoft.com/office/drawing/2016/5/12/chartex" xmlns:cx7="http://schemas.microsoft.com/office/drawing/2016/5/13/chartex" xmlns:cx8="http://schemas.microsoft.com/office/drawing/2016/5/14/chartex" xmlns:mc="http://schemas.openxmlformats.org/markup-compatibility/2006" xmlns:aink="http://schemas.microsoft.com/office/drawing/2016/ink" xmlns:am3d="http://schemas.microsoft.com/office/drawing/2017/model3d" xmlns:o="urn:schemas-microsoft-com:office:office" xmlns:oel="http://schemas.microsoft.com/office/2019/extlst" xmlns:r="http://schemas.openxmlformats.org/officeDocument/2006/relationships" xmlns:m="http://schemas.openxmlformats.org/officeDocument/2006/math" xmlns:v="urn:schemas-microsoft-com:vml" xmlns:wp14="http://schemas.microsoft.com/office/word/2010/wordprocessingDrawing" xmlns:wp="http://schemas.openxmlformats.org/drawingml/2006/wordprocessingDrawing" xmlns:w10="urn:schemas-microsoft-com:office:word" xmlns:w="http://schemas.openxmlformats.org/wordprocessingml/2006/main" xmlns:w14="http://schemas.microsoft.com/office/word/2010/wordml" xmlns:w15="http://schemas.microsoft.com/office/word/2012/wordml" xmlns:w16cex="http://schemas.microsoft.com/office/word/2018/wordml/cex" xmlns:w16cid="http://schemas.microsoft.com/office/word/2016/wordml/cid" xmlns:w16="http://schemas.microsoft.com/office/word/2018/wordml" xmlns:w16du="http://schemas.microsoft.com/office/word/2023/wordml/word16du" xmlns:w16sdtdh="http://schemas.microsoft.com/office/word/2020/wordml/sdtdatahash" xmlns:w16sdtfl="http://schemas.microsoft.com/office/word/2024/wordml/sdtformatlock" xmlns:w16se="http://schemas.microsoft.com/office/word/2015/wordml/symex" xmlns:wpg="http://schemas.microsoft.com/office/word/2010/wordprocessingGroup" xmlns:wpi="http://schemas.microsoft.com/office/word/2010/wordprocessingInk" xmlns:wne="http://schemas.microsoft.com/office/word/2006/wordml" xmlns:wps="http://schemas.microsoft.com/office/word/2010/wordprocessingShape" mc:Ignorable="w14 w15 w16se w16cid w16 w16cex w16sdtdh w16sdtfl w16du wp14">
   <w:abstractNum w:abstractNumId="0" w15:restartNumberingAfterBreak="0">
+    <w:nsid w:val="0870659C"/>
+    <w:multiLevelType w:val="multilevel"/>
+    <w:tmpl w:val="985A3BCA"/>
+    <w:lvl w:ilvl="0">
+      <w:start w:val="1"/>
+      <w:numFmt w:val="bullet"/>
+      <w:lvlText w:val=""/>
+      <w:lvlJc w:val="left"/>
+      <w:pPr>
+        <w:tabs>
+          <w:tab w:val="num" w:pos="720"/>
+        </w:tabs>
+        <w:ind w:left="720" w:hanging="360"/>
+      </w:pPr>
+      <w:rPr>
+        <w:rFonts w:ascii="Symbol" w:hAnsi="Symbol" w:hint="default"/>
+        <w:sz w:val="20"/>
+      </w:rPr>
+    </w:lvl>
+    <w:lvl w:ilvl="1" w:tentative="1">
+      <w:start w:val="1"/>
+      <w:numFmt w:val="bullet"/>
+      <w:lvlText w:val="o"/>
+      <w:lvlJc w:val="left"/>
+      <w:pPr>
+        <w:tabs>
+          <w:tab w:val="num" w:pos="1440"/>
+        </w:tabs>
+        <w:ind w:left="1440" w:hanging="360"/>
+      </w:pPr>
+      <w:rPr>
+        <w:rFonts w:ascii="Courier New" w:hAnsi="Courier New" w:hint="default"/>
+        <w:sz w:val="20"/>
+      </w:rPr>
+    </w:lvl>
+    <w:lvl w:ilvl="2" w:tentative="1">
+      <w:start w:val="1"/>
+      <w:numFmt w:val="bullet"/>
+      <w:lvlText w:val=""/>
+      <w:lvlJc w:val="left"/>
+      <w:pPr>
+        <w:tabs>
+          <w:tab w:val="num" w:pos="2160"/>
+        </w:tabs>
+        <w:ind w:left="2160" w:hanging="360"/>
+      </w:pPr>
+      <w:rPr>
+        <w:rFonts w:ascii="Wingdings" w:hAnsi="Wingdings" w:hint="default"/>
+        <w:sz w:val="20"/>
+      </w:rPr>
+    </w:lvl>
+    <w:lvl w:ilvl="3" w:tentative="1">
+      <w:start w:val="1"/>
+      <w:numFmt w:val="bullet"/>
+      <w:lvlText w:val=""/>
+      <w:lvlJc w:val="left"/>
+      <w:pPr>
+        <w:tabs>
+          <w:tab w:val="num" w:pos="2880"/>
+        </w:tabs>
+        <w:ind w:left="2880" w:hanging="360"/>
+      </w:pPr>
+      <w:rPr>
+        <w:rFonts w:ascii="Wingdings" w:hAnsi="Wingdings" w:hint="default"/>
+        <w:sz w:val="20"/>
+      </w:rPr>
+    </w:lvl>
+    <w:lvl w:ilvl="4" w:tentative="1">
+      <w:start w:val="1"/>
+      <w:numFmt w:val="bullet"/>
+      <w:lvlText w:val=""/>
+      <w:lvlJc w:val="left"/>
+      <w:pPr>
+        <w:tabs>
+          <w:tab w:val="num" w:pos="3600"/>
+        </w:tabs>
+        <w:ind w:left="3600" w:hanging="360"/>
+      </w:pPr>
+      <w:rPr>
+        <w:rFonts w:ascii="Wingdings" w:hAnsi="Wingdings" w:hint="default"/>
+        <w:sz w:val="20"/>
+      </w:rPr>
+    </w:lvl>
+    <w:lvl w:ilvl="5" w:tentative="1">
+      <w:start w:val="1"/>
+      <w:numFmt w:val="bullet"/>
+      <w:lvlText w:val=""/>
+      <w:lvlJc w:val="left"/>
+      <w:pPr>
+        <w:tabs>
+          <w:tab w:val="num" w:pos="4320"/>
+        </w:tabs>
+        <w:ind w:left="4320" w:hanging="360"/>
+      </w:pPr>
+      <w:rPr>
+        <w:rFonts w:ascii="Wingdings" w:hAnsi="Wingdings" w:hint="default"/>
+        <w:sz w:val="20"/>
+      </w:rPr>
+    </w:lvl>
+    <w:lvl w:ilvl="6" w:tentative="1">
+      <w:start w:val="1"/>
+      <w:numFmt w:val="bullet"/>
+      <w:lvlText w:val=""/>
+      <w:lvlJc w:val="left"/>
+      <w:pPr>
+        <w:tabs>
+          <w:tab w:val="num" w:pos="5040"/>
+        </w:tabs>
+        <w:ind w:left="5040" w:hanging="360"/>
+      </w:pPr>
+      <w:rPr>
+        <w:rFonts w:ascii="Wingdings" w:hAnsi="Wingdings" w:hint="default"/>
+        <w:sz w:val="20"/>
+      </w:rPr>
+    </w:lvl>
+    <w:lvl w:ilvl="7" w:tentative="1">
+      <w:start w:val="1"/>
+      <w:numFmt w:val="bullet"/>
+      <w:lvlText w:val=""/>
+      <w:lvlJc w:val="left"/>
+      <w:pPr>
+        <w:tabs>
+          <w:tab w:val="num" w:pos="5760"/>
+        </w:tabs>
+        <w:ind w:left="5760" w:hanging="360"/>
+      </w:pPr>
+      <w:rPr>
+        <w:rFonts w:ascii="Wingdings" w:hAnsi="Wingdings" w:hint="default"/>
+        <w:sz w:val="20"/>
+      </w:rPr>
+    </w:lvl>
+    <w:lvl w:ilvl="8" w:tentative="1">
+      <w:start w:val="1"/>
+      <w:numFmt w:val="bullet"/>
+      <w:lvlText w:val=""/>
+      <w:lvlJc w:val="left"/>
+      <w:pPr>
+        <w:tabs>
+          <w:tab w:val="num" w:pos="6480"/>
+        </w:tabs>
+        <w:ind w:left="6480" w:hanging="360"/>
+      </w:pPr>
+      <w:rPr>
+        <w:rFonts w:ascii="Wingdings" w:hAnsi="Wingdings" w:hint="default"/>
+        <w:sz w:val="20"/>
+      </w:rPr>
+    </w:lvl>
+  </w:abstractNum>
+  <w:abstractNum w:abstractNumId="1" w15:restartNumberingAfterBreak="0">
     <w:nsid w:val="15BF6DC1"/>
     <w:multiLevelType w:val="multilevel"/>
     <w:tmpl w:val="A37C3718"/>
@@ -1531,7 +2698,7 @@
       </w:rPr>
     </w:lvl>
   </w:abstractNum>
-  <w:abstractNum w:abstractNumId="1" w15:restartNumberingAfterBreak="0">
+  <w:abstractNum w:abstractNumId="2" w15:restartNumberingAfterBreak="0">
     <w:nsid w:val="1FD868F5"/>
     <w:multiLevelType w:val="multilevel"/>
     <w:tmpl w:val="8EA031EC"/>
@@ -1680,7 +2847,7 @@
       </w:rPr>
     </w:lvl>
   </w:abstractNum>
-  <w:abstractNum w:abstractNumId="2" w15:restartNumberingAfterBreak="0">
+  <w:abstractNum w:abstractNumId="3" w15:restartNumberingAfterBreak="0">
     <w:nsid w:val="300E3D56"/>
     <w:multiLevelType w:val="multilevel"/>
     <w:tmpl w:val="7892EA66"/>
@@ -1829,7 +2996,454 @@
       </w:rPr>
     </w:lvl>
   </w:abstractNum>
-  <w:abstractNum w:abstractNumId="3" w15:restartNumberingAfterBreak="0">
+  <w:abstractNum w:abstractNumId="4" w15:restartNumberingAfterBreak="0">
+    <w:nsid w:val="43D337C8"/>
+    <w:multiLevelType w:val="multilevel"/>
+    <w:tmpl w:val="85DA64A4"/>
+    <w:lvl w:ilvl="0">
+      <w:start w:val="1"/>
+      <w:numFmt w:val="bullet"/>
+      <w:lvlText w:val=""/>
+      <w:lvlJc w:val="left"/>
+      <w:pPr>
+        <w:tabs>
+          <w:tab w:val="num" w:pos="720"/>
+        </w:tabs>
+        <w:ind w:left="720" w:hanging="360"/>
+      </w:pPr>
+      <w:rPr>
+        <w:rFonts w:ascii="Symbol" w:hAnsi="Symbol" w:hint="default"/>
+        <w:sz w:val="20"/>
+      </w:rPr>
+    </w:lvl>
+    <w:lvl w:ilvl="1" w:tentative="1">
+      <w:start w:val="1"/>
+      <w:numFmt w:val="bullet"/>
+      <w:lvlText w:val="o"/>
+      <w:lvlJc w:val="left"/>
+      <w:pPr>
+        <w:tabs>
+          <w:tab w:val="num" w:pos="1440"/>
+        </w:tabs>
+        <w:ind w:left="1440" w:hanging="360"/>
+      </w:pPr>
+      <w:rPr>
+        <w:rFonts w:ascii="Courier New" w:hAnsi="Courier New" w:hint="default"/>
+        <w:sz w:val="20"/>
+      </w:rPr>
+    </w:lvl>
+    <w:lvl w:ilvl="2" w:tentative="1">
+      <w:start w:val="1"/>
+      <w:numFmt w:val="bullet"/>
+      <w:lvlText w:val=""/>
+      <w:lvlJc w:val="left"/>
+      <w:pPr>
+        <w:tabs>
+          <w:tab w:val="num" w:pos="2160"/>
+        </w:tabs>
+        <w:ind w:left="2160" w:hanging="360"/>
+      </w:pPr>
+      <w:rPr>
+        <w:rFonts w:ascii="Wingdings" w:hAnsi="Wingdings" w:hint="default"/>
+        <w:sz w:val="20"/>
+      </w:rPr>
+    </w:lvl>
+    <w:lvl w:ilvl="3" w:tentative="1">
+      <w:start w:val="1"/>
+      <w:numFmt w:val="bullet"/>
+      <w:lvlText w:val=""/>
+      <w:lvlJc w:val="left"/>
+      <w:pPr>
+        <w:tabs>
+          <w:tab w:val="num" w:pos="2880"/>
+        </w:tabs>
+        <w:ind w:left="2880" w:hanging="360"/>
+      </w:pPr>
+      <w:rPr>
+        <w:rFonts w:ascii="Wingdings" w:hAnsi="Wingdings" w:hint="default"/>
+        <w:sz w:val="20"/>
+      </w:rPr>
+    </w:lvl>
+    <w:lvl w:ilvl="4" w:tentative="1">
+      <w:start w:val="1"/>
+      <w:numFmt w:val="bullet"/>
+      <w:lvlText w:val=""/>
+      <w:lvlJc w:val="left"/>
+      <w:pPr>
+        <w:tabs>
+          <w:tab w:val="num" w:pos="3600"/>
+        </w:tabs>
+        <w:ind w:left="3600" w:hanging="360"/>
+      </w:pPr>
+      <w:rPr>
+        <w:rFonts w:ascii="Wingdings" w:hAnsi="Wingdings" w:hint="default"/>
+        <w:sz w:val="20"/>
+      </w:rPr>
+    </w:lvl>
+    <w:lvl w:ilvl="5" w:tentative="1">
+      <w:start w:val="1"/>
+      <w:numFmt w:val="bullet"/>
+      <w:lvlText w:val=""/>
+      <w:lvlJc w:val="left"/>
+      <w:pPr>
+        <w:tabs>
+          <w:tab w:val="num" w:pos="4320"/>
+        </w:tabs>
+        <w:ind w:left="4320" w:hanging="360"/>
+      </w:pPr>
+      <w:rPr>
+        <w:rFonts w:ascii="Wingdings" w:hAnsi="Wingdings" w:hint="default"/>
+        <w:sz w:val="20"/>
+      </w:rPr>
+    </w:lvl>
+    <w:lvl w:ilvl="6" w:tentative="1">
+      <w:start w:val="1"/>
+      <w:numFmt w:val="bullet"/>
+      <w:lvlText w:val=""/>
+      <w:lvlJc w:val="left"/>
+      <w:pPr>
+        <w:tabs>
+          <w:tab w:val="num" w:pos="5040"/>
+        </w:tabs>
+        <w:ind w:left="5040" w:hanging="360"/>
+      </w:pPr>
+      <w:rPr>
+        <w:rFonts w:ascii="Wingdings" w:hAnsi="Wingdings" w:hint="default"/>
+        <w:sz w:val="20"/>
+      </w:rPr>
+    </w:lvl>
+    <w:lvl w:ilvl="7" w:tentative="1">
+      <w:start w:val="1"/>
+      <w:numFmt w:val="bullet"/>
+      <w:lvlText w:val=""/>
+      <w:lvlJc w:val="left"/>
+      <w:pPr>
+        <w:tabs>
+          <w:tab w:val="num" w:pos="5760"/>
+        </w:tabs>
+        <w:ind w:left="5760" w:hanging="360"/>
+      </w:pPr>
+      <w:rPr>
+        <w:rFonts w:ascii="Wingdings" w:hAnsi="Wingdings" w:hint="default"/>
+        <w:sz w:val="20"/>
+      </w:rPr>
+    </w:lvl>
+    <w:lvl w:ilvl="8" w:tentative="1">
+      <w:start w:val="1"/>
+      <w:numFmt w:val="bullet"/>
+      <w:lvlText w:val=""/>
+      <w:lvlJc w:val="left"/>
+      <w:pPr>
+        <w:tabs>
+          <w:tab w:val="num" w:pos="6480"/>
+        </w:tabs>
+        <w:ind w:left="6480" w:hanging="360"/>
+      </w:pPr>
+      <w:rPr>
+        <w:rFonts w:ascii="Wingdings" w:hAnsi="Wingdings" w:hint="default"/>
+        <w:sz w:val="20"/>
+      </w:rPr>
+    </w:lvl>
+  </w:abstractNum>
+  <w:abstractNum w:abstractNumId="5" w15:restartNumberingAfterBreak="0">
+    <w:nsid w:val="4F5B2ECF"/>
+    <w:multiLevelType w:val="multilevel"/>
+    <w:tmpl w:val="F7681368"/>
+    <w:lvl w:ilvl="0">
+      <w:start w:val="1"/>
+      <w:numFmt w:val="bullet"/>
+      <w:lvlText w:val=""/>
+      <w:lvlJc w:val="left"/>
+      <w:pPr>
+        <w:tabs>
+          <w:tab w:val="num" w:pos="720"/>
+        </w:tabs>
+        <w:ind w:left="720" w:hanging="360"/>
+      </w:pPr>
+      <w:rPr>
+        <w:rFonts w:ascii="Symbol" w:hAnsi="Symbol" w:hint="default"/>
+        <w:sz w:val="20"/>
+      </w:rPr>
+    </w:lvl>
+    <w:lvl w:ilvl="1" w:tentative="1">
+      <w:start w:val="1"/>
+      <w:numFmt w:val="bullet"/>
+      <w:lvlText w:val="o"/>
+      <w:lvlJc w:val="left"/>
+      <w:pPr>
+        <w:tabs>
+          <w:tab w:val="num" w:pos="1440"/>
+        </w:tabs>
+        <w:ind w:left="1440" w:hanging="360"/>
+      </w:pPr>
+      <w:rPr>
+        <w:rFonts w:ascii="Courier New" w:hAnsi="Courier New" w:hint="default"/>
+        <w:sz w:val="20"/>
+      </w:rPr>
+    </w:lvl>
+    <w:lvl w:ilvl="2" w:tentative="1">
+      <w:start w:val="1"/>
+      <w:numFmt w:val="bullet"/>
+      <w:lvlText w:val=""/>
+      <w:lvlJc w:val="left"/>
+      <w:pPr>
+        <w:tabs>
+          <w:tab w:val="num" w:pos="2160"/>
+        </w:tabs>
+        <w:ind w:left="2160" w:hanging="360"/>
+      </w:pPr>
+      <w:rPr>
+        <w:rFonts w:ascii="Wingdings" w:hAnsi="Wingdings" w:hint="default"/>
+        <w:sz w:val="20"/>
+      </w:rPr>
+    </w:lvl>
+    <w:lvl w:ilvl="3" w:tentative="1">
+      <w:start w:val="1"/>
+      <w:numFmt w:val="bullet"/>
+      <w:lvlText w:val=""/>
+      <w:lvlJc w:val="left"/>
+      <w:pPr>
+        <w:tabs>
+          <w:tab w:val="num" w:pos="2880"/>
+        </w:tabs>
+        <w:ind w:left="2880" w:hanging="360"/>
+      </w:pPr>
+      <w:rPr>
+        <w:rFonts w:ascii="Wingdings" w:hAnsi="Wingdings" w:hint="default"/>
+        <w:sz w:val="20"/>
+      </w:rPr>
+    </w:lvl>
+    <w:lvl w:ilvl="4" w:tentative="1">
+      <w:start w:val="1"/>
+      <w:numFmt w:val="bullet"/>
+      <w:lvlText w:val=""/>
+      <w:lvlJc w:val="left"/>
+      <w:pPr>
+        <w:tabs>
+          <w:tab w:val="num" w:pos="3600"/>
+        </w:tabs>
+        <w:ind w:left="3600" w:hanging="360"/>
+      </w:pPr>
+      <w:rPr>
+        <w:rFonts w:ascii="Wingdings" w:hAnsi="Wingdings" w:hint="default"/>
+        <w:sz w:val="20"/>
+      </w:rPr>
+    </w:lvl>
+    <w:lvl w:ilvl="5" w:tentative="1">
+      <w:start w:val="1"/>
+      <w:numFmt w:val="bullet"/>
+      <w:lvlText w:val=""/>
+      <w:lvlJc w:val="left"/>
+      <w:pPr>
+        <w:tabs>
+          <w:tab w:val="num" w:pos="4320"/>
+        </w:tabs>
+        <w:ind w:left="4320" w:hanging="360"/>
+      </w:pPr>
+      <w:rPr>
+        <w:rFonts w:ascii="Wingdings" w:hAnsi="Wingdings" w:hint="default"/>
+        <w:sz w:val="20"/>
+      </w:rPr>
+    </w:lvl>
+    <w:lvl w:ilvl="6" w:tentative="1">
+      <w:start w:val="1"/>
+      <w:numFmt w:val="bullet"/>
+      <w:lvlText w:val=""/>
+      <w:lvlJc w:val="left"/>
+      <w:pPr>
+        <w:tabs>
+          <w:tab w:val="num" w:pos="5040"/>
+        </w:tabs>
+        <w:ind w:left="5040" w:hanging="360"/>
+      </w:pPr>
+      <w:rPr>
+        <w:rFonts w:ascii="Wingdings" w:hAnsi="Wingdings" w:hint="default"/>
+        <w:sz w:val="20"/>
+      </w:rPr>
+    </w:lvl>
+    <w:lvl w:ilvl="7" w:tentative="1">
+      <w:start w:val="1"/>
+      <w:numFmt w:val="bullet"/>
+      <w:lvlText w:val=""/>
+      <w:lvlJc w:val="left"/>
+      <w:pPr>
+        <w:tabs>
+          <w:tab w:val="num" w:pos="5760"/>
+        </w:tabs>
+        <w:ind w:left="5760" w:hanging="360"/>
+      </w:pPr>
+      <w:rPr>
+        <w:rFonts w:ascii="Wingdings" w:hAnsi="Wingdings" w:hint="default"/>
+        <w:sz w:val="20"/>
+      </w:rPr>
+    </w:lvl>
+    <w:lvl w:ilvl="8" w:tentative="1">
+      <w:start w:val="1"/>
+      <w:numFmt w:val="bullet"/>
+      <w:lvlText w:val=""/>
+      <w:lvlJc w:val="left"/>
+      <w:pPr>
+        <w:tabs>
+          <w:tab w:val="num" w:pos="6480"/>
+        </w:tabs>
+        <w:ind w:left="6480" w:hanging="360"/>
+      </w:pPr>
+      <w:rPr>
+        <w:rFonts w:ascii="Wingdings" w:hAnsi="Wingdings" w:hint="default"/>
+        <w:sz w:val="20"/>
+      </w:rPr>
+    </w:lvl>
+  </w:abstractNum>
+  <w:abstractNum w:abstractNumId="6" w15:restartNumberingAfterBreak="0">
+    <w:nsid w:val="53B2100D"/>
+    <w:multiLevelType w:val="multilevel"/>
+    <w:tmpl w:val="DC1C9658"/>
+    <w:lvl w:ilvl="0">
+      <w:start w:val="1"/>
+      <w:numFmt w:val="bullet"/>
+      <w:lvlText w:val=""/>
+      <w:lvlJc w:val="left"/>
+      <w:pPr>
+        <w:tabs>
+          <w:tab w:val="num" w:pos="720"/>
+        </w:tabs>
+        <w:ind w:left="720" w:hanging="360"/>
+      </w:pPr>
+      <w:rPr>
+        <w:rFonts w:ascii="Symbol" w:hAnsi="Symbol" w:hint="default"/>
+        <w:sz w:val="20"/>
+      </w:rPr>
+    </w:lvl>
+    <w:lvl w:ilvl="1" w:tentative="1">
+      <w:start w:val="1"/>
+      <w:numFmt w:val="bullet"/>
+      <w:lvlText w:val="o"/>
+      <w:lvlJc w:val="left"/>
+      <w:pPr>
+        <w:tabs>
+          <w:tab w:val="num" w:pos="1440"/>
+        </w:tabs>
+        <w:ind w:left="1440" w:hanging="360"/>
+      </w:pPr>
+      <w:rPr>
+        <w:rFonts w:ascii="Courier New" w:hAnsi="Courier New" w:hint="default"/>
+        <w:sz w:val="20"/>
+      </w:rPr>
+    </w:lvl>
+    <w:lvl w:ilvl="2" w:tentative="1">
+      <w:start w:val="1"/>
+      <w:numFmt w:val="bullet"/>
+      <w:lvlText w:val=""/>
+      <w:lvlJc w:val="left"/>
+      <w:pPr>
+        <w:tabs>
+          <w:tab w:val="num" w:pos="2160"/>
+        </w:tabs>
+        <w:ind w:left="2160" w:hanging="360"/>
+      </w:pPr>
+      <w:rPr>
+        <w:rFonts w:ascii="Wingdings" w:hAnsi="Wingdings" w:hint="default"/>
+        <w:sz w:val="20"/>
+      </w:rPr>
+    </w:lvl>
+    <w:lvl w:ilvl="3" w:tentative="1">
+      <w:start w:val="1"/>
+      <w:numFmt w:val="bullet"/>
+      <w:lvlText w:val=""/>
+      <w:lvlJc w:val="left"/>
+      <w:pPr>
+        <w:tabs>
+          <w:tab w:val="num" w:pos="2880"/>
+        </w:tabs>
+        <w:ind w:left="2880" w:hanging="360"/>
+      </w:pPr>
+      <w:rPr>
+        <w:rFonts w:ascii="Wingdings" w:hAnsi="Wingdings" w:hint="default"/>
+        <w:sz w:val="20"/>
+      </w:rPr>
+    </w:lvl>
+    <w:lvl w:ilvl="4" w:tentative="1">
+      <w:start w:val="1"/>
+      <w:numFmt w:val="bullet"/>
+      <w:lvlText w:val=""/>
+      <w:lvlJc w:val="left"/>
+      <w:pPr>
+        <w:tabs>
+          <w:tab w:val="num" w:pos="3600"/>
+        </w:tabs>
+        <w:ind w:left="3600" w:hanging="360"/>
+      </w:pPr>
+      <w:rPr>
+        <w:rFonts w:ascii="Wingdings" w:hAnsi="Wingdings" w:hint="default"/>
+        <w:sz w:val="20"/>
+      </w:rPr>
+    </w:lvl>
+    <w:lvl w:ilvl="5" w:tentative="1">
+      <w:start w:val="1"/>
+      <w:numFmt w:val="bullet"/>
+      <w:lvlText w:val=""/>
+      <w:lvlJc w:val="left"/>
+      <w:pPr>
+        <w:tabs>
+          <w:tab w:val="num" w:pos="4320"/>
+        </w:tabs>
+        <w:ind w:left="4320" w:hanging="360"/>
+      </w:pPr>
+      <w:rPr>
+        <w:rFonts w:ascii="Wingdings" w:hAnsi="Wingdings" w:hint="default"/>
+        <w:sz w:val="20"/>
+      </w:rPr>
+    </w:lvl>
+    <w:lvl w:ilvl="6" w:tentative="1">
+      <w:start w:val="1"/>
+      <w:numFmt w:val="bullet"/>
+      <w:lvlText w:val=""/>
+      <w:lvlJc w:val="left"/>
+      <w:pPr>
+        <w:tabs>
+          <w:tab w:val="num" w:pos="5040"/>
+        </w:tabs>
+        <w:ind w:left="5040" w:hanging="360"/>
+      </w:pPr>
+      <w:rPr>
+        <w:rFonts w:ascii="Wingdings" w:hAnsi="Wingdings" w:hint="default"/>
+        <w:sz w:val="20"/>
+      </w:rPr>
+    </w:lvl>
+    <w:lvl w:ilvl="7" w:tentative="1">
+      <w:start w:val="1"/>
+      <w:numFmt w:val="bullet"/>
+      <w:lvlText w:val=""/>
+      <w:lvlJc w:val="left"/>
+      <w:pPr>
+        <w:tabs>
+          <w:tab w:val="num" w:pos="5760"/>
+        </w:tabs>
+        <w:ind w:left="5760" w:hanging="360"/>
+      </w:pPr>
+      <w:rPr>
+        <w:rFonts w:ascii="Wingdings" w:hAnsi="Wingdings" w:hint="default"/>
+        <w:sz w:val="20"/>
+      </w:rPr>
+    </w:lvl>
+    <w:lvl w:ilvl="8" w:tentative="1">
+      <w:start w:val="1"/>
+      <w:numFmt w:val="bullet"/>
+      <w:lvlText w:val=""/>
+      <w:lvlJc w:val="left"/>
+      <w:pPr>
+        <w:tabs>
+          <w:tab w:val="num" w:pos="6480"/>
+        </w:tabs>
+        <w:ind w:left="6480" w:hanging="360"/>
+      </w:pPr>
+      <w:rPr>
+        <w:rFonts w:ascii="Wingdings" w:hAnsi="Wingdings" w:hint="default"/>
+        <w:sz w:val="20"/>
+      </w:rPr>
+    </w:lvl>
+  </w:abstractNum>
+  <w:abstractNum w:abstractNumId="7" w15:restartNumberingAfterBreak="0">
     <w:nsid w:val="59556491"/>
     <w:multiLevelType w:val="multilevel"/>
     <w:tmpl w:val="D680875E"/>
@@ -1978,17 +3592,181 @@
       </w:rPr>
     </w:lvl>
   </w:abstractNum>
+  <w:abstractNum w:abstractNumId="8" w15:restartNumberingAfterBreak="0">
+    <w:nsid w:val="78D9625C"/>
+    <w:multiLevelType w:val="multilevel"/>
+    <w:tmpl w:val="3D94E7DA"/>
+    <w:lvl w:ilvl="0">
+      <w:start w:val="1"/>
+      <w:numFmt w:val="bullet"/>
+      <w:lvlText w:val=""/>
+      <w:lvlJc w:val="left"/>
+      <w:pPr>
+        <w:tabs>
+          <w:tab w:val="num" w:pos="720"/>
+        </w:tabs>
+        <w:ind w:left="720" w:hanging="360"/>
+      </w:pPr>
+      <w:rPr>
+        <w:rFonts w:ascii="Symbol" w:hAnsi="Symbol" w:hint="default"/>
+        <w:sz w:val="20"/>
+      </w:rPr>
+    </w:lvl>
+    <w:lvl w:ilvl="1" w:tentative="1">
+      <w:start w:val="1"/>
+      <w:numFmt w:val="bullet"/>
+      <w:lvlText w:val="o"/>
+      <w:lvlJc w:val="left"/>
+      <w:pPr>
+        <w:tabs>
+          <w:tab w:val="num" w:pos="1440"/>
+        </w:tabs>
+        <w:ind w:left="1440" w:hanging="360"/>
+      </w:pPr>
+      <w:rPr>
+        <w:rFonts w:ascii="Courier New" w:hAnsi="Courier New" w:hint="default"/>
+        <w:sz w:val="20"/>
+      </w:rPr>
+    </w:lvl>
+    <w:lvl w:ilvl="2" w:tentative="1">
+      <w:start w:val="1"/>
+      <w:numFmt w:val="bullet"/>
+      <w:lvlText w:val=""/>
+      <w:lvlJc w:val="left"/>
+      <w:pPr>
+        <w:tabs>
+          <w:tab w:val="num" w:pos="2160"/>
+        </w:tabs>
+        <w:ind w:left="2160" w:hanging="360"/>
+      </w:pPr>
+      <w:rPr>
+        <w:rFonts w:ascii="Wingdings" w:hAnsi="Wingdings" w:hint="default"/>
+        <w:sz w:val="20"/>
+      </w:rPr>
+    </w:lvl>
+    <w:lvl w:ilvl="3" w:tentative="1">
+      <w:start w:val="1"/>
+      <w:numFmt w:val="bullet"/>
+      <w:lvlText w:val=""/>
+      <w:lvlJc w:val="left"/>
+      <w:pPr>
+        <w:tabs>
+          <w:tab w:val="num" w:pos="2880"/>
+        </w:tabs>
+        <w:ind w:left="2880" w:hanging="360"/>
+      </w:pPr>
+      <w:rPr>
+        <w:rFonts w:ascii="Wingdings" w:hAnsi="Wingdings" w:hint="default"/>
+        <w:sz w:val="20"/>
+      </w:rPr>
+    </w:lvl>
+    <w:lvl w:ilvl="4" w:tentative="1">
+      <w:start w:val="1"/>
+      <w:numFmt w:val="bullet"/>
+      <w:lvlText w:val=""/>
+      <w:lvlJc w:val="left"/>
+      <w:pPr>
+        <w:tabs>
+          <w:tab w:val="num" w:pos="3600"/>
+        </w:tabs>
+        <w:ind w:left="3600" w:hanging="360"/>
+      </w:pPr>
+      <w:rPr>
+        <w:rFonts w:ascii="Wingdings" w:hAnsi="Wingdings" w:hint="default"/>
+        <w:sz w:val="20"/>
+      </w:rPr>
+    </w:lvl>
+    <w:lvl w:ilvl="5" w:tentative="1">
+      <w:start w:val="1"/>
+      <w:numFmt w:val="bullet"/>
+      <w:lvlText w:val=""/>
+      <w:lvlJc w:val="left"/>
+      <w:pPr>
+        <w:tabs>
+          <w:tab w:val="num" w:pos="4320"/>
+        </w:tabs>
+        <w:ind w:left="4320" w:hanging="360"/>
+      </w:pPr>
+      <w:rPr>
+        <w:rFonts w:ascii="Wingdings" w:hAnsi="Wingdings" w:hint="default"/>
+        <w:sz w:val="20"/>
+      </w:rPr>
+    </w:lvl>
+    <w:lvl w:ilvl="6" w:tentative="1">
+      <w:start w:val="1"/>
+      <w:numFmt w:val="bullet"/>
+      <w:lvlText w:val=""/>
+      <w:lvlJc w:val="left"/>
+      <w:pPr>
+        <w:tabs>
+          <w:tab w:val="num" w:pos="5040"/>
+        </w:tabs>
+        <w:ind w:left="5040" w:hanging="360"/>
+      </w:pPr>
+      <w:rPr>
+        <w:rFonts w:ascii="Wingdings" w:hAnsi="Wingdings" w:hint="default"/>
+        <w:sz w:val="20"/>
+      </w:rPr>
+    </w:lvl>
+    <w:lvl w:ilvl="7" w:tentative="1">
+      <w:start w:val="1"/>
+      <w:numFmt w:val="bullet"/>
+      <w:lvlText w:val=""/>
+      <w:lvlJc w:val="left"/>
+      <w:pPr>
+        <w:tabs>
+          <w:tab w:val="num" w:pos="5760"/>
+        </w:tabs>
+        <w:ind w:left="5760" w:hanging="360"/>
+      </w:pPr>
+      <w:rPr>
+        <w:rFonts w:ascii="Wingdings" w:hAnsi="Wingdings" w:hint="default"/>
+        <w:sz w:val="20"/>
+      </w:rPr>
+    </w:lvl>
+    <w:lvl w:ilvl="8" w:tentative="1">
+      <w:start w:val="1"/>
+      <w:numFmt w:val="bullet"/>
+      <w:lvlText w:val=""/>
+      <w:lvlJc w:val="left"/>
+      <w:pPr>
+        <w:tabs>
+          <w:tab w:val="num" w:pos="6480"/>
+        </w:tabs>
+        <w:ind w:left="6480" w:hanging="360"/>
+      </w:pPr>
+      <w:rPr>
+        <w:rFonts w:ascii="Wingdings" w:hAnsi="Wingdings" w:hint="default"/>
+        <w:sz w:val="20"/>
+      </w:rPr>
+    </w:lvl>
+  </w:abstractNum>
   <w:num w:numId="1" w16cid:durableId="1573853247">
+    <w:abstractNumId w:val="2"/>
+  </w:num>
+  <w:num w:numId="2" w16cid:durableId="1456219640">
+    <w:abstractNumId w:val="7"/>
+  </w:num>
+  <w:num w:numId="3" w16cid:durableId="327290467">
     <w:abstractNumId w:val="1"/>
   </w:num>
-  <w:num w:numId="2" w16cid:durableId="1456219640">
+  <w:num w:numId="4" w16cid:durableId="162479134">
     <w:abstractNumId w:val="3"/>
   </w:num>
-  <w:num w:numId="3" w16cid:durableId="327290467">
+  <w:num w:numId="5" w16cid:durableId="29692410">
     <w:abstractNumId w:val="0"/>
   </w:num>
-  <w:num w:numId="4" w16cid:durableId="162479134">
-    <w:abstractNumId w:val="2"/>
+  <w:num w:numId="6" w16cid:durableId="1650865911">
+    <w:abstractNumId w:val="5"/>
+  </w:num>
+  <w:num w:numId="7" w16cid:durableId="362945433">
+    <w:abstractNumId w:val="6"/>
+  </w:num>
+  <w:num w:numId="8" w16cid:durableId="1053312387">
+    <w:abstractNumId w:val="4"/>
+  </w:num>
+  <w:num w:numId="9" w16cid:durableId="471603850">
+    <w:abstractNumId w:val="8"/>
   </w:num>
 </w:numbering>
 </file>

--- a/Docs/Prompts.docx
+++ b/Docs/Prompts.docx
@@ -2396,6 +2396,56 @@
     </w:sectPr>
   </w:body>
 </w:document>
+</file>
+
+<file path=word/endnotes.xml><?xml version="1.0" encoding="utf-8"?>
+<w:endnotes xmlns:wpc="http://schemas.microsoft.com/office/word/2010/wordprocessingCanvas" xmlns:cx="http://schemas.microsoft.com/office/drawing/2014/chartex" xmlns:cx1="http://schemas.microsoft.com/office/drawing/2015/9/8/chartex" xmlns:cx2="http://schemas.microsoft.com/office/drawing/2015/10/21/chartex" xmlns:cx3="http://schemas.microsoft.com/office/drawing/2016/5/9/chartex" xmlns:cx4="http://schemas.microsoft.com/office/drawing/2016/5/10/chartex" xmlns:cx5="http://schemas.microsoft.com/office/drawing/2016/5/11/chartex" xmlns:cx6="http://schemas.microsoft.com/office/drawing/2016/5/12/chartex" xmlns:cx7="http://schemas.microsoft.com/office/drawing/2016/5/13/chartex" xmlns:cx8="http://schemas.microsoft.com/office/drawing/2016/5/14/chartex" xmlns:mc="http://schemas.openxmlformats.org/markup-compatibility/2006" xmlns:aink="http://schemas.microsoft.com/office/drawing/2016/ink" xmlns:am3d="http://schemas.microsoft.com/office/drawing/2017/model3d" xmlns:o="urn:schemas-microsoft-com:office:office" xmlns:oel="http://schemas.microsoft.com/office/2019/extlst" xmlns:r="http://schemas.openxmlformats.org/officeDocument/2006/relationships" xmlns:m="http://schemas.openxmlformats.org/officeDocument/2006/math" xmlns:v="urn:schemas-microsoft-com:vml" xmlns:wp14="http://schemas.microsoft.com/office/word/2010/wordprocessingDrawing" xmlns:wp="http://schemas.openxmlformats.org/drawingml/2006/wordprocessingDrawing" xmlns:w10="urn:schemas-microsoft-com:office:word" xmlns:w="http://schemas.openxmlformats.org/wordprocessingml/2006/main" xmlns:w14="http://schemas.microsoft.com/office/word/2010/wordml" xmlns:w15="http://schemas.microsoft.com/office/word/2012/wordml" xmlns:w16cex="http://schemas.microsoft.com/office/word/2018/wordml/cex" xmlns:w16cid="http://schemas.microsoft.com/office/word/2016/wordml/cid" xmlns:w16="http://schemas.microsoft.com/office/word/2018/wordml" xmlns:w16du="http://schemas.microsoft.com/office/word/2023/wordml/word16du" xmlns:w16sdtdh="http://schemas.microsoft.com/office/word/2020/wordml/sdtdatahash" xmlns:w16sdtfl="http://schemas.microsoft.com/office/word/2024/wordml/sdtformatlock" xmlns:w16se="http://schemas.microsoft.com/office/word/2015/wordml/symex" xmlns:wpg="http://schemas.microsoft.com/office/word/2010/wordprocessingGroup" xmlns:wpi="http://schemas.microsoft.com/office/word/2010/wordprocessingInk" xmlns:wne="http://schemas.microsoft.com/office/word/2006/wordml" xmlns:wps="http://schemas.microsoft.com/office/word/2010/wordprocessingShape" mc:Ignorable="w14 w15 w16se w16cid w16 w16cex w16sdtdh w16sdtfl w16du wp14">
+  <w:endnote w:type="separator" w:id="-1">
+    <w:p>
+      <w:pPr>
+        <w:spacing w:after="0" w:line="240" w:lineRule="auto"/>
+      </w:pPr>
+      <w:r>
+        <w:separator/>
+      </w:r>
+    </w:p>
+  </w:endnote>
+  <w:endnote w:type="continuationSeparator" w:id="0">
+    <w:p>
+      <w:pPr>
+        <w:spacing w:after="0" w:line="240" w:lineRule="auto"/>
+      </w:pPr>
+      <w:r>
+        <w:continuationSeparator/>
+      </w:r>
+    </w:p>
+  </w:endnote>
+</w:endnotes>
+</file>
+
+<file path=word/footnotes.xml><?xml version="1.0" encoding="utf-8"?>
+<w:footnotes xmlns:wpc="http://schemas.microsoft.com/office/word/2010/wordprocessingCanvas" xmlns:cx="http://schemas.microsoft.com/office/drawing/2014/chartex" xmlns:cx1="http://schemas.microsoft.com/office/drawing/2015/9/8/chartex" xmlns:cx2="http://schemas.microsoft.com/office/drawing/2015/10/21/chartex" xmlns:cx3="http://schemas.microsoft.com/office/drawing/2016/5/9/chartex" xmlns:cx4="http://schemas.microsoft.com/office/drawing/2016/5/10/chartex" xmlns:cx5="http://schemas.microsoft.com/office/drawing/2016/5/11/chartex" xmlns:cx6="http://schemas.microsoft.com/office/drawing/2016/5/12/chartex" xmlns:cx7="http://schemas.microsoft.com/office/drawing/2016/5/13/chartex" xmlns:cx8="http://schemas.microsoft.com/office/drawing/2016/5/14/chartex" xmlns:mc="http://schemas.openxmlformats.org/markup-compatibility/2006" xmlns:aink="http://schemas.microsoft.com/office/drawing/2016/ink" xmlns:am3d="http://schemas.microsoft.com/office/drawing/2017/model3d" xmlns:o="urn:schemas-microsoft-com:office:office" xmlns:oel="http://schemas.microsoft.com/office/2019/extlst" xmlns:r="http://schemas.openxmlformats.org/officeDocument/2006/relationships" xmlns:m="http://schemas.openxmlformats.org/officeDocument/2006/math" xmlns:v="urn:schemas-microsoft-com:vml" xmlns:wp14="http://schemas.microsoft.com/office/word/2010/wordprocessingDrawing" xmlns:wp="http://schemas.openxmlformats.org/drawingml/2006/wordprocessingDrawing" xmlns:w10="urn:schemas-microsoft-com:office:word" xmlns:w="http://schemas.openxmlformats.org/wordprocessingml/2006/main" xmlns:w14="http://schemas.microsoft.com/office/word/2010/wordml" xmlns:w15="http://schemas.microsoft.com/office/word/2012/wordml" xmlns:w16cex="http://schemas.microsoft.com/office/word/2018/wordml/cex" xmlns:w16cid="http://schemas.microsoft.com/office/word/2016/wordml/cid" xmlns:w16="http://schemas.microsoft.com/office/word/2018/wordml" xmlns:w16du="http://schemas.microsoft.com/office/word/2023/wordml/word16du" xmlns:w16sdtdh="http://schemas.microsoft.com/office/word/2020/wordml/sdtdatahash" xmlns:w16sdtfl="http://schemas.microsoft.com/office/word/2024/wordml/sdtformatlock" xmlns:w16se="http://schemas.microsoft.com/office/word/2015/wordml/symex" xmlns:wpg="http://schemas.microsoft.com/office/word/2010/wordprocessingGroup" xmlns:wpi="http://schemas.microsoft.com/office/word/2010/wordprocessingInk" xmlns:wne="http://schemas.microsoft.com/office/word/2006/wordml" xmlns:wps="http://schemas.microsoft.com/office/word/2010/wordprocessingShape" mc:Ignorable="w14 w15 w16se w16cid w16 w16cex w16sdtdh w16sdtfl w16du wp14">
+  <w:footnote w:type="separator" w:id="-1">
+    <w:p>
+      <w:pPr>
+        <w:spacing w:after="0" w:line="240" w:lineRule="auto"/>
+      </w:pPr>
+      <w:r>
+        <w:separator/>
+      </w:r>
+    </w:p>
+  </w:footnote>
+  <w:footnote w:type="continuationSeparator" w:id="0">
+    <w:p>
+      <w:pPr>
+        <w:spacing w:after="0" w:line="240" w:lineRule="auto"/>
+      </w:pPr>
+      <w:r>
+        <w:continuationSeparator/>
+      </w:r>
+    </w:p>
+  </w:footnote>
+</w:footnotes>
 </file>
 
 <file path=word/numbering.xml><?xml version="1.0" encoding="utf-8"?>
@@ -4374,6 +4424,7 @@
   <w:style w:type="character" w:default="1" w:styleId="DefaultParagraphFont">
     <w:name w:val="Default Paragraph Font"/>
     <w:uiPriority w:val="1"/>
+    <w:semiHidden/>
     <w:unhideWhenUsed/>
   </w:style>
   <w:style w:type="table" w:default="1" w:styleId="TableNormal">
@@ -4721,6 +4772,50 @@
       <w:shd w:val="clear" w:color="auto" w:fill="E1DFDD"/>
     </w:rPr>
   </w:style>
+  <w:style w:type="paragraph" w:styleId="Header">
+    <w:name w:val="header"/>
+    <w:basedOn w:val="Normal"/>
+    <w:link w:val="HeaderChar"/>
+    <w:uiPriority w:val="99"/>
+    <w:unhideWhenUsed/>
+    <w:rsid w:val="00A56244"/>
+    <w:pPr>
+      <w:tabs>
+        <w:tab w:val="center" w:pos="4252"/>
+        <w:tab w:val="right" w:pos="8504"/>
+      </w:tabs>
+      <w:spacing w:after="0" w:line="240" w:lineRule="auto"/>
+    </w:pPr>
+  </w:style>
+  <w:style w:type="character" w:customStyle="1" w:styleId="HeaderChar">
+    <w:name w:val="Header Char"/>
+    <w:basedOn w:val="DefaultParagraphFont"/>
+    <w:link w:val="Header"/>
+    <w:uiPriority w:val="99"/>
+    <w:rsid w:val="00A56244"/>
+  </w:style>
+  <w:style w:type="paragraph" w:styleId="Footer">
+    <w:name w:val="footer"/>
+    <w:basedOn w:val="Normal"/>
+    <w:link w:val="FooterChar"/>
+    <w:uiPriority w:val="99"/>
+    <w:unhideWhenUsed/>
+    <w:rsid w:val="00A56244"/>
+    <w:pPr>
+      <w:tabs>
+        <w:tab w:val="center" w:pos="4252"/>
+        <w:tab w:val="right" w:pos="8504"/>
+      </w:tabs>
+      <w:spacing w:after="0" w:line="240" w:lineRule="auto"/>
+    </w:pPr>
+  </w:style>
+  <w:style w:type="character" w:customStyle="1" w:styleId="FooterChar">
+    <w:name w:val="Footer Char"/>
+    <w:basedOn w:val="DefaultParagraphFont"/>
+    <w:link w:val="Footer"/>
+    <w:uiPriority w:val="99"/>
+    <w:rsid w:val="00A56244"/>
+  </w:style>
 </w:styles>
 </file>
 

--- a/Docs/Prompts.docx
+++ b/Docs/Prompts.docx
@@ -2387,6 +2387,3166 @@
         </w:rPr>
         <w:t>Prompt tutor question:</w:t>
       </w:r>
+    </w:p>
+    <w:p>
+      <w:pPr>
+        <w:rPr>
+          <w:lang w:val="en-US"/>
+        </w:rPr>
+      </w:pPr>
+    </w:p>
+    <w:p>
+      <w:pPr>
+        <w:rPr>
+          <w:lang w:val="en-US"/>
+        </w:rPr>
+      </w:pPr>
+    </w:p>
+    <w:p>
+      <w:pPr>
+        <w:rPr>
+          <w:lang w:val="en-US"/>
+        </w:rPr>
+      </w:pPr>
+    </w:p>
+    <w:p>
+      <w:pPr>
+        <w:rPr>
+          <w:lang w:val="en-US"/>
+        </w:rPr>
+      </w:pPr>
+    </w:p>
+    <w:p>
+      <w:pPr>
+        <w:rPr>
+          <w:lang w:val="en-US"/>
+        </w:rPr>
+      </w:pPr>
+    </w:p>
+    <w:p>
+      <w:pPr>
+        <w:rPr>
+          <w:lang w:val="en-US"/>
+        </w:rPr>
+      </w:pPr>
+    </w:p>
+    <w:p>
+      <w:pPr>
+        <w:rPr>
+          <w:lang w:val="en-US"/>
+        </w:rPr>
+      </w:pPr>
+    </w:p>
+    <w:p>
+      <w:pPr>
+        <w:rPr>
+          <w:lang w:val="en-US"/>
+        </w:rPr>
+      </w:pPr>
+    </w:p>
+    <w:p>
+      <w:pPr>
+        <w:rPr>
+          <w:lang w:val="en-US"/>
+        </w:rPr>
+      </w:pPr>
+    </w:p>
+    <w:p>
+      <w:pPr>
+        <w:rPr>
+          <w:lang w:val="en-US"/>
+        </w:rPr>
+      </w:pPr>
+    </w:p>
+    <w:p>
+      <w:pPr>
+        <w:rPr>
+          <w:lang w:val="en-US"/>
+        </w:rPr>
+      </w:pPr>
+    </w:p>
+    <w:p>
+      <w:pPr>
+        <w:rPr>
+          <w:lang w:val="en-US"/>
+        </w:rPr>
+      </w:pPr>
+    </w:p>
+    <w:p>
+      <w:pPr>
+        <w:rPr>
+          <w:lang w:val="en-US"/>
+        </w:rPr>
+      </w:pPr>
+    </w:p>
+    <w:p>
+      <w:pPr>
+        <w:rPr>
+          <w:lang w:val="en-US"/>
+        </w:rPr>
+      </w:pPr>
+    </w:p>
+    <w:p>
+      <w:pPr>
+        <w:rPr>
+          <w:lang w:val="en-US"/>
+        </w:rPr>
+      </w:pPr>
+    </w:p>
+    <w:p>
+      <w:pPr>
+        <w:rPr>
+          <w:lang w:val="en-US"/>
+        </w:rPr>
+      </w:pPr>
+    </w:p>
+    <w:p>
+      <w:pPr>
+        <w:rPr>
+          <w:lang w:val="en-US"/>
+        </w:rPr>
+      </w:pPr>
+    </w:p>
+    <w:p>
+      <w:pPr>
+        <w:rPr>
+          <w:lang w:val="en-US"/>
+        </w:rPr>
+      </w:pPr>
+    </w:p>
+    <w:p>
+      <w:pPr>
+        <w:rPr>
+          <w:lang w:val="en-US"/>
+        </w:rPr>
+      </w:pPr>
+    </w:p>
+    <w:p>
+      <w:pPr>
+        <w:rPr>
+          <w:lang w:val="en-US"/>
+        </w:rPr>
+      </w:pPr>
+    </w:p>
+    <w:p>
+      <w:pPr>
+        <w:rPr>
+          <w:lang w:val="en-US"/>
+        </w:rPr>
+      </w:pPr>
+    </w:p>
+    <w:p>
+      <w:pPr>
+        <w:rPr>
+          <w:lang w:val="en-US"/>
+        </w:rPr>
+      </w:pPr>
+      <w:r>
+        <w:rPr>
+          <w:noProof/>
+        </w:rPr>
+        <mc:AlternateContent>
+          <mc:Choice Requires="wps">
+            <w:drawing>
+              <wp:anchor distT="0" distB="0" distL="114300" distR="114300" simplePos="0" relativeHeight="251667456" behindDoc="0" locked="0" layoutInCell="1" allowOverlap="1" wp14:anchorId="489DCE24" wp14:editId="617101DE">
+                <wp:simplePos x="0" y="0"/>
+                <wp:positionH relativeFrom="column">
+                  <wp:posOffset>-534670</wp:posOffset>
+                </wp:positionH>
+                <wp:positionV relativeFrom="paragraph">
+                  <wp:posOffset>3178810</wp:posOffset>
+                </wp:positionV>
+                <wp:extent cx="5033645" cy="635"/>
+                <wp:effectExtent l="0" t="0" r="0" b="0"/>
+                <wp:wrapSquare wrapText="bothSides"/>
+                <wp:docPr id="1182822999" name="Text Box 1"/>
+                <wp:cNvGraphicFramePr/>
+                <a:graphic xmlns:a="http://schemas.openxmlformats.org/drawingml/2006/main">
+                  <a:graphicData uri="http://schemas.microsoft.com/office/word/2010/wordprocessingShape">
+                    <wps:wsp>
+                      <wps:cNvSpPr txBox="1"/>
+                      <wps:spPr>
+                        <a:xfrm>
+                          <a:off x="0" y="0"/>
+                          <a:ext cx="5033645" cy="635"/>
+                        </a:xfrm>
+                        <a:prstGeom prst="rect">
+                          <a:avLst/>
+                        </a:prstGeom>
+                        <a:solidFill>
+                          <a:prstClr val="white"/>
+                        </a:solidFill>
+                        <a:ln>
+                          <a:noFill/>
+                        </a:ln>
+                      </wps:spPr>
+                      <wps:txbx>
+                        <w:txbxContent>
+                          <w:p>
+                            <w:pPr>
+                              <w:pStyle w:val="Caption"/>
+                              <w:rPr>
+                                <w:noProof/>
+                                <w:lang w:val="en-US"/>
+                              </w:rPr>
+                            </w:pPr>
+                            <w:r>
+                              <w:t xml:space="preserve">Figure </w:t>
+                            </w:r>
+                            <w:fldSimple w:instr=" SEQ Figure \* ARABIC ">
+                              <w:r>
+                                <w:rPr>
+                                  <w:noProof/>
+                                </w:rPr>
+                                <w:t>1</w:t>
+                              </w:r>
+                            </w:fldSimple>
+                            <w:proofErr w:type="spellStart"/>
+                            <w:r>
+                              <w:t>Summary</w:t>
+                            </w:r>
+                            <w:proofErr w:type="spellEnd"/>
+                            <w:r>
+                              <w:t xml:space="preserve"> </w:t>
+                            </w:r>
+                            <w:proofErr w:type="spellStart"/>
+                            <w:r>
+                              <w:t>for</w:t>
+                            </w:r>
+                            <w:proofErr w:type="spellEnd"/>
+                            <w:r>
+                              <w:t xml:space="preserve"> </w:t>
+                            </w:r>
+                            <w:proofErr w:type="spellStart"/>
+                            <w:r>
+                              <w:t>prompt</w:t>
+                            </w:r>
+                            <w:proofErr w:type="spellEnd"/>
+                          </w:p>
+                        </w:txbxContent>
+                      </wps:txbx>
+                      <wps:bodyPr rot="0" spcFirstLastPara="0" vertOverflow="overflow" horzOverflow="overflow" vert="horz" wrap="square" lIns="0" tIns="0" rIns="0" bIns="0" numCol="1" spcCol="0" rtlCol="0" fromWordArt="0" anchor="t" anchorCtr="0" forceAA="0" compatLnSpc="1">
+                        <a:prstTxWarp prst="textNoShape">
+                          <a:avLst/>
+                        </a:prstTxWarp>
+                        <a:spAutoFit/>
+                      </wps:bodyPr>
+                    </wps:wsp>
+                  </a:graphicData>
+                </a:graphic>
+              </wp:anchor>
+            </w:drawing>
+          </mc:Choice>
+          <mc:Fallback>
+            <w:pict>
+              <v:shape w14:anchorId="489DCE24" id="Text Box 1" o:spid="_x0000_s1030" type="#_x0000_t202" style="position:absolute;margin-left:-42.1pt;margin-top:250.3pt;width:396.35pt;height:.05pt;z-index:251667456;visibility:visible;mso-wrap-style:square;mso-wrap-distance-left:9pt;mso-wrap-distance-top:0;mso-wrap-distance-right:9pt;mso-wrap-distance-bottom:0;mso-position-horizontal:absolute;mso-position-horizontal-relative:text;mso-position-vertical:absolute;mso-position-vertical-relative:text;v-text-anchor:top" o:gfxdata="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" stroked="f">
+                <v:textbox style="mso-fit-shape-to-text:t" inset="0,0,0,0">
+                  <w:txbxContent>
+                    <w:p>
+                      <w:pPr>
+                        <w:pStyle w:val="Caption"/>
+                        <w:rPr>
+                          <w:noProof/>
+                          <w:lang w:val="en-US"/>
+                        </w:rPr>
+                      </w:pPr>
+                      <w:r>
+                        <w:t xml:space="preserve">Figure </w:t>
+                      </w:r>
+                      <w:fldSimple w:instr=" SEQ Figure \* ARABIC ">
+                        <w:r>
+                          <w:rPr>
+                            <w:noProof/>
+                          </w:rPr>
+                          <w:t>1</w:t>
+                        </w:r>
+                      </w:fldSimple>
+                      <w:proofErr w:type="spellStart"/>
+                      <w:r>
+                        <w:t>Summary</w:t>
+                      </w:r>
+                      <w:proofErr w:type="spellEnd"/>
+                      <w:r>
+                        <w:t xml:space="preserve"> </w:t>
+                      </w:r>
+                      <w:proofErr w:type="spellStart"/>
+                      <w:r>
+                        <w:t>for</w:t>
+                      </w:r>
+                      <w:proofErr w:type="spellEnd"/>
+                      <w:r>
+                        <w:t xml:space="preserve"> </w:t>
+                      </w:r>
+                      <w:proofErr w:type="spellStart"/>
+                      <w:r>
+                        <w:t>prompt</w:t>
+                      </w:r>
+                      <w:proofErr w:type="spellEnd"/>
+                    </w:p>
+                  </w:txbxContent>
+                </v:textbox>
+                <w10:wrap type="square"/>
+              </v:shape>
+            </w:pict>
+          </mc:Fallback>
+        </mc:AlternateContent>
+      </w:r>
+      <w:r>
+        <w:rPr>
+          <w:noProof/>
+          <w:lang w:val="en-US"/>
+        </w:rPr>
+        <mc:AlternateContent>
+          <mc:Choice Requires="wps">
+            <w:drawing>
+              <wp:anchor distT="45720" distB="45720" distL="114300" distR="114300" simplePos="0" relativeHeight="251665408" behindDoc="0" locked="0" layoutInCell="1" allowOverlap="1" wp14:anchorId="665369B8" wp14:editId="58ABAC38">
+                <wp:simplePos x="0" y="0"/>
+                <wp:positionH relativeFrom="page">
+                  <wp:posOffset>545465</wp:posOffset>
+                </wp:positionH>
+                <wp:positionV relativeFrom="paragraph">
+                  <wp:posOffset>89535</wp:posOffset>
+                </wp:positionV>
+                <wp:extent cx="5033645" cy="3032125"/>
+                <wp:effectExtent l="0" t="0" r="14605" b="15875"/>
+                <wp:wrapSquare wrapText="bothSides"/>
+                <wp:docPr id="2090790430" name="Text Box 2"/>
+                <wp:cNvGraphicFramePr>
+                  <a:graphicFrameLocks xmlns:a="http://schemas.openxmlformats.org/drawingml/2006/main"/>
+                </wp:cNvGraphicFramePr>
+                <a:graphic xmlns:a="http://schemas.openxmlformats.org/drawingml/2006/main">
+                  <a:graphicData uri="http://schemas.microsoft.com/office/word/2010/wordprocessingShape">
+                    <wps:wsp>
+                      <wps:cNvSpPr txBox="1">
+                        <a:spLocks noChangeArrowheads="1"/>
+                      </wps:cNvSpPr>
+                      <wps:spPr bwMode="auto">
+                        <a:xfrm>
+                          <a:off x="0" y="0"/>
+                          <a:ext cx="5033645" cy="3032125"/>
+                        </a:xfrm>
+                        <a:prstGeom prst="rect">
+                          <a:avLst/>
+                        </a:prstGeom>
+                        <a:solidFill>
+                          <a:srgbClr val="FFFFFF"/>
+                        </a:solidFill>
+                        <a:ln w="9525">
+                          <a:solidFill>
+                            <a:srgbClr val="000000"/>
+                          </a:solidFill>
+                          <a:miter lim="800000"/>
+                          <a:headEnd/>
+                          <a:tailEnd/>
+                        </a:ln>
+                      </wps:spPr>
+                      <wps:txbx>
+                        <w:txbxContent>
+                          <w:p>
+                            <w:pPr>
+                              <w:rPr>
+                                <w:lang w:val="en-US"/>
+                              </w:rPr>
+                            </w:pPr>
+                            <w:r>
+                              <w:rPr>
+                                <w:lang w:val="en-US"/>
+                              </w:rPr>
+                              <w:t>Thank you for your responses. They are well constructed. However, I have another problem. I am doing a huge final thesis project (</w:t>
+                            </w:r>
+                            <w:proofErr w:type="spellStart"/>
+                            <w:r>
+                              <w:rPr>
+                                <w:lang w:val="en-US"/>
+                              </w:rPr>
+                              <w:t>tfg</w:t>
+                            </w:r>
+                            <w:proofErr w:type="spellEnd"/>
+                            <w:r>
+                              <w:rPr>
+                                <w:lang w:val="en-US"/>
+                              </w:rPr>
+                              <w:t xml:space="preserve">: </w:t>
+                            </w:r>
+                            <w:proofErr w:type="spellStart"/>
+                            <w:r>
+                              <w:rPr>
+                                <w:lang w:val="en-US"/>
+                              </w:rPr>
+                              <w:t>trabajo</w:t>
+                            </w:r>
+                            <w:proofErr w:type="spellEnd"/>
+                            <w:r>
+                              <w:rPr>
+                                <w:lang w:val="en-US"/>
+                              </w:rPr>
+                              <w:t xml:space="preserve"> fin de </w:t>
+                            </w:r>
+                            <w:proofErr w:type="spellStart"/>
+                            <w:r>
+                              <w:rPr>
+                                <w:lang w:val="en-US"/>
+                              </w:rPr>
+                              <w:t>grado</w:t>
+                            </w:r>
+                            <w:proofErr w:type="spellEnd"/>
+                            <w:r>
+                              <w:rPr>
+                                <w:lang w:val="en-US"/>
+                              </w:rPr>
+                              <w:t xml:space="preserve">). It is an FEA analysis of a wing. It has 5 stages. First stage, gathering of data. Second stage, calculation of weights, forces, etc. Third stage is </w:t>
+                            </w:r>
+                            <w:proofErr w:type="spellStart"/>
+                            <w:r>
+                              <w:rPr>
+                                <w:lang w:val="en-US"/>
+                              </w:rPr>
+                              <w:t>predimensionado</w:t>
+                            </w:r>
+                            <w:proofErr w:type="spellEnd"/>
+                            <w:r>
+                              <w:rPr>
+                                <w:lang w:val="en-US"/>
+                              </w:rPr>
+                              <w:t xml:space="preserve"> which is an engineering design process of selecting the proper dimension of different parts of the wing. The fourth stage is the creation FEA structure of the wing + </w:t>
+                            </w:r>
+                            <w:proofErr w:type="spellStart"/>
+                            <w:r>
+                              <w:rPr>
+                                <w:lang w:val="en-US"/>
+                              </w:rPr>
+                              <w:t>fuselaje</w:t>
+                            </w:r>
+                            <w:proofErr w:type="spellEnd"/>
+                            <w:r>
+                              <w:rPr>
+                                <w:lang w:val="en-US"/>
+                              </w:rPr>
+                              <w:t xml:space="preserve"> wing box</w:t>
+                            </w:r>
+                            <w:proofErr w:type="gramStart"/>
+                            <w:r>
+                              <w:rPr>
+                                <w:lang w:val="en-US"/>
+                              </w:rPr>
+                              <w:t>/(</w:t>
+                            </w:r>
+                            <w:proofErr w:type="gramEnd"/>
+                            <w:r>
+                              <w:rPr>
+                                <w:lang w:val="en-US"/>
+                              </w:rPr>
+                              <w:t xml:space="preserve">cajón de </w:t>
+                            </w:r>
+                            <w:proofErr w:type="spellStart"/>
+                            <w:r>
+                              <w:rPr>
+                                <w:lang w:val="en-US"/>
+                              </w:rPr>
+                              <w:t>torsión</w:t>
+                            </w:r>
+                            <w:proofErr w:type="spellEnd"/>
+                            <w:r>
+                              <w:rPr>
+                                <w:lang w:val="en-US"/>
+                              </w:rPr>
+                              <w:t xml:space="preserve">). The fifth stage is validation. We use </w:t>
+                            </w:r>
+                            <w:proofErr w:type="spellStart"/>
+                            <w:r>
+                              <w:rPr>
+                                <w:lang w:val="en-US"/>
+                              </w:rPr>
+                              <w:t>matlab</w:t>
+                            </w:r>
+                            <w:proofErr w:type="spellEnd"/>
+                            <w:r>
+                              <w:rPr>
+                                <w:lang w:val="en-US"/>
+                              </w:rPr>
+                              <w:t xml:space="preserve"> to do most of the calculations and then export the data </w:t>
+                            </w:r>
+                            <w:proofErr w:type="gramStart"/>
+                            <w:r>
+                              <w:rPr>
+                                <w:lang w:val="en-US"/>
+                              </w:rPr>
+                              <w:t>as .</w:t>
+                            </w:r>
+                            <w:proofErr w:type="spellStart"/>
+                            <w:r>
+                              <w:rPr>
+                                <w:lang w:val="en-US"/>
+                              </w:rPr>
+                              <w:t>bdf</w:t>
+                            </w:r>
+                            <w:proofErr w:type="spellEnd"/>
+                            <w:proofErr w:type="gramEnd"/>
+                            <w:r>
+                              <w:rPr>
+                                <w:lang w:val="en-US"/>
+                              </w:rPr>
+                              <w:t xml:space="preserve">/.csv to </w:t>
+                            </w:r>
+                            <w:proofErr w:type="spellStart"/>
+                            <w:r>
+                              <w:rPr>
+                                <w:lang w:val="en-US"/>
+                              </w:rPr>
+                              <w:t>patran</w:t>
+                            </w:r>
+                            <w:proofErr w:type="spellEnd"/>
+                            <w:r>
+                              <w:rPr>
+                                <w:lang w:val="en-US"/>
+                              </w:rPr>
+                              <w:t xml:space="preserve"> to do the FEA simulation. Most of the things from stage 1 to stage 4 are done. The things that </w:t>
+                            </w:r>
+                            <w:proofErr w:type="gramStart"/>
+                            <w:r>
+                              <w:rPr>
+                                <w:lang w:val="en-US"/>
+                              </w:rPr>
+                              <w:t>is</w:t>
+                            </w:r>
+                            <w:proofErr w:type="gramEnd"/>
+                            <w:r>
+                              <w:rPr>
+                                <w:lang w:val="en-US"/>
+                              </w:rPr>
+                              <w:t xml:space="preserve"> still missing is implementing the materials saved to be passed and export in stage 4. This is our </w:t>
+                            </w:r>
+                            <w:proofErr w:type="spellStart"/>
+                            <w:r>
+                              <w:rPr>
+                                <w:lang w:val="en-US"/>
+                              </w:rPr>
+                              <w:t>material_struct</w:t>
+                            </w:r>
+                            <w:proofErr w:type="spellEnd"/>
+                            <w:r>
+                              <w:rPr>
+                                <w:lang w:val="en-US"/>
+                              </w:rPr>
+                              <w:t xml:space="preserve"> in </w:t>
+                            </w:r>
+                            <w:proofErr w:type="spellStart"/>
+                            <w:r>
+                              <w:rPr>
+                                <w:lang w:val="en-US"/>
+                              </w:rPr>
+                              <w:t>matlab</w:t>
+                            </w:r>
+                            <w:proofErr w:type="spellEnd"/>
+                            <w:r>
+                              <w:rPr>
+                                <w:lang w:val="en-US"/>
+                              </w:rPr>
+                              <w:t xml:space="preserve"> "</w:t>
+                            </w:r>
+                            <w:proofErr w:type="spellStart"/>
+                            <w:r>
+                              <w:rPr>
+                                <w:lang w:val="en-US"/>
+                              </w:rPr>
+                              <w:t>materialStruct</w:t>
+                            </w:r>
+                            <w:proofErr w:type="spellEnd"/>
+                            <w:r>
+                              <w:rPr>
+                                <w:lang w:val="en-US"/>
+                              </w:rPr>
+                              <w:t xml:space="preserve"> = </w:t>
+                            </w:r>
+                            <w:proofErr w:type="gramStart"/>
+                            <w:r>
+                              <w:rPr>
+                                <w:lang w:val="en-US"/>
+                              </w:rPr>
+                              <w:t>struct(</w:t>
+                            </w:r>
+                            <w:proofErr w:type="gramEnd"/>
+                            <w:r>
+                              <w:rPr>
+                                <w:lang w:val="en-US"/>
+                              </w:rPr>
+                              <w:t xml:space="preserve">... </w:t>
+                            </w:r>
+                          </w:p>
+                          <w:p>
+                            <w:pPr>
+                              <w:rPr>
+                                <w:lang w:val="en-US"/>
+                              </w:rPr>
+                            </w:pPr>
+                            <w:r>
+                              <w:rPr>
+                                <w:lang w:val="en-US"/>
+                              </w:rPr>
+                              <w:t xml:space="preserve">'E', </w:t>
+                            </w:r>
+                            <w:proofErr w:type="spellStart"/>
+                            <w:r>
+                              <w:rPr>
+                                <w:lang w:val="en-US"/>
+                              </w:rPr>
+                              <w:t>materialData.E</w:t>
+                            </w:r>
+                            <w:proofErr w:type="spellEnd"/>
+                            <w:r>
+                              <w:rPr>
+                                <w:lang w:val="en-US"/>
+                              </w:rPr>
+                              <w:t>(</w:t>
+                            </w:r>
+                            <w:proofErr w:type="spellStart"/>
+                            <w:r>
+                              <w:rPr>
+                                <w:lang w:val="en-US"/>
+                              </w:rPr>
+                              <w:t>i</w:t>
+                            </w:r>
+                            <w:proofErr w:type="spellEnd"/>
+                            <w:r>
+                              <w:rPr>
+                                <w:lang w:val="en-US"/>
+                              </w:rPr>
+                              <w:t xml:space="preserve">), ... </w:t>
+                            </w:r>
+                          </w:p>
+                          <w:p>
+                            <w:pPr>
+                              <w:rPr>
+                                <w:lang w:val="en-US"/>
+                              </w:rPr>
+                            </w:pPr>
+                            <w:r>
+                              <w:rPr>
+                                <w:lang w:val="en-US"/>
+                              </w:rPr>
+                              <w:t>'nu', materialData.nu(</w:t>
+                            </w:r>
+                            <w:proofErr w:type="spellStart"/>
+                            <w:r>
+                              <w:rPr>
+                                <w:lang w:val="en-US"/>
+                              </w:rPr>
+                              <w:t>i</w:t>
+                            </w:r>
+                            <w:proofErr w:type="spellEnd"/>
+                            <w:r>
+                              <w:rPr>
+                                <w:lang w:val="en-US"/>
+                              </w:rPr>
+                              <w:t xml:space="preserve">), ... </w:t>
+                            </w:r>
+                          </w:p>
+                          <w:p>
+                            <w:pPr>
+                              <w:rPr>
+                                <w:lang w:val="en-US"/>
+                              </w:rPr>
+                            </w:pPr>
+                            <w:r>
+                              <w:rPr>
+                                <w:lang w:val="en-US"/>
+                              </w:rPr>
+                              <w:t xml:space="preserve">'rho', </w:t>
+                            </w:r>
+                            <w:proofErr w:type="spellStart"/>
+                            <w:r>
+                              <w:rPr>
+                                <w:lang w:val="en-US"/>
+                              </w:rPr>
+                              <w:t>materialData.rho</w:t>
+                            </w:r>
+                            <w:proofErr w:type="spellEnd"/>
+                            <w:r>
+                              <w:rPr>
+                                <w:lang w:val="en-US"/>
+                              </w:rPr>
+                              <w:t>(</w:t>
+                            </w:r>
+                            <w:proofErr w:type="spellStart"/>
+                            <w:r>
+                              <w:rPr>
+                                <w:lang w:val="en-US"/>
+                              </w:rPr>
+                              <w:t>i</w:t>
+                            </w:r>
+                            <w:proofErr w:type="spellEnd"/>
+                            <w:r>
+                              <w:rPr>
+                                <w:lang w:val="en-US"/>
+                              </w:rPr>
+                              <w:t xml:space="preserve">), ... </w:t>
+                            </w:r>
+                          </w:p>
+                          <w:p>
+                            <w:pPr>
+                              <w:rPr>
+                                <w:lang w:val="en-US"/>
+                              </w:rPr>
+                            </w:pPr>
+                            <w:r>
+                              <w:rPr>
+                                <w:lang w:val="en-US"/>
+                              </w:rPr>
+                              <w:t>'</w:t>
+                            </w:r>
+                            <w:proofErr w:type="spellStart"/>
+                            <w:proofErr w:type="gramStart"/>
+                            <w:r>
+                              <w:rPr>
+                                <w:lang w:val="en-US"/>
+                              </w:rPr>
+                              <w:t>sigma</w:t>
+                            </w:r>
+                            <w:proofErr w:type="gramEnd"/>
+                            <w:r>
+                              <w:rPr>
+                                <w:lang w:val="en-US"/>
+                              </w:rPr>
+                              <w:t>_lim</w:t>
+                            </w:r>
+                            <w:proofErr w:type="spellEnd"/>
+                            <w:r>
+                              <w:rPr>
+                                <w:lang w:val="en-US"/>
+                              </w:rPr>
+                              <w:t xml:space="preserve">', </w:t>
+                            </w:r>
+                            <w:proofErr w:type="spellStart"/>
+                            <w:r>
+                              <w:rPr>
+                                <w:lang w:val="en-US"/>
+                              </w:rPr>
+                              <w:t>materialData.sigma_lim</w:t>
+                            </w:r>
+                            <w:proofErr w:type="spellEnd"/>
+                            <w:r>
+                              <w:rPr>
+                                <w:lang w:val="en-US"/>
+                              </w:rPr>
+                              <w:t>(</w:t>
+                            </w:r>
+                            <w:proofErr w:type="spellStart"/>
+                            <w:r>
+                              <w:rPr>
+                                <w:lang w:val="en-US"/>
+                              </w:rPr>
+                              <w:t>i</w:t>
+                            </w:r>
+                            <w:proofErr w:type="spellEnd"/>
+                            <w:r>
+                              <w:rPr>
+                                <w:lang w:val="en-US"/>
+                              </w:rPr>
+                              <w:t xml:space="preserve">), ... </w:t>
+                            </w:r>
+                          </w:p>
+                          <w:p>
+                            <w:pPr>
+                              <w:rPr>
+                                <w:lang w:val="en-US"/>
+                              </w:rPr>
+                            </w:pPr>
+                            <w:r>
+                              <w:rPr>
+                                <w:lang w:val="en-US"/>
+                              </w:rPr>
+                              <w:t>'</w:t>
+                            </w:r>
+                            <w:proofErr w:type="spellStart"/>
+                            <w:proofErr w:type="gramStart"/>
+                            <w:r>
+                              <w:rPr>
+                                <w:lang w:val="en-US"/>
+                              </w:rPr>
+                              <w:t>sigma</w:t>
+                            </w:r>
+                            <w:proofErr w:type="gramEnd"/>
+                            <w:r>
+                              <w:rPr>
+                                <w:lang w:val="en-US"/>
+                              </w:rPr>
+                              <w:t>_rot</w:t>
+                            </w:r>
+                            <w:proofErr w:type="spellEnd"/>
+                            <w:r>
+                              <w:rPr>
+                                <w:lang w:val="en-US"/>
+                              </w:rPr>
+                              <w:t xml:space="preserve">', </w:t>
+                            </w:r>
+                            <w:proofErr w:type="spellStart"/>
+                            <w:r>
+                              <w:rPr>
+                                <w:lang w:val="en-US"/>
+                              </w:rPr>
+                              <w:t>materialData.sigma_rot</w:t>
+                            </w:r>
+                            <w:proofErr w:type="spellEnd"/>
+                            <w:r>
+                              <w:rPr>
+                                <w:lang w:val="en-US"/>
+                              </w:rPr>
+                              <w:t>(</w:t>
+                            </w:r>
+                            <w:proofErr w:type="spellStart"/>
+                            <w:r>
+                              <w:rPr>
+                                <w:lang w:val="en-US"/>
+                              </w:rPr>
+                              <w:t>i</w:t>
+                            </w:r>
+                            <w:proofErr w:type="spellEnd"/>
+                            <w:r>
+                              <w:rPr>
+                                <w:lang w:val="en-US"/>
+                              </w:rPr>
+                              <w:t xml:space="preserve">), ... </w:t>
+                            </w:r>
+                          </w:p>
+                          <w:p>
+                            <w:pPr>
+                              <w:rPr>
+                                <w:lang w:val="en-US"/>
+                              </w:rPr>
+                            </w:pPr>
+                            <w:r>
+                              <w:rPr>
+                                <w:lang w:val="en-US"/>
+                              </w:rPr>
+                              <w:t>'</w:t>
+                            </w:r>
+                            <w:proofErr w:type="spellStart"/>
+                            <w:proofErr w:type="gramStart"/>
+                            <w:r>
+                              <w:rPr>
+                                <w:lang w:val="en-US"/>
+                              </w:rPr>
+                              <w:t>sigma</w:t>
+                            </w:r>
+                            <w:proofErr w:type="gramEnd"/>
+                            <w:r>
+                              <w:rPr>
+                                <w:lang w:val="en-US"/>
+                              </w:rPr>
+                              <w:t>_cort</w:t>
+                            </w:r>
+                            <w:proofErr w:type="spellEnd"/>
+                            <w:r>
+                              <w:rPr>
+                                <w:lang w:val="en-US"/>
+                              </w:rPr>
+                              <w:t xml:space="preserve">', </w:t>
+                            </w:r>
+                            <w:proofErr w:type="spellStart"/>
+                            <w:r>
+                              <w:rPr>
+                                <w:lang w:val="en-US"/>
+                              </w:rPr>
+                              <w:t>materialData.sigma_cort</w:t>
+                            </w:r>
+                            <w:proofErr w:type="spellEnd"/>
+                            <w:r>
+                              <w:rPr>
+                                <w:lang w:val="en-US"/>
+                              </w:rPr>
+                              <w:t>(</w:t>
+                            </w:r>
+                            <w:proofErr w:type="spellStart"/>
+                            <w:r>
+                              <w:rPr>
+                                <w:lang w:val="en-US"/>
+                              </w:rPr>
+                              <w:t>i</w:t>
+                            </w:r>
+                            <w:proofErr w:type="spellEnd"/>
+                            <w:r>
+                              <w:rPr>
+                                <w:lang w:val="en-US"/>
+                              </w:rPr>
+                              <w:t xml:space="preserve">), ... </w:t>
+                            </w:r>
+                          </w:p>
+                          <w:p>
+                            <w:pPr>
+                              <w:rPr>
+                                <w:lang w:val="en-US"/>
+                              </w:rPr>
+                            </w:pPr>
+                            <w:r>
+                              <w:rPr>
+                                <w:lang w:val="en-US"/>
+                              </w:rPr>
+                              <w:t xml:space="preserve">'type', </w:t>
+                            </w:r>
+                            <w:proofErr w:type="spellStart"/>
+                            <w:r>
+                              <w:rPr>
+                                <w:lang w:val="en-US"/>
+                              </w:rPr>
+                              <w:t>materialData.type_material</w:t>
+                            </w:r>
+                            <w:proofErr w:type="spellEnd"/>
+                            <w:r>
+                              <w:rPr>
+                                <w:lang w:val="en-US"/>
+                              </w:rPr>
+                              <w:t>(</w:t>
+                            </w:r>
+                            <w:proofErr w:type="spellStart"/>
+                            <w:r>
+                              <w:rPr>
+                                <w:lang w:val="en-US"/>
+                              </w:rPr>
+                              <w:t>i</w:t>
+                            </w:r>
+                            <w:proofErr w:type="spellEnd"/>
+                            <w:r>
+                              <w:rPr>
+                                <w:lang w:val="en-US"/>
+                              </w:rPr>
+                              <w:t xml:space="preserve">) ... </w:t>
+                            </w:r>
+                          </w:p>
+                          <w:p>
+                            <w:pPr>
+                              <w:rPr>
+                                <w:lang w:val="en-US"/>
+                              </w:rPr>
+                            </w:pPr>
+                            <w:r>
+                              <w:rPr>
+                                <w:lang w:val="en-US"/>
+                              </w:rPr>
+                              <w:t xml:space="preserve">);". At the end of stage 3, we should have the area of cordon and </w:t>
+                            </w:r>
+                            <w:proofErr w:type="spellStart"/>
+                            <w:r>
+                              <w:rPr>
+                                <w:lang w:val="en-US"/>
+                              </w:rPr>
+                              <w:t>larguerillo</w:t>
+                            </w:r>
+                            <w:proofErr w:type="spellEnd"/>
+                            <w:r>
+                              <w:rPr>
+                                <w:lang w:val="en-US"/>
+                              </w:rPr>
+                              <w:t xml:space="preserve"> and the thickness of spar and skins. We already have the stage 3 done. We only need to implement this information to export to </w:t>
+                            </w:r>
+                            <w:proofErr w:type="spellStart"/>
+                            <w:r>
+                              <w:rPr>
+                                <w:lang w:val="en-US"/>
+                              </w:rPr>
+                              <w:t>patran</w:t>
+                            </w:r>
+                            <w:proofErr w:type="spellEnd"/>
+                            <w:r>
+                              <w:rPr>
+                                <w:lang w:val="en-US"/>
+                              </w:rPr>
+                              <w:t xml:space="preserve">. These are the sample codes that work for writing the </w:t>
+                            </w:r>
+                            <w:proofErr w:type="spellStart"/>
+                            <w:r>
+                              <w:rPr>
+                                <w:lang w:val="en-US"/>
+                              </w:rPr>
+                              <w:t>bdf</w:t>
+                            </w:r>
+                            <w:proofErr w:type="spellEnd"/>
+                            <w:r>
+                              <w:rPr>
+                                <w:lang w:val="en-US"/>
+                              </w:rPr>
+                              <w:t xml:space="preserve"> file "%% </w:t>
+                            </w:r>
+                            <w:proofErr w:type="spellStart"/>
+                            <w:r>
+                              <w:rPr>
+                                <w:lang w:val="en-US"/>
+                              </w:rPr>
+                              <w:t>Materiales</w:t>
+                            </w:r>
+                            <w:proofErr w:type="spellEnd"/>
+                            <w:r>
+                              <w:rPr>
+                                <w:lang w:val="en-US"/>
+                              </w:rPr>
+                              <w:t xml:space="preserve"> </w:t>
+                            </w:r>
+                          </w:p>
+                          <w:p>
+                            <w:pPr>
+                              <w:rPr>
+                                <w:lang w:val="en-US"/>
+                              </w:rPr>
+                            </w:pPr>
+                            <w:r>
+                              <w:rPr>
+                                <w:lang w:val="en-US"/>
+                              </w:rPr>
+                              <w:t xml:space="preserve">% Example: Material Information </w:t>
+                            </w:r>
+                          </w:p>
+                          <w:p>
+                            <w:pPr>
+                              <w:rPr>
+                                <w:lang w:val="en-US"/>
+                              </w:rPr>
+                            </w:pPr>
+                            <w:proofErr w:type="spellStart"/>
+                            <w:r>
+                              <w:rPr>
+                                <w:lang w:val="en-US"/>
+                              </w:rPr>
+                              <w:t>material_info</w:t>
+                            </w:r>
+                            <w:proofErr w:type="spellEnd"/>
+                            <w:r>
+                              <w:rPr>
+                                <w:lang w:val="en-US"/>
+                              </w:rPr>
+                              <w:t xml:space="preserve"> = </w:t>
+                            </w:r>
+                            <w:proofErr w:type="gramStart"/>
+                            <w:r>
+                              <w:rPr>
+                                <w:lang w:val="en-US"/>
+                              </w:rPr>
+                              <w:t>struct(</w:t>
+                            </w:r>
+                            <w:proofErr w:type="gramEnd"/>
+                            <w:r>
+                              <w:rPr>
+                                <w:lang w:val="en-US"/>
+                              </w:rPr>
+                              <w:t xml:space="preserve">); </w:t>
+                            </w:r>
+                          </w:p>
+                          <w:p>
+                            <w:pPr>
+                              <w:rPr>
+                                <w:lang w:val="en-US"/>
+                              </w:rPr>
+                            </w:pPr>
+                            <w:proofErr w:type="spellStart"/>
+                            <w:r>
+                              <w:rPr>
+                                <w:lang w:val="en-US"/>
+                              </w:rPr>
+                              <w:t>material_</w:t>
+                            </w:r>
+                            <w:proofErr w:type="gramStart"/>
+                            <w:r>
+                              <w:rPr>
+                                <w:lang w:val="en-US"/>
+                              </w:rPr>
+                              <w:t>info.material</w:t>
+                            </w:r>
+                            <w:proofErr w:type="gramEnd"/>
+                            <w:r>
+                              <w:rPr>
+                                <w:lang w:val="en-US"/>
+                              </w:rPr>
+                              <w:t>_id</w:t>
+                            </w:r>
+                            <w:proofErr w:type="spellEnd"/>
+                            <w:r>
+                              <w:rPr>
+                                <w:lang w:val="en-US"/>
+                              </w:rPr>
+                              <w:t xml:space="preserve"> = 1; % Material ID (MID) </w:t>
+                            </w:r>
+                          </w:p>
+                          <w:p>
+                            <w:pPr>
+                              <w:rPr>
+                                <w:lang w:val="en-US"/>
+                              </w:rPr>
+                            </w:pPr>
+                            <w:proofErr w:type="spellStart"/>
+                            <w:r>
+                              <w:rPr>
+                                <w:lang w:val="en-US"/>
+                              </w:rPr>
+                              <w:t>material_</w:t>
+                            </w:r>
+                            <w:proofErr w:type="gramStart"/>
+                            <w:r>
+                              <w:rPr>
+                                <w:lang w:val="en-US"/>
+                              </w:rPr>
+                              <w:t>info.E</w:t>
+                            </w:r>
+                            <w:proofErr w:type="spellEnd"/>
+                            <w:proofErr w:type="gramEnd"/>
+                            <w:r>
+                              <w:rPr>
+                                <w:lang w:val="en-US"/>
+                              </w:rPr>
+                              <w:t xml:space="preserve"> = 69000; % Young's modulus in MPa </w:t>
+                            </w:r>
+                          </w:p>
+                          <w:p>
+                            <w:pPr>
+                              <w:rPr>
+                                <w:lang w:val="en-US"/>
+                              </w:rPr>
+                            </w:pPr>
+                            <w:r>
+                              <w:rPr>
+                                <w:lang w:val="en-US"/>
+                              </w:rPr>
+                              <w:t xml:space="preserve">material_info.nu = 0.33; % Poisson's ratio </w:t>
+                            </w:r>
+                          </w:p>
+                          <w:p>
+                            <w:pPr>
+                              <w:rPr>
+                                <w:lang w:val="en-US"/>
+                              </w:rPr>
+                            </w:pPr>
+                            <w:proofErr w:type="spellStart"/>
+                            <w:r>
+                              <w:rPr>
+                                <w:lang w:val="en-US"/>
+                              </w:rPr>
+                              <w:t>material_info.rho</w:t>
+                            </w:r>
+                            <w:proofErr w:type="spellEnd"/>
+                            <w:r>
+                              <w:rPr>
+                                <w:lang w:val="en-US"/>
+                              </w:rPr>
+                              <w:t xml:space="preserve"> = 2.7e-9; % Density in </w:t>
+                            </w:r>
+                            <w:proofErr w:type="spellStart"/>
+                            <w:r>
+                              <w:rPr>
+                                <w:lang w:val="en-US"/>
+                              </w:rPr>
+                              <w:t>tonne</w:t>
+                            </w:r>
+                            <w:proofErr w:type="spellEnd"/>
+                            <w:r>
+                              <w:rPr>
+                                <w:lang w:val="en-US"/>
+                              </w:rPr>
+                              <w:t xml:space="preserve">/mm³ (optional) </w:t>
+                            </w:r>
+                          </w:p>
+                          <w:p>
+                            <w:pPr>
+                              <w:rPr>
+                                <w:lang w:val="en-US"/>
+                              </w:rPr>
+                            </w:pPr>
+                            <w:r>
+                              <w:rPr>
+                                <w:lang w:val="en-US"/>
+                              </w:rPr>
+                              <w:t xml:space="preserve">% Example: Property Information </w:t>
+                            </w:r>
+                          </w:p>
+                          <w:p>
+                            <w:pPr>
+                              <w:rPr>
+                                <w:lang w:val="en-US"/>
+                              </w:rPr>
+                            </w:pPr>
+                            <w:proofErr w:type="spellStart"/>
+                            <w:r>
+                              <w:rPr>
+                                <w:lang w:val="en-US"/>
+                              </w:rPr>
+                              <w:t>property_info</w:t>
+                            </w:r>
+                            <w:proofErr w:type="spellEnd"/>
+                            <w:r>
+                              <w:rPr>
+                                <w:lang w:val="en-US"/>
+                              </w:rPr>
+                              <w:t xml:space="preserve"> = </w:t>
+                            </w:r>
+                            <w:proofErr w:type="gramStart"/>
+                            <w:r>
+                              <w:rPr>
+                                <w:lang w:val="en-US"/>
+                              </w:rPr>
+                              <w:t>struct(</w:t>
+                            </w:r>
+                            <w:proofErr w:type="gramEnd"/>
+                            <w:r>
+                              <w:rPr>
+                                <w:lang w:val="en-US"/>
+                              </w:rPr>
+                              <w:t xml:space="preserve">); </w:t>
+                            </w:r>
+                          </w:p>
+                          <w:p>
+                            <w:pPr>
+                              <w:rPr>
+                                <w:lang w:val="en-US"/>
+                              </w:rPr>
+                            </w:pPr>
+                            <w:proofErr w:type="spellStart"/>
+                            <w:r>
+                              <w:rPr>
+                                <w:lang w:val="en-US"/>
+                              </w:rPr>
+                              <w:t>property_</w:t>
+                            </w:r>
+                            <w:proofErr w:type="gramStart"/>
+                            <w:r>
+                              <w:rPr>
+                                <w:lang w:val="en-US"/>
+                              </w:rPr>
+                              <w:t>info.property</w:t>
+                            </w:r>
+                            <w:proofErr w:type="gramEnd"/>
+                            <w:r>
+                              <w:rPr>
+                                <w:lang w:val="en-US"/>
+                              </w:rPr>
+                              <w:t>_id</w:t>
+                            </w:r>
+                            <w:proofErr w:type="spellEnd"/>
+                            <w:r>
+                              <w:rPr>
+                                <w:lang w:val="en-US"/>
+                              </w:rPr>
+                              <w:t xml:space="preserve"> = 1; % Property ID (PID) </w:t>
+                            </w:r>
+                          </w:p>
+                          <w:p>
+                            <w:pPr>
+                              <w:rPr>
+                                <w:lang w:val="en-US"/>
+                              </w:rPr>
+                            </w:pPr>
+                            <w:proofErr w:type="spellStart"/>
+                            <w:r>
+                              <w:rPr>
+                                <w:lang w:val="en-US"/>
+                              </w:rPr>
+                              <w:t>property_</w:t>
+                            </w:r>
+                            <w:proofErr w:type="gramStart"/>
+                            <w:r>
+                              <w:rPr>
+                                <w:lang w:val="en-US"/>
+                              </w:rPr>
+                              <w:t>info.material</w:t>
+                            </w:r>
+                            <w:proofErr w:type="gramEnd"/>
+                            <w:r>
+                              <w:rPr>
+                                <w:lang w:val="en-US"/>
+                              </w:rPr>
+                              <w:t>_id</w:t>
+                            </w:r>
+                            <w:proofErr w:type="spellEnd"/>
+                            <w:r>
+                              <w:rPr>
+                                <w:lang w:val="en-US"/>
+                              </w:rPr>
+                              <w:t xml:space="preserve"> = 1; % Associated Material ID (MID) </w:t>
+                            </w:r>
+                          </w:p>
+                          <w:p>
+                            <w:pPr>
+                              <w:rPr>
+                                <w:lang w:val="en-US"/>
+                              </w:rPr>
+                            </w:pPr>
+                            <w:proofErr w:type="spellStart"/>
+                            <w:r>
+                              <w:rPr>
+                                <w:lang w:val="en-US"/>
+                              </w:rPr>
+                              <w:t>property_</w:t>
+                            </w:r>
+                            <w:proofErr w:type="gramStart"/>
+                            <w:r>
+                              <w:rPr>
+                                <w:lang w:val="en-US"/>
+                              </w:rPr>
+                              <w:t>info.A</w:t>
+                            </w:r>
+                            <w:proofErr w:type="spellEnd"/>
+                            <w:proofErr w:type="gramEnd"/>
+                            <w:r>
+                              <w:rPr>
+                                <w:lang w:val="en-US"/>
+                              </w:rPr>
+                              <w:t xml:space="preserve"> = 0.01; % Cross-sectional area in m² </w:t>
+                            </w:r>
+                          </w:p>
+                          <w:p>
+                            <w:pPr>
+                              <w:rPr>
+                                <w:lang w:val="en-US"/>
+                              </w:rPr>
+                            </w:pPr>
+                            <w:r>
+                              <w:rPr>
+                                <w:lang w:val="en-US"/>
+                              </w:rPr>
+                              <w:t xml:space="preserve">% Sample </w:t>
+                            </w:r>
+                            <w:proofErr w:type="spellStart"/>
+                            <w:r>
+                              <w:rPr>
+                                <w:lang w:val="en-US"/>
+                              </w:rPr>
+                              <w:t>pshell</w:t>
+                            </w:r>
+                            <w:proofErr w:type="spellEnd"/>
+                            <w:r>
+                              <w:rPr>
+                                <w:lang w:val="en-US"/>
+                              </w:rPr>
+                              <w:t xml:space="preserve"> </w:t>
+                            </w:r>
+                          </w:p>
+                          <w:p>
+                            <w:pPr>
+                              <w:rPr>
+                                <w:lang w:val="en-US"/>
+                              </w:rPr>
+                            </w:pPr>
+                            <w:proofErr w:type="spellStart"/>
+                            <w:r>
+                              <w:rPr>
+                                <w:lang w:val="en-US"/>
+                              </w:rPr>
+                              <w:t>pshell_info</w:t>
+                            </w:r>
+                            <w:proofErr w:type="spellEnd"/>
+                            <w:r>
+                              <w:rPr>
+                                <w:lang w:val="en-US"/>
+                              </w:rPr>
+                              <w:t xml:space="preserve"> = </w:t>
+                            </w:r>
+                            <w:proofErr w:type="gramStart"/>
+                            <w:r>
+                              <w:rPr>
+                                <w:lang w:val="en-US"/>
+                              </w:rPr>
+                              <w:t>struct( ...</w:t>
+                            </w:r>
+                            <w:proofErr w:type="gramEnd"/>
+                            <w:r>
+                              <w:rPr>
+                                <w:lang w:val="en-US"/>
+                              </w:rPr>
+                              <w:t xml:space="preserve"> </w:t>
+                            </w:r>
+                          </w:p>
+                          <w:p>
+                            <w:pPr>
+                              <w:rPr>
+                                <w:lang w:val="en-US"/>
+                              </w:rPr>
+                            </w:pPr>
+                            <w:r>
+                              <w:rPr>
+                                <w:lang w:val="en-US"/>
+                              </w:rPr>
+                              <w:t>'</w:t>
+                            </w:r>
+                            <w:proofErr w:type="spellStart"/>
+                            <w:proofErr w:type="gramStart"/>
+                            <w:r>
+                              <w:rPr>
+                                <w:lang w:val="en-US"/>
+                              </w:rPr>
+                              <w:t>property</w:t>
+                            </w:r>
+                            <w:proofErr w:type="gramEnd"/>
+                            <w:r>
+                              <w:rPr>
+                                <w:lang w:val="en-US"/>
+                              </w:rPr>
+                              <w:t>_id</w:t>
+                            </w:r>
+                            <w:proofErr w:type="spellEnd"/>
+                            <w:r>
+                              <w:rPr>
+                                <w:lang w:val="en-US"/>
+                              </w:rPr>
+                              <w:t>', 1, ... % PSHELL ID (PID) in the .</w:t>
+                            </w:r>
+                            <w:proofErr w:type="spellStart"/>
+                            <w:r>
+                              <w:rPr>
+                                <w:lang w:val="en-US"/>
+                              </w:rPr>
+                              <w:t>bdf</w:t>
+                            </w:r>
+                            <w:proofErr w:type="spellEnd"/>
+                            <w:r>
+                              <w:rPr>
+                                <w:lang w:val="en-US"/>
+                              </w:rPr>
+                              <w:t xml:space="preserve"> file </w:t>
+                            </w:r>
+                          </w:p>
+                          <w:p>
+                            <w:pPr>
+                              <w:rPr>
+                                <w:lang w:val="en-US"/>
+                              </w:rPr>
+                            </w:pPr>
+                            <w:r>
+                              <w:rPr>
+                                <w:lang w:val="en-US"/>
+                              </w:rPr>
+                              <w:t>'</w:t>
+                            </w:r>
+                            <w:proofErr w:type="spellStart"/>
+                            <w:proofErr w:type="gramStart"/>
+                            <w:r>
+                              <w:rPr>
+                                <w:lang w:val="en-US"/>
+                              </w:rPr>
+                              <w:t>material</w:t>
+                            </w:r>
+                            <w:proofErr w:type="gramEnd"/>
+                            <w:r>
+                              <w:rPr>
+                                <w:lang w:val="en-US"/>
+                              </w:rPr>
+                              <w:t>_id</w:t>
+                            </w:r>
+                            <w:proofErr w:type="spellEnd"/>
+                            <w:r>
+                              <w:rPr>
+                                <w:lang w:val="en-US"/>
+                              </w:rPr>
+                              <w:t xml:space="preserve">', 1, ... % Associated Material ID (MID) </w:t>
+                            </w:r>
+                          </w:p>
+                          <w:p>
+                            <w:pPr>
+                              <w:rPr>
+                                <w:lang w:val="en-US"/>
+                              </w:rPr>
+                            </w:pPr>
+                            <w:r>
+                              <w:rPr>
+                                <w:lang w:val="en-US"/>
+                              </w:rPr>
+                              <w:t xml:space="preserve">'thickness', 2.1, ... % Shell thickness (in mm or meters, depending on the model) </w:t>
+                            </w:r>
+                          </w:p>
+                          <w:p>
+                            <w:pPr>
+                              <w:rPr>
+                                <w:lang w:val="en-US"/>
+                              </w:rPr>
+                            </w:pPr>
+                            <w:r>
+                              <w:rPr>
+                                <w:lang w:val="en-US"/>
+                              </w:rPr>
+                              <w:t>'</w:t>
+                            </w:r>
+                            <w:proofErr w:type="spellStart"/>
+                            <w:proofErr w:type="gramStart"/>
+                            <w:r>
+                              <w:rPr>
+                                <w:lang w:val="en-US"/>
+                              </w:rPr>
+                              <w:t>bending</w:t>
+                            </w:r>
+                            <w:proofErr w:type="gramEnd"/>
+                            <w:r>
+                              <w:rPr>
+                                <w:lang w:val="en-US"/>
+                              </w:rPr>
+                              <w:t>_id</w:t>
+                            </w:r>
+                            <w:proofErr w:type="spellEnd"/>
+                            <w:r>
+                              <w:rPr>
+                                <w:lang w:val="en-US"/>
+                              </w:rPr>
+                              <w:t xml:space="preserve">', 1, ... % Bending stiffness (usually same as MID) </w:t>
+                            </w:r>
+                          </w:p>
+                          <w:p>
+                            <w:pPr>
+                              <w:rPr>
+                                <w:lang w:val="en-US"/>
+                              </w:rPr>
+                            </w:pPr>
+                            <w:r>
+                              <w:rPr>
+                                <w:lang w:val="en-US"/>
+                              </w:rPr>
+                              <w:t>'</w:t>
+                            </w:r>
+                            <w:proofErr w:type="spellStart"/>
+                            <w:r>
+                              <w:rPr>
+                                <w:lang w:val="en-US"/>
+                              </w:rPr>
+                              <w:t>t_shear</w:t>
+                            </w:r>
+                            <w:proofErr w:type="spellEnd"/>
+                            <w:r>
+                              <w:rPr>
+                                <w:lang w:val="en-US"/>
+                              </w:rPr>
+                              <w:t xml:space="preserve">', 1.0, ... % Transverse shear thickness factor (T) </w:t>
+                            </w:r>
+                          </w:p>
+                          <w:p>
+                            <w:pPr>
+                              <w:rPr>
+                                <w:lang w:val="en-US"/>
+                              </w:rPr>
+                            </w:pPr>
+                            <w:r>
+                              <w:rPr>
+                                <w:lang w:val="en-US"/>
+                              </w:rPr>
+                              <w:t>'</w:t>
+                            </w:r>
+                            <w:proofErr w:type="gramStart"/>
+                            <w:r>
+                              <w:rPr>
+                                <w:lang w:val="en-US"/>
+                              </w:rPr>
+                              <w:t>material</w:t>
+                            </w:r>
+                            <w:proofErr w:type="gramEnd"/>
+                            <w:r>
+                              <w:rPr>
+                                <w:lang w:val="en-US"/>
+                              </w:rPr>
+                              <w:t xml:space="preserve">_mid2', 0, ... % Second material for composite layups (if applicable) </w:t>
+                            </w:r>
+                          </w:p>
+                          <w:p>
+                            <w:pPr>
+                              <w:rPr>
+                                <w:lang w:val="en-US"/>
+                              </w:rPr>
+                            </w:pPr>
+                            <w:r>
+                              <w:rPr>
+                                <w:lang w:val="en-US"/>
+                              </w:rPr>
+                              <w:t>'</w:t>
+                            </w:r>
+                            <w:proofErr w:type="gramStart"/>
+                            <w:r>
+                              <w:rPr>
+                                <w:lang w:val="en-US"/>
+                              </w:rPr>
+                              <w:t>tension</w:t>
+                            </w:r>
+                            <w:proofErr w:type="gramEnd"/>
+                            <w:r>
+                              <w:rPr>
+                                <w:lang w:val="en-US"/>
+                              </w:rPr>
+                              <w:t xml:space="preserve">_mid3', 0, ... % Tension-only material (usually not used) </w:t>
+                            </w:r>
+                          </w:p>
+                          <w:p>
+                            <w:r>
+                              <w:rPr>
+                                <w:lang w:val="en-US"/>
+                              </w:rPr>
+                              <w:t>'</w:t>
+                            </w:r>
+                            <w:proofErr w:type="gramStart"/>
+                            <w:r>
+                              <w:rPr>
+                                <w:lang w:val="en-US"/>
+                              </w:rPr>
+                              <w:t>material</w:t>
+                            </w:r>
+                            <w:proofErr w:type="gramEnd"/>
+                            <w:r>
+                              <w:rPr>
+                                <w:lang w:val="en-US"/>
+                              </w:rPr>
+                              <w:t xml:space="preserve">_mid4', 0); % Fourth material property (for advanced applications) ". Can you check the guide as well, please? In stage 3 creation of cajón, we input </w:t>
+                            </w:r>
+                            <w:proofErr w:type="spellStart"/>
+                            <w:r>
+                              <w:rPr>
+                                <w:lang w:val="en-US"/>
+                              </w:rPr>
+                              <w:t>A_larguerillo</w:t>
+                            </w:r>
+                            <w:proofErr w:type="spellEnd"/>
+                            <w:r>
+                              <w:rPr>
+                                <w:lang w:val="en-US"/>
+                              </w:rPr>
+                              <w:t xml:space="preserve">, </w:t>
+                            </w:r>
+                            <w:proofErr w:type="spellStart"/>
+                            <w:r>
+                              <w:rPr>
+                                <w:lang w:val="en-US"/>
+                              </w:rPr>
+                              <w:t>A_cordon</w:t>
+                            </w:r>
+                            <w:proofErr w:type="spellEnd"/>
+                            <w:r>
+                              <w:rPr>
+                                <w:lang w:val="en-US"/>
+                              </w:rPr>
+                              <w:t xml:space="preserve">, </w:t>
+                            </w:r>
+                            <w:proofErr w:type="spellStart"/>
+                            <w:r>
+                              <w:rPr>
+                                <w:lang w:val="en-US"/>
+                              </w:rPr>
+                              <w:t>tsi</w:t>
+                            </w:r>
+                            <w:proofErr w:type="spellEnd"/>
+                            <w:r>
+                              <w:rPr>
+                                <w:lang w:val="en-US"/>
+                              </w:rPr>
+                              <w:t xml:space="preserve"> (thickness skin superior), </w:t>
+                            </w:r>
+                            <w:proofErr w:type="spellStart"/>
+                            <w:r>
+                              <w:rPr>
+                                <w:lang w:val="en-US"/>
+                              </w:rPr>
+                              <w:t>tsi</w:t>
+                            </w:r>
+                            <w:proofErr w:type="spellEnd"/>
+                            <w:r>
+                              <w:rPr>
+                                <w:lang w:val="en-US"/>
+                              </w:rPr>
+                              <w:t xml:space="preserve"> (thickness inferior superior), </w:t>
+                            </w:r>
+                            <w:proofErr w:type="spellStart"/>
+                            <w:r>
+                              <w:rPr>
+                                <w:lang w:val="en-US"/>
+                              </w:rPr>
+                              <w:t>tl</w:t>
+                            </w:r>
+                            <w:proofErr w:type="spellEnd"/>
+                            <w:r>
+                              <w:rPr>
+                                <w:lang w:val="en-US"/>
+                              </w:rPr>
+                              <w:t xml:space="preserve"> (mm): 50, H and C. These are the data that must be passed to the stage 4 </w:t>
+                            </w:r>
+                            <w:proofErr w:type="spellStart"/>
+                            <w:r>
+                              <w:rPr>
+                                <w:lang w:val="en-US"/>
+                              </w:rPr>
+                              <w:t>generate_structure</w:t>
+                            </w:r>
+                            <w:proofErr w:type="spellEnd"/>
+                            <w:r>
+                              <w:rPr>
+                                <w:lang w:val="en-US"/>
+                              </w:rPr>
+                              <w:t xml:space="preserve">. I have few doubts. Are the H and C given from the data of the wing? How can we create the material in </w:t>
+                            </w:r>
+                            <w:proofErr w:type="spellStart"/>
+                            <w:r>
+                              <w:rPr>
+                                <w:lang w:val="en-US"/>
+                              </w:rPr>
+                              <w:t>patran</w:t>
+                            </w:r>
+                            <w:proofErr w:type="spellEnd"/>
+                            <w:r>
+                              <w:rPr>
+                                <w:lang w:val="en-US"/>
+                              </w:rPr>
+                              <w:t xml:space="preserve">? The </w:t>
+                            </w:r>
+                            <w:proofErr w:type="spellStart"/>
+                            <w:r>
+                              <w:rPr>
+                                <w:lang w:val="en-US"/>
+                              </w:rPr>
+                              <w:t>crod</w:t>
+                            </w:r>
+                            <w:proofErr w:type="spellEnd"/>
+                            <w:r>
+                              <w:rPr>
+                                <w:lang w:val="en-US"/>
+                              </w:rPr>
+                              <w:t xml:space="preserve"> is kind of easy. The shear, quad4 and </w:t>
+                            </w:r>
+                            <w:proofErr w:type="spellStart"/>
+                            <w:r>
+                              <w:rPr>
+                                <w:lang w:val="en-US"/>
+                              </w:rPr>
+                              <w:t>cshear</w:t>
+                            </w:r>
+                            <w:proofErr w:type="spellEnd"/>
+                            <w:r>
+                              <w:rPr>
+                                <w:lang w:val="en-US"/>
+                              </w:rPr>
+                              <w:t xml:space="preserve"> is kind of difficult. I want your honest opinion on these things. </w:t>
+                            </w:r>
+                            <w:proofErr w:type="spellStart"/>
+                            <w:r>
+                              <w:t>Thanks</w:t>
+                            </w:r>
+                            <w:proofErr w:type="spellEnd"/>
+                            <w:r>
+                              <w:t>.</w:t>
+                            </w:r>
+                          </w:p>
+                          <w:p>
+                            <w:pPr>
+                              <w:rPr>
+                                <w:lang w:val="en-US"/>
+                              </w:rPr>
+                            </w:pPr>
+                          </w:p>
+                        </w:txbxContent>
+                      </wps:txbx>
+                      <wps:bodyPr rot="0" vert="horz" wrap="square" lIns="91440" tIns="45720" rIns="91440" bIns="45720" anchor="t" anchorCtr="0">
+                        <a:noAutofit/>
+                      </wps:bodyPr>
+                    </wps:wsp>
+                  </a:graphicData>
+                </a:graphic>
+                <wp14:sizeRelH relativeFrom="margin">
+                  <wp14:pctWidth>0</wp14:pctWidth>
+                </wp14:sizeRelH>
+                <wp14:sizeRelV relativeFrom="margin">
+                  <wp14:pctHeight>0</wp14:pctHeight>
+                </wp14:sizeRelV>
+              </wp:anchor>
+            </w:drawing>
+          </mc:Choice>
+          <mc:Fallback>
+            <w:pict>
+              <v:shape w14:anchorId="665369B8" id="_x0000_s1031" type="#_x0000_t202" style="position:absolute;margin-left:42.95pt;margin-top:7.05pt;width:396.35pt;height:238.75pt;z-index:251665408;visibility:visible;mso-wrap-style:square;mso-width-percent:0;mso-height-percent:0;mso-wrap-distance-left:9pt;mso-wrap-distance-top:3.6pt;mso-wrap-distance-right:9pt;mso-wrap-distance-bottom:3.6pt;mso-position-horizontal:absolute;mso-position-horizontal-relative:page;mso-position-vertical:absolute;mso-position-vertical-relative:text;mso-width-percent:0;mso-height-percent:0;mso-width-relative:margin;mso-height-relative:margin;v-text-anchor:top" o:gfxdata="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">
+                <v:textbox>
+                  <w:txbxContent>
+                    <w:p>
+                      <w:pPr>
+                        <w:rPr>
+                          <w:lang w:val="en-US"/>
+                        </w:rPr>
+                      </w:pPr>
+                      <w:r>
+                        <w:rPr>
+                          <w:lang w:val="en-US"/>
+                        </w:rPr>
+                        <w:t>Thank you for your responses. They are well constructed. However, I have another problem. I am doing a huge final thesis project (</w:t>
+                      </w:r>
+                      <w:proofErr w:type="spellStart"/>
+                      <w:r>
+                        <w:rPr>
+                          <w:lang w:val="en-US"/>
+                        </w:rPr>
+                        <w:t>tfg</w:t>
+                      </w:r>
+                      <w:proofErr w:type="spellEnd"/>
+                      <w:r>
+                        <w:rPr>
+                          <w:lang w:val="en-US"/>
+                        </w:rPr>
+                        <w:t xml:space="preserve">: </w:t>
+                      </w:r>
+                      <w:proofErr w:type="spellStart"/>
+                      <w:r>
+                        <w:rPr>
+                          <w:lang w:val="en-US"/>
+                        </w:rPr>
+                        <w:t>trabajo</w:t>
+                      </w:r>
+                      <w:proofErr w:type="spellEnd"/>
+                      <w:r>
+                        <w:rPr>
+                          <w:lang w:val="en-US"/>
+                        </w:rPr>
+                        <w:t xml:space="preserve"> fin de </w:t>
+                      </w:r>
+                      <w:proofErr w:type="spellStart"/>
+                      <w:r>
+                        <w:rPr>
+                          <w:lang w:val="en-US"/>
+                        </w:rPr>
+                        <w:t>grado</w:t>
+                      </w:r>
+                      <w:proofErr w:type="spellEnd"/>
+                      <w:r>
+                        <w:rPr>
+                          <w:lang w:val="en-US"/>
+                        </w:rPr>
+                        <w:t xml:space="preserve">). It is an FEA analysis of a wing. It has 5 stages. First stage, gathering of data. Second stage, calculation of weights, forces, etc. Third stage is </w:t>
+                      </w:r>
+                      <w:proofErr w:type="spellStart"/>
+                      <w:r>
+                        <w:rPr>
+                          <w:lang w:val="en-US"/>
+                        </w:rPr>
+                        <w:t>predimensionado</w:t>
+                      </w:r>
+                      <w:proofErr w:type="spellEnd"/>
+                      <w:r>
+                        <w:rPr>
+                          <w:lang w:val="en-US"/>
+                        </w:rPr>
+                        <w:t xml:space="preserve"> which is an engineering design process of selecting the proper dimension of different parts of the wing. The fourth stage is the creation FEA structure of the wing + </w:t>
+                      </w:r>
+                      <w:proofErr w:type="spellStart"/>
+                      <w:r>
+                        <w:rPr>
+                          <w:lang w:val="en-US"/>
+                        </w:rPr>
+                        <w:t>fuselaje</w:t>
+                      </w:r>
+                      <w:proofErr w:type="spellEnd"/>
+                      <w:r>
+                        <w:rPr>
+                          <w:lang w:val="en-US"/>
+                        </w:rPr>
+                        <w:t xml:space="preserve"> wing box</w:t>
+                      </w:r>
+                      <w:proofErr w:type="gramStart"/>
+                      <w:r>
+                        <w:rPr>
+                          <w:lang w:val="en-US"/>
+                        </w:rPr>
+                        <w:t>/(</w:t>
+                      </w:r>
+                      <w:proofErr w:type="gramEnd"/>
+                      <w:r>
+                        <w:rPr>
+                          <w:lang w:val="en-US"/>
+                        </w:rPr>
+                        <w:t xml:space="preserve">cajón de </w:t>
+                      </w:r>
+                      <w:proofErr w:type="spellStart"/>
+                      <w:r>
+                        <w:rPr>
+                          <w:lang w:val="en-US"/>
+                        </w:rPr>
+                        <w:t>torsión</w:t>
+                      </w:r>
+                      <w:proofErr w:type="spellEnd"/>
+                      <w:r>
+                        <w:rPr>
+                          <w:lang w:val="en-US"/>
+                        </w:rPr>
+                        <w:t xml:space="preserve">). The fifth stage is validation. We use </w:t>
+                      </w:r>
+                      <w:proofErr w:type="spellStart"/>
+                      <w:r>
+                        <w:rPr>
+                          <w:lang w:val="en-US"/>
+                        </w:rPr>
+                        <w:t>matlab</w:t>
+                      </w:r>
+                      <w:proofErr w:type="spellEnd"/>
+                      <w:r>
+                        <w:rPr>
+                          <w:lang w:val="en-US"/>
+                        </w:rPr>
+                        <w:t xml:space="preserve"> to do most of the calculations and then export the data </w:t>
+                      </w:r>
+                      <w:proofErr w:type="gramStart"/>
+                      <w:r>
+                        <w:rPr>
+                          <w:lang w:val="en-US"/>
+                        </w:rPr>
+                        <w:t>as .</w:t>
+                      </w:r>
+                      <w:proofErr w:type="spellStart"/>
+                      <w:r>
+                        <w:rPr>
+                          <w:lang w:val="en-US"/>
+                        </w:rPr>
+                        <w:t>bdf</w:t>
+                      </w:r>
+                      <w:proofErr w:type="spellEnd"/>
+                      <w:proofErr w:type="gramEnd"/>
+                      <w:r>
+                        <w:rPr>
+                          <w:lang w:val="en-US"/>
+                        </w:rPr>
+                        <w:t xml:space="preserve">/.csv to </w:t>
+                      </w:r>
+                      <w:proofErr w:type="spellStart"/>
+                      <w:r>
+                        <w:rPr>
+                          <w:lang w:val="en-US"/>
+                        </w:rPr>
+                        <w:t>patran</w:t>
+                      </w:r>
+                      <w:proofErr w:type="spellEnd"/>
+                      <w:r>
+                        <w:rPr>
+                          <w:lang w:val="en-US"/>
+                        </w:rPr>
+                        <w:t xml:space="preserve"> to do the FEA simulation. Most of the things from stage 1 to stage 4 are done. The things that </w:t>
+                      </w:r>
+                      <w:proofErr w:type="gramStart"/>
+                      <w:r>
+                        <w:rPr>
+                          <w:lang w:val="en-US"/>
+                        </w:rPr>
+                        <w:t>is</w:t>
+                      </w:r>
+                      <w:proofErr w:type="gramEnd"/>
+                      <w:r>
+                        <w:rPr>
+                          <w:lang w:val="en-US"/>
+                        </w:rPr>
+                        <w:t xml:space="preserve"> still missing is implementing the materials saved to be passed and export in stage 4. This is our </w:t>
+                      </w:r>
+                      <w:proofErr w:type="spellStart"/>
+                      <w:r>
+                        <w:rPr>
+                          <w:lang w:val="en-US"/>
+                        </w:rPr>
+                        <w:t>material_struct</w:t>
+                      </w:r>
+                      <w:proofErr w:type="spellEnd"/>
+                      <w:r>
+                        <w:rPr>
+                          <w:lang w:val="en-US"/>
+                        </w:rPr>
+                        <w:t xml:space="preserve"> in </w:t>
+                      </w:r>
+                      <w:proofErr w:type="spellStart"/>
+                      <w:r>
+                        <w:rPr>
+                          <w:lang w:val="en-US"/>
+                        </w:rPr>
+                        <w:t>matlab</w:t>
+                      </w:r>
+                      <w:proofErr w:type="spellEnd"/>
+                      <w:r>
+                        <w:rPr>
+                          <w:lang w:val="en-US"/>
+                        </w:rPr>
+                        <w:t xml:space="preserve"> "</w:t>
+                      </w:r>
+                      <w:proofErr w:type="spellStart"/>
+                      <w:r>
+                        <w:rPr>
+                          <w:lang w:val="en-US"/>
+                        </w:rPr>
+                        <w:t>materialStruct</w:t>
+                      </w:r>
+                      <w:proofErr w:type="spellEnd"/>
+                      <w:r>
+                        <w:rPr>
+                          <w:lang w:val="en-US"/>
+                        </w:rPr>
+                        <w:t xml:space="preserve"> = </w:t>
+                      </w:r>
+                      <w:proofErr w:type="gramStart"/>
+                      <w:r>
+                        <w:rPr>
+                          <w:lang w:val="en-US"/>
+                        </w:rPr>
+                        <w:t>struct(</w:t>
+                      </w:r>
+                      <w:proofErr w:type="gramEnd"/>
+                      <w:r>
+                        <w:rPr>
+                          <w:lang w:val="en-US"/>
+                        </w:rPr>
+                        <w:t xml:space="preserve">... </w:t>
+                      </w:r>
+                    </w:p>
+                    <w:p>
+                      <w:pPr>
+                        <w:rPr>
+                          <w:lang w:val="en-US"/>
+                        </w:rPr>
+                      </w:pPr>
+                      <w:r>
+                        <w:rPr>
+                          <w:lang w:val="en-US"/>
+                        </w:rPr>
+                        <w:t xml:space="preserve">'E', </w:t>
+                      </w:r>
+                      <w:proofErr w:type="spellStart"/>
+                      <w:r>
+                        <w:rPr>
+                          <w:lang w:val="en-US"/>
+                        </w:rPr>
+                        <w:t>materialData.E</w:t>
+                      </w:r>
+                      <w:proofErr w:type="spellEnd"/>
+                      <w:r>
+                        <w:rPr>
+                          <w:lang w:val="en-US"/>
+                        </w:rPr>
+                        <w:t>(</w:t>
+                      </w:r>
+                      <w:proofErr w:type="spellStart"/>
+                      <w:r>
+                        <w:rPr>
+                          <w:lang w:val="en-US"/>
+                        </w:rPr>
+                        <w:t>i</w:t>
+                      </w:r>
+                      <w:proofErr w:type="spellEnd"/>
+                      <w:r>
+                        <w:rPr>
+                          <w:lang w:val="en-US"/>
+                        </w:rPr>
+                        <w:t xml:space="preserve">), ... </w:t>
+                      </w:r>
+                    </w:p>
+                    <w:p>
+                      <w:pPr>
+                        <w:rPr>
+                          <w:lang w:val="en-US"/>
+                        </w:rPr>
+                      </w:pPr>
+                      <w:r>
+                        <w:rPr>
+                          <w:lang w:val="en-US"/>
+                        </w:rPr>
+                        <w:t>'nu', materialData.nu(</w:t>
+                      </w:r>
+                      <w:proofErr w:type="spellStart"/>
+                      <w:r>
+                        <w:rPr>
+                          <w:lang w:val="en-US"/>
+                        </w:rPr>
+                        <w:t>i</w:t>
+                      </w:r>
+                      <w:proofErr w:type="spellEnd"/>
+                      <w:r>
+                        <w:rPr>
+                          <w:lang w:val="en-US"/>
+                        </w:rPr>
+                        <w:t xml:space="preserve">), ... </w:t>
+                      </w:r>
+                    </w:p>
+                    <w:p>
+                      <w:pPr>
+                        <w:rPr>
+                          <w:lang w:val="en-US"/>
+                        </w:rPr>
+                      </w:pPr>
+                      <w:r>
+                        <w:rPr>
+                          <w:lang w:val="en-US"/>
+                        </w:rPr>
+                        <w:t xml:space="preserve">'rho', </w:t>
+                      </w:r>
+                      <w:proofErr w:type="spellStart"/>
+                      <w:r>
+                        <w:rPr>
+                          <w:lang w:val="en-US"/>
+                        </w:rPr>
+                        <w:t>materialData.rho</w:t>
+                      </w:r>
+                      <w:proofErr w:type="spellEnd"/>
+                      <w:r>
+                        <w:rPr>
+                          <w:lang w:val="en-US"/>
+                        </w:rPr>
+                        <w:t>(</w:t>
+                      </w:r>
+                      <w:proofErr w:type="spellStart"/>
+                      <w:r>
+                        <w:rPr>
+                          <w:lang w:val="en-US"/>
+                        </w:rPr>
+                        <w:t>i</w:t>
+                      </w:r>
+                      <w:proofErr w:type="spellEnd"/>
+                      <w:r>
+                        <w:rPr>
+                          <w:lang w:val="en-US"/>
+                        </w:rPr>
+                        <w:t xml:space="preserve">), ... </w:t>
+                      </w:r>
+                    </w:p>
+                    <w:p>
+                      <w:pPr>
+                        <w:rPr>
+                          <w:lang w:val="en-US"/>
+                        </w:rPr>
+                      </w:pPr>
+                      <w:r>
+                        <w:rPr>
+                          <w:lang w:val="en-US"/>
+                        </w:rPr>
+                        <w:t>'</w:t>
+                      </w:r>
+                      <w:proofErr w:type="spellStart"/>
+                      <w:proofErr w:type="gramStart"/>
+                      <w:r>
+                        <w:rPr>
+                          <w:lang w:val="en-US"/>
+                        </w:rPr>
+                        <w:t>sigma</w:t>
+                      </w:r>
+                      <w:proofErr w:type="gramEnd"/>
+                      <w:r>
+                        <w:rPr>
+                          <w:lang w:val="en-US"/>
+                        </w:rPr>
+                        <w:t>_lim</w:t>
+                      </w:r>
+                      <w:proofErr w:type="spellEnd"/>
+                      <w:r>
+                        <w:rPr>
+                          <w:lang w:val="en-US"/>
+                        </w:rPr>
+                        <w:t xml:space="preserve">', </w:t>
+                      </w:r>
+                      <w:proofErr w:type="spellStart"/>
+                      <w:r>
+                        <w:rPr>
+                          <w:lang w:val="en-US"/>
+                        </w:rPr>
+                        <w:t>materialData.sigma_lim</w:t>
+                      </w:r>
+                      <w:proofErr w:type="spellEnd"/>
+                      <w:r>
+                        <w:rPr>
+                          <w:lang w:val="en-US"/>
+                        </w:rPr>
+                        <w:t>(</w:t>
+                      </w:r>
+                      <w:proofErr w:type="spellStart"/>
+                      <w:r>
+                        <w:rPr>
+                          <w:lang w:val="en-US"/>
+                        </w:rPr>
+                        <w:t>i</w:t>
+                      </w:r>
+                      <w:proofErr w:type="spellEnd"/>
+                      <w:r>
+                        <w:rPr>
+                          <w:lang w:val="en-US"/>
+                        </w:rPr>
+                        <w:t xml:space="preserve">), ... </w:t>
+                      </w:r>
+                    </w:p>
+                    <w:p>
+                      <w:pPr>
+                        <w:rPr>
+                          <w:lang w:val="en-US"/>
+                        </w:rPr>
+                      </w:pPr>
+                      <w:r>
+                        <w:rPr>
+                          <w:lang w:val="en-US"/>
+                        </w:rPr>
+                        <w:t>'</w:t>
+                      </w:r>
+                      <w:proofErr w:type="spellStart"/>
+                      <w:proofErr w:type="gramStart"/>
+                      <w:r>
+                        <w:rPr>
+                          <w:lang w:val="en-US"/>
+                        </w:rPr>
+                        <w:t>sigma</w:t>
+                      </w:r>
+                      <w:proofErr w:type="gramEnd"/>
+                      <w:r>
+                        <w:rPr>
+                          <w:lang w:val="en-US"/>
+                        </w:rPr>
+                        <w:t>_rot</w:t>
+                      </w:r>
+                      <w:proofErr w:type="spellEnd"/>
+                      <w:r>
+                        <w:rPr>
+                          <w:lang w:val="en-US"/>
+                        </w:rPr>
+                        <w:t xml:space="preserve">', </w:t>
+                      </w:r>
+                      <w:proofErr w:type="spellStart"/>
+                      <w:r>
+                        <w:rPr>
+                          <w:lang w:val="en-US"/>
+                        </w:rPr>
+                        <w:t>materialData.sigma_rot</w:t>
+                      </w:r>
+                      <w:proofErr w:type="spellEnd"/>
+                      <w:r>
+                        <w:rPr>
+                          <w:lang w:val="en-US"/>
+                        </w:rPr>
+                        <w:t>(</w:t>
+                      </w:r>
+                      <w:proofErr w:type="spellStart"/>
+                      <w:r>
+                        <w:rPr>
+                          <w:lang w:val="en-US"/>
+                        </w:rPr>
+                        <w:t>i</w:t>
+                      </w:r>
+                      <w:proofErr w:type="spellEnd"/>
+                      <w:r>
+                        <w:rPr>
+                          <w:lang w:val="en-US"/>
+                        </w:rPr>
+                        <w:t xml:space="preserve">), ... </w:t>
+                      </w:r>
+                    </w:p>
+                    <w:p>
+                      <w:pPr>
+                        <w:rPr>
+                          <w:lang w:val="en-US"/>
+                        </w:rPr>
+                      </w:pPr>
+                      <w:r>
+                        <w:rPr>
+                          <w:lang w:val="en-US"/>
+                        </w:rPr>
+                        <w:t>'</w:t>
+                      </w:r>
+                      <w:proofErr w:type="spellStart"/>
+                      <w:proofErr w:type="gramStart"/>
+                      <w:r>
+                        <w:rPr>
+                          <w:lang w:val="en-US"/>
+                        </w:rPr>
+                        <w:t>sigma</w:t>
+                      </w:r>
+                      <w:proofErr w:type="gramEnd"/>
+                      <w:r>
+                        <w:rPr>
+                          <w:lang w:val="en-US"/>
+                        </w:rPr>
+                        <w:t>_cort</w:t>
+                      </w:r>
+                      <w:proofErr w:type="spellEnd"/>
+                      <w:r>
+                        <w:rPr>
+                          <w:lang w:val="en-US"/>
+                        </w:rPr>
+                        <w:t xml:space="preserve">', </w:t>
+                      </w:r>
+                      <w:proofErr w:type="spellStart"/>
+                      <w:r>
+                        <w:rPr>
+                          <w:lang w:val="en-US"/>
+                        </w:rPr>
+                        <w:t>materialData.sigma_cort</w:t>
+                      </w:r>
+                      <w:proofErr w:type="spellEnd"/>
+                      <w:r>
+                        <w:rPr>
+                          <w:lang w:val="en-US"/>
+                        </w:rPr>
+                        <w:t>(</w:t>
+                      </w:r>
+                      <w:proofErr w:type="spellStart"/>
+                      <w:r>
+                        <w:rPr>
+                          <w:lang w:val="en-US"/>
+                        </w:rPr>
+                        <w:t>i</w:t>
+                      </w:r>
+                      <w:proofErr w:type="spellEnd"/>
+                      <w:r>
+                        <w:rPr>
+                          <w:lang w:val="en-US"/>
+                        </w:rPr>
+                        <w:t xml:space="preserve">), ... </w:t>
+                      </w:r>
+                    </w:p>
+                    <w:p>
+                      <w:pPr>
+                        <w:rPr>
+                          <w:lang w:val="en-US"/>
+                        </w:rPr>
+                      </w:pPr>
+                      <w:r>
+                        <w:rPr>
+                          <w:lang w:val="en-US"/>
+                        </w:rPr>
+                        <w:t xml:space="preserve">'type', </w:t>
+                      </w:r>
+                      <w:proofErr w:type="spellStart"/>
+                      <w:r>
+                        <w:rPr>
+                          <w:lang w:val="en-US"/>
+                        </w:rPr>
+                        <w:t>materialData.type_material</w:t>
+                      </w:r>
+                      <w:proofErr w:type="spellEnd"/>
+                      <w:r>
+                        <w:rPr>
+                          <w:lang w:val="en-US"/>
+                        </w:rPr>
+                        <w:t>(</w:t>
+                      </w:r>
+                      <w:proofErr w:type="spellStart"/>
+                      <w:r>
+                        <w:rPr>
+                          <w:lang w:val="en-US"/>
+                        </w:rPr>
+                        <w:t>i</w:t>
+                      </w:r>
+                      <w:proofErr w:type="spellEnd"/>
+                      <w:r>
+                        <w:rPr>
+                          <w:lang w:val="en-US"/>
+                        </w:rPr>
+                        <w:t xml:space="preserve">) ... </w:t>
+                      </w:r>
+                    </w:p>
+                    <w:p>
+                      <w:pPr>
+                        <w:rPr>
+                          <w:lang w:val="en-US"/>
+                        </w:rPr>
+                      </w:pPr>
+                      <w:r>
+                        <w:rPr>
+                          <w:lang w:val="en-US"/>
+                        </w:rPr>
+                        <w:t xml:space="preserve">);". At the end of stage 3, we should have the area of cordon and </w:t>
+                      </w:r>
+                      <w:proofErr w:type="spellStart"/>
+                      <w:r>
+                        <w:rPr>
+                          <w:lang w:val="en-US"/>
+                        </w:rPr>
+                        <w:t>larguerillo</w:t>
+                      </w:r>
+                      <w:proofErr w:type="spellEnd"/>
+                      <w:r>
+                        <w:rPr>
+                          <w:lang w:val="en-US"/>
+                        </w:rPr>
+                        <w:t xml:space="preserve"> and the thickness of spar and skins. We already have the stage 3 done. We only need to implement this information to export to </w:t>
+                      </w:r>
+                      <w:proofErr w:type="spellStart"/>
+                      <w:r>
+                        <w:rPr>
+                          <w:lang w:val="en-US"/>
+                        </w:rPr>
+                        <w:t>patran</w:t>
+                      </w:r>
+                      <w:proofErr w:type="spellEnd"/>
+                      <w:r>
+                        <w:rPr>
+                          <w:lang w:val="en-US"/>
+                        </w:rPr>
+                        <w:t xml:space="preserve">. These are the sample codes that work for writing the </w:t>
+                      </w:r>
+                      <w:proofErr w:type="spellStart"/>
+                      <w:r>
+                        <w:rPr>
+                          <w:lang w:val="en-US"/>
+                        </w:rPr>
+                        <w:t>bdf</w:t>
+                      </w:r>
+                      <w:proofErr w:type="spellEnd"/>
+                      <w:r>
+                        <w:rPr>
+                          <w:lang w:val="en-US"/>
+                        </w:rPr>
+                        <w:t xml:space="preserve"> file "%% </w:t>
+                      </w:r>
+                      <w:proofErr w:type="spellStart"/>
+                      <w:r>
+                        <w:rPr>
+                          <w:lang w:val="en-US"/>
+                        </w:rPr>
+                        <w:t>Materiales</w:t>
+                      </w:r>
+                      <w:proofErr w:type="spellEnd"/>
+                      <w:r>
+                        <w:rPr>
+                          <w:lang w:val="en-US"/>
+                        </w:rPr>
+                        <w:t xml:space="preserve"> </w:t>
+                      </w:r>
+                    </w:p>
+                    <w:p>
+                      <w:pPr>
+                        <w:rPr>
+                          <w:lang w:val="en-US"/>
+                        </w:rPr>
+                      </w:pPr>
+                      <w:r>
+                        <w:rPr>
+                          <w:lang w:val="en-US"/>
+                        </w:rPr>
+                        <w:t xml:space="preserve">% Example: Material Information </w:t>
+                      </w:r>
+                    </w:p>
+                    <w:p>
+                      <w:pPr>
+                        <w:rPr>
+                          <w:lang w:val="en-US"/>
+                        </w:rPr>
+                      </w:pPr>
+                      <w:proofErr w:type="spellStart"/>
+                      <w:r>
+                        <w:rPr>
+                          <w:lang w:val="en-US"/>
+                        </w:rPr>
+                        <w:t>material_info</w:t>
+                      </w:r>
+                      <w:proofErr w:type="spellEnd"/>
+                      <w:r>
+                        <w:rPr>
+                          <w:lang w:val="en-US"/>
+                        </w:rPr>
+                        <w:t xml:space="preserve"> = </w:t>
+                      </w:r>
+                      <w:proofErr w:type="gramStart"/>
+                      <w:r>
+                        <w:rPr>
+                          <w:lang w:val="en-US"/>
+                        </w:rPr>
+                        <w:t>struct(</w:t>
+                      </w:r>
+                      <w:proofErr w:type="gramEnd"/>
+                      <w:r>
+                        <w:rPr>
+                          <w:lang w:val="en-US"/>
+                        </w:rPr>
+                        <w:t xml:space="preserve">); </w:t>
+                      </w:r>
+                    </w:p>
+                    <w:p>
+                      <w:pPr>
+                        <w:rPr>
+                          <w:lang w:val="en-US"/>
+                        </w:rPr>
+                      </w:pPr>
+                      <w:proofErr w:type="spellStart"/>
+                      <w:r>
+                        <w:rPr>
+                          <w:lang w:val="en-US"/>
+                        </w:rPr>
+                        <w:t>material_</w:t>
+                      </w:r>
+                      <w:proofErr w:type="gramStart"/>
+                      <w:r>
+                        <w:rPr>
+                          <w:lang w:val="en-US"/>
+                        </w:rPr>
+                        <w:t>info.material</w:t>
+                      </w:r>
+                      <w:proofErr w:type="gramEnd"/>
+                      <w:r>
+                        <w:rPr>
+                          <w:lang w:val="en-US"/>
+                        </w:rPr>
+                        <w:t>_id</w:t>
+                      </w:r>
+                      <w:proofErr w:type="spellEnd"/>
+                      <w:r>
+                        <w:rPr>
+                          <w:lang w:val="en-US"/>
+                        </w:rPr>
+                        <w:t xml:space="preserve"> = 1; % Material ID (MID) </w:t>
+                      </w:r>
+                    </w:p>
+                    <w:p>
+                      <w:pPr>
+                        <w:rPr>
+                          <w:lang w:val="en-US"/>
+                        </w:rPr>
+                      </w:pPr>
+                      <w:proofErr w:type="spellStart"/>
+                      <w:r>
+                        <w:rPr>
+                          <w:lang w:val="en-US"/>
+                        </w:rPr>
+                        <w:t>material_</w:t>
+                      </w:r>
+                      <w:proofErr w:type="gramStart"/>
+                      <w:r>
+                        <w:rPr>
+                          <w:lang w:val="en-US"/>
+                        </w:rPr>
+                        <w:t>info.E</w:t>
+                      </w:r>
+                      <w:proofErr w:type="spellEnd"/>
+                      <w:proofErr w:type="gramEnd"/>
+                      <w:r>
+                        <w:rPr>
+                          <w:lang w:val="en-US"/>
+                        </w:rPr>
+                        <w:t xml:space="preserve"> = 69000; % Young's modulus in MPa </w:t>
+                      </w:r>
+                    </w:p>
+                    <w:p>
+                      <w:pPr>
+                        <w:rPr>
+                          <w:lang w:val="en-US"/>
+                        </w:rPr>
+                      </w:pPr>
+                      <w:r>
+                        <w:rPr>
+                          <w:lang w:val="en-US"/>
+                        </w:rPr>
+                        <w:t xml:space="preserve">material_info.nu = 0.33; % Poisson's ratio </w:t>
+                      </w:r>
+                    </w:p>
+                    <w:p>
+                      <w:pPr>
+                        <w:rPr>
+                          <w:lang w:val="en-US"/>
+                        </w:rPr>
+                      </w:pPr>
+                      <w:proofErr w:type="spellStart"/>
+                      <w:r>
+                        <w:rPr>
+                          <w:lang w:val="en-US"/>
+                        </w:rPr>
+                        <w:t>material_info.rho</w:t>
+                      </w:r>
+                      <w:proofErr w:type="spellEnd"/>
+                      <w:r>
+                        <w:rPr>
+                          <w:lang w:val="en-US"/>
+                        </w:rPr>
+                        <w:t xml:space="preserve"> = 2.7e-9; % Density in </w:t>
+                      </w:r>
+                      <w:proofErr w:type="spellStart"/>
+                      <w:r>
+                        <w:rPr>
+                          <w:lang w:val="en-US"/>
+                        </w:rPr>
+                        <w:t>tonne</w:t>
+                      </w:r>
+                      <w:proofErr w:type="spellEnd"/>
+                      <w:r>
+                        <w:rPr>
+                          <w:lang w:val="en-US"/>
+                        </w:rPr>
+                        <w:t xml:space="preserve">/mm³ (optional) </w:t>
+                      </w:r>
+                    </w:p>
+                    <w:p>
+                      <w:pPr>
+                        <w:rPr>
+                          <w:lang w:val="en-US"/>
+                        </w:rPr>
+                      </w:pPr>
+                      <w:r>
+                        <w:rPr>
+                          <w:lang w:val="en-US"/>
+                        </w:rPr>
+                        <w:t xml:space="preserve">% Example: Property Information </w:t>
+                      </w:r>
+                    </w:p>
+                    <w:p>
+                      <w:pPr>
+                        <w:rPr>
+                          <w:lang w:val="en-US"/>
+                        </w:rPr>
+                      </w:pPr>
+                      <w:proofErr w:type="spellStart"/>
+                      <w:r>
+                        <w:rPr>
+                          <w:lang w:val="en-US"/>
+                        </w:rPr>
+                        <w:t>property_info</w:t>
+                      </w:r>
+                      <w:proofErr w:type="spellEnd"/>
+                      <w:r>
+                        <w:rPr>
+                          <w:lang w:val="en-US"/>
+                        </w:rPr>
+                        <w:t xml:space="preserve"> = </w:t>
+                      </w:r>
+                      <w:proofErr w:type="gramStart"/>
+                      <w:r>
+                        <w:rPr>
+                          <w:lang w:val="en-US"/>
+                        </w:rPr>
+                        <w:t>struct(</w:t>
+                      </w:r>
+                      <w:proofErr w:type="gramEnd"/>
+                      <w:r>
+                        <w:rPr>
+                          <w:lang w:val="en-US"/>
+                        </w:rPr>
+                        <w:t xml:space="preserve">); </w:t>
+                      </w:r>
+                    </w:p>
+                    <w:p>
+                      <w:pPr>
+                        <w:rPr>
+                          <w:lang w:val="en-US"/>
+                        </w:rPr>
+                      </w:pPr>
+                      <w:proofErr w:type="spellStart"/>
+                      <w:r>
+                        <w:rPr>
+                          <w:lang w:val="en-US"/>
+                        </w:rPr>
+                        <w:t>property_</w:t>
+                      </w:r>
+                      <w:proofErr w:type="gramStart"/>
+                      <w:r>
+                        <w:rPr>
+                          <w:lang w:val="en-US"/>
+                        </w:rPr>
+                        <w:t>info.property</w:t>
+                      </w:r>
+                      <w:proofErr w:type="gramEnd"/>
+                      <w:r>
+                        <w:rPr>
+                          <w:lang w:val="en-US"/>
+                        </w:rPr>
+                        <w:t>_id</w:t>
+                      </w:r>
+                      <w:proofErr w:type="spellEnd"/>
+                      <w:r>
+                        <w:rPr>
+                          <w:lang w:val="en-US"/>
+                        </w:rPr>
+                        <w:t xml:space="preserve"> = 1; % Property ID (PID) </w:t>
+                      </w:r>
+                    </w:p>
+                    <w:p>
+                      <w:pPr>
+                        <w:rPr>
+                          <w:lang w:val="en-US"/>
+                        </w:rPr>
+                      </w:pPr>
+                      <w:proofErr w:type="spellStart"/>
+                      <w:r>
+                        <w:rPr>
+                          <w:lang w:val="en-US"/>
+                        </w:rPr>
+                        <w:t>property_</w:t>
+                      </w:r>
+                      <w:proofErr w:type="gramStart"/>
+                      <w:r>
+                        <w:rPr>
+                          <w:lang w:val="en-US"/>
+                        </w:rPr>
+                        <w:t>info.material</w:t>
+                      </w:r>
+                      <w:proofErr w:type="gramEnd"/>
+                      <w:r>
+                        <w:rPr>
+                          <w:lang w:val="en-US"/>
+                        </w:rPr>
+                        <w:t>_id</w:t>
+                      </w:r>
+                      <w:proofErr w:type="spellEnd"/>
+                      <w:r>
+                        <w:rPr>
+                          <w:lang w:val="en-US"/>
+                        </w:rPr>
+                        <w:t xml:space="preserve"> = 1; % Associated Material ID (MID) </w:t>
+                      </w:r>
+                    </w:p>
+                    <w:p>
+                      <w:pPr>
+                        <w:rPr>
+                          <w:lang w:val="en-US"/>
+                        </w:rPr>
+                      </w:pPr>
+                      <w:proofErr w:type="spellStart"/>
+                      <w:r>
+                        <w:rPr>
+                          <w:lang w:val="en-US"/>
+                        </w:rPr>
+                        <w:t>property_</w:t>
+                      </w:r>
+                      <w:proofErr w:type="gramStart"/>
+                      <w:r>
+                        <w:rPr>
+                          <w:lang w:val="en-US"/>
+                        </w:rPr>
+                        <w:t>info.A</w:t>
+                      </w:r>
+                      <w:proofErr w:type="spellEnd"/>
+                      <w:proofErr w:type="gramEnd"/>
+                      <w:r>
+                        <w:rPr>
+                          <w:lang w:val="en-US"/>
+                        </w:rPr>
+                        <w:t xml:space="preserve"> = 0.01; % Cross-sectional area in m² </w:t>
+                      </w:r>
+                    </w:p>
+                    <w:p>
+                      <w:pPr>
+                        <w:rPr>
+                          <w:lang w:val="en-US"/>
+                        </w:rPr>
+                      </w:pPr>
+                      <w:r>
+                        <w:rPr>
+                          <w:lang w:val="en-US"/>
+                        </w:rPr>
+                        <w:t xml:space="preserve">% Sample </w:t>
+                      </w:r>
+                      <w:proofErr w:type="spellStart"/>
+                      <w:r>
+                        <w:rPr>
+                          <w:lang w:val="en-US"/>
+                        </w:rPr>
+                        <w:t>pshell</w:t>
+                      </w:r>
+                      <w:proofErr w:type="spellEnd"/>
+                      <w:r>
+                        <w:rPr>
+                          <w:lang w:val="en-US"/>
+                        </w:rPr>
+                        <w:t xml:space="preserve"> </w:t>
+                      </w:r>
+                    </w:p>
+                    <w:p>
+                      <w:pPr>
+                        <w:rPr>
+                          <w:lang w:val="en-US"/>
+                        </w:rPr>
+                      </w:pPr>
+                      <w:proofErr w:type="spellStart"/>
+                      <w:r>
+                        <w:rPr>
+                          <w:lang w:val="en-US"/>
+                        </w:rPr>
+                        <w:t>pshell_info</w:t>
+                      </w:r>
+                      <w:proofErr w:type="spellEnd"/>
+                      <w:r>
+                        <w:rPr>
+                          <w:lang w:val="en-US"/>
+                        </w:rPr>
+                        <w:t xml:space="preserve"> = </w:t>
+                      </w:r>
+                      <w:proofErr w:type="gramStart"/>
+                      <w:r>
+                        <w:rPr>
+                          <w:lang w:val="en-US"/>
+                        </w:rPr>
+                        <w:t>struct( ...</w:t>
+                      </w:r>
+                      <w:proofErr w:type="gramEnd"/>
+                      <w:r>
+                        <w:rPr>
+                          <w:lang w:val="en-US"/>
+                        </w:rPr>
+                        <w:t xml:space="preserve"> </w:t>
+                      </w:r>
+                    </w:p>
+                    <w:p>
+                      <w:pPr>
+                        <w:rPr>
+                          <w:lang w:val="en-US"/>
+                        </w:rPr>
+                      </w:pPr>
+                      <w:r>
+                        <w:rPr>
+                          <w:lang w:val="en-US"/>
+                        </w:rPr>
+                        <w:t>'</w:t>
+                      </w:r>
+                      <w:proofErr w:type="spellStart"/>
+                      <w:proofErr w:type="gramStart"/>
+                      <w:r>
+                        <w:rPr>
+                          <w:lang w:val="en-US"/>
+                        </w:rPr>
+                        <w:t>property</w:t>
+                      </w:r>
+                      <w:proofErr w:type="gramEnd"/>
+                      <w:r>
+                        <w:rPr>
+                          <w:lang w:val="en-US"/>
+                        </w:rPr>
+                        <w:t>_id</w:t>
+                      </w:r>
+                      <w:proofErr w:type="spellEnd"/>
+                      <w:r>
+                        <w:rPr>
+                          <w:lang w:val="en-US"/>
+                        </w:rPr>
+                        <w:t>', 1, ... % PSHELL ID (PID) in the .</w:t>
+                      </w:r>
+                      <w:proofErr w:type="spellStart"/>
+                      <w:r>
+                        <w:rPr>
+                          <w:lang w:val="en-US"/>
+                        </w:rPr>
+                        <w:t>bdf</w:t>
+                      </w:r>
+                      <w:proofErr w:type="spellEnd"/>
+                      <w:r>
+                        <w:rPr>
+                          <w:lang w:val="en-US"/>
+                        </w:rPr>
+                        <w:t xml:space="preserve"> file </w:t>
+                      </w:r>
+                    </w:p>
+                    <w:p>
+                      <w:pPr>
+                        <w:rPr>
+                          <w:lang w:val="en-US"/>
+                        </w:rPr>
+                      </w:pPr>
+                      <w:r>
+                        <w:rPr>
+                          <w:lang w:val="en-US"/>
+                        </w:rPr>
+                        <w:t>'</w:t>
+                      </w:r>
+                      <w:proofErr w:type="spellStart"/>
+                      <w:proofErr w:type="gramStart"/>
+                      <w:r>
+                        <w:rPr>
+                          <w:lang w:val="en-US"/>
+                        </w:rPr>
+                        <w:t>material</w:t>
+                      </w:r>
+                      <w:proofErr w:type="gramEnd"/>
+                      <w:r>
+                        <w:rPr>
+                          <w:lang w:val="en-US"/>
+                        </w:rPr>
+                        <w:t>_id</w:t>
+                      </w:r>
+                      <w:proofErr w:type="spellEnd"/>
+                      <w:r>
+                        <w:rPr>
+                          <w:lang w:val="en-US"/>
+                        </w:rPr>
+                        <w:t xml:space="preserve">', 1, ... % Associated Material ID (MID) </w:t>
+                      </w:r>
+                    </w:p>
+                    <w:p>
+                      <w:pPr>
+                        <w:rPr>
+                          <w:lang w:val="en-US"/>
+                        </w:rPr>
+                      </w:pPr>
+                      <w:r>
+                        <w:rPr>
+                          <w:lang w:val="en-US"/>
+                        </w:rPr>
+                        <w:t xml:space="preserve">'thickness', 2.1, ... % Shell thickness (in mm or meters, depending on the model) </w:t>
+                      </w:r>
+                    </w:p>
+                    <w:p>
+                      <w:pPr>
+                        <w:rPr>
+                          <w:lang w:val="en-US"/>
+                        </w:rPr>
+                      </w:pPr>
+                      <w:r>
+                        <w:rPr>
+                          <w:lang w:val="en-US"/>
+                        </w:rPr>
+                        <w:t>'</w:t>
+                      </w:r>
+                      <w:proofErr w:type="spellStart"/>
+                      <w:proofErr w:type="gramStart"/>
+                      <w:r>
+                        <w:rPr>
+                          <w:lang w:val="en-US"/>
+                        </w:rPr>
+                        <w:t>bending</w:t>
+                      </w:r>
+                      <w:proofErr w:type="gramEnd"/>
+                      <w:r>
+                        <w:rPr>
+                          <w:lang w:val="en-US"/>
+                        </w:rPr>
+                        <w:t>_id</w:t>
+                      </w:r>
+                      <w:proofErr w:type="spellEnd"/>
+                      <w:r>
+                        <w:rPr>
+                          <w:lang w:val="en-US"/>
+                        </w:rPr>
+                        <w:t xml:space="preserve">', 1, ... % Bending stiffness (usually same as MID) </w:t>
+                      </w:r>
+                    </w:p>
+                    <w:p>
+                      <w:pPr>
+                        <w:rPr>
+                          <w:lang w:val="en-US"/>
+                        </w:rPr>
+                      </w:pPr>
+                      <w:r>
+                        <w:rPr>
+                          <w:lang w:val="en-US"/>
+                        </w:rPr>
+                        <w:t>'</w:t>
+                      </w:r>
+                      <w:proofErr w:type="spellStart"/>
+                      <w:r>
+                        <w:rPr>
+                          <w:lang w:val="en-US"/>
+                        </w:rPr>
+                        <w:t>t_shear</w:t>
+                      </w:r>
+                      <w:proofErr w:type="spellEnd"/>
+                      <w:r>
+                        <w:rPr>
+                          <w:lang w:val="en-US"/>
+                        </w:rPr>
+                        <w:t xml:space="preserve">', 1.0, ... % Transverse shear thickness factor (T) </w:t>
+                      </w:r>
+                    </w:p>
+                    <w:p>
+                      <w:pPr>
+                        <w:rPr>
+                          <w:lang w:val="en-US"/>
+                        </w:rPr>
+                      </w:pPr>
+                      <w:r>
+                        <w:rPr>
+                          <w:lang w:val="en-US"/>
+                        </w:rPr>
+                        <w:t>'</w:t>
+                      </w:r>
+                      <w:proofErr w:type="gramStart"/>
+                      <w:r>
+                        <w:rPr>
+                          <w:lang w:val="en-US"/>
+                        </w:rPr>
+                        <w:t>material</w:t>
+                      </w:r>
+                      <w:proofErr w:type="gramEnd"/>
+                      <w:r>
+                        <w:rPr>
+                          <w:lang w:val="en-US"/>
+                        </w:rPr>
+                        <w:t xml:space="preserve">_mid2', 0, ... % Second material for composite layups (if applicable) </w:t>
+                      </w:r>
+                    </w:p>
+                    <w:p>
+                      <w:pPr>
+                        <w:rPr>
+                          <w:lang w:val="en-US"/>
+                        </w:rPr>
+                      </w:pPr>
+                      <w:r>
+                        <w:rPr>
+                          <w:lang w:val="en-US"/>
+                        </w:rPr>
+                        <w:t>'</w:t>
+                      </w:r>
+                      <w:proofErr w:type="gramStart"/>
+                      <w:r>
+                        <w:rPr>
+                          <w:lang w:val="en-US"/>
+                        </w:rPr>
+                        <w:t>tension</w:t>
+                      </w:r>
+                      <w:proofErr w:type="gramEnd"/>
+                      <w:r>
+                        <w:rPr>
+                          <w:lang w:val="en-US"/>
+                        </w:rPr>
+                        <w:t xml:space="preserve">_mid3', 0, ... % Tension-only material (usually not used) </w:t>
+                      </w:r>
+                    </w:p>
+                    <w:p>
+                      <w:r>
+                        <w:rPr>
+                          <w:lang w:val="en-US"/>
+                        </w:rPr>
+                        <w:t>'</w:t>
+                      </w:r>
+                      <w:proofErr w:type="gramStart"/>
+                      <w:r>
+                        <w:rPr>
+                          <w:lang w:val="en-US"/>
+                        </w:rPr>
+                        <w:t>material</w:t>
+                      </w:r>
+                      <w:proofErr w:type="gramEnd"/>
+                      <w:r>
+                        <w:rPr>
+                          <w:lang w:val="en-US"/>
+                        </w:rPr>
+                        <w:t xml:space="preserve">_mid4', 0); % Fourth material property (for advanced applications) ". Can you check the guide as well, please? In stage 3 creation of cajón, we input </w:t>
+                      </w:r>
+                      <w:proofErr w:type="spellStart"/>
+                      <w:r>
+                        <w:rPr>
+                          <w:lang w:val="en-US"/>
+                        </w:rPr>
+                        <w:t>A_larguerillo</w:t>
+                      </w:r>
+                      <w:proofErr w:type="spellEnd"/>
+                      <w:r>
+                        <w:rPr>
+                          <w:lang w:val="en-US"/>
+                        </w:rPr>
+                        <w:t xml:space="preserve">, </w:t>
+                      </w:r>
+                      <w:proofErr w:type="spellStart"/>
+                      <w:r>
+                        <w:rPr>
+                          <w:lang w:val="en-US"/>
+                        </w:rPr>
+                        <w:t>A_cordon</w:t>
+                      </w:r>
+                      <w:proofErr w:type="spellEnd"/>
+                      <w:r>
+                        <w:rPr>
+                          <w:lang w:val="en-US"/>
+                        </w:rPr>
+                        <w:t xml:space="preserve">, </w:t>
+                      </w:r>
+                      <w:proofErr w:type="spellStart"/>
+                      <w:r>
+                        <w:rPr>
+                          <w:lang w:val="en-US"/>
+                        </w:rPr>
+                        <w:t>tsi</w:t>
+                      </w:r>
+                      <w:proofErr w:type="spellEnd"/>
+                      <w:r>
+                        <w:rPr>
+                          <w:lang w:val="en-US"/>
+                        </w:rPr>
+                        <w:t xml:space="preserve"> (thickness skin superior), </w:t>
+                      </w:r>
+                      <w:proofErr w:type="spellStart"/>
+                      <w:r>
+                        <w:rPr>
+                          <w:lang w:val="en-US"/>
+                        </w:rPr>
+                        <w:t>tsi</w:t>
+                      </w:r>
+                      <w:proofErr w:type="spellEnd"/>
+                      <w:r>
+                        <w:rPr>
+                          <w:lang w:val="en-US"/>
+                        </w:rPr>
+                        <w:t xml:space="preserve"> (thickness inferior superior), </w:t>
+                      </w:r>
+                      <w:proofErr w:type="spellStart"/>
+                      <w:r>
+                        <w:rPr>
+                          <w:lang w:val="en-US"/>
+                        </w:rPr>
+                        <w:t>tl</w:t>
+                      </w:r>
+                      <w:proofErr w:type="spellEnd"/>
+                      <w:r>
+                        <w:rPr>
+                          <w:lang w:val="en-US"/>
+                        </w:rPr>
+                        <w:t xml:space="preserve"> (mm): 50, H and C. These are the data that must be passed to the stage 4 </w:t>
+                      </w:r>
+                      <w:proofErr w:type="spellStart"/>
+                      <w:r>
+                        <w:rPr>
+                          <w:lang w:val="en-US"/>
+                        </w:rPr>
+                        <w:t>generate_structure</w:t>
+                      </w:r>
+                      <w:proofErr w:type="spellEnd"/>
+                      <w:r>
+                        <w:rPr>
+                          <w:lang w:val="en-US"/>
+                        </w:rPr>
+                        <w:t xml:space="preserve">. I have few doubts. Are the H and C given from the data of the wing? How can we create the material in </w:t>
+                      </w:r>
+                      <w:proofErr w:type="spellStart"/>
+                      <w:r>
+                        <w:rPr>
+                          <w:lang w:val="en-US"/>
+                        </w:rPr>
+                        <w:t>patran</w:t>
+                      </w:r>
+                      <w:proofErr w:type="spellEnd"/>
+                      <w:r>
+                        <w:rPr>
+                          <w:lang w:val="en-US"/>
+                        </w:rPr>
+                        <w:t xml:space="preserve">? The </w:t>
+                      </w:r>
+                      <w:proofErr w:type="spellStart"/>
+                      <w:r>
+                        <w:rPr>
+                          <w:lang w:val="en-US"/>
+                        </w:rPr>
+                        <w:t>crod</w:t>
+                      </w:r>
+                      <w:proofErr w:type="spellEnd"/>
+                      <w:r>
+                        <w:rPr>
+                          <w:lang w:val="en-US"/>
+                        </w:rPr>
+                        <w:t xml:space="preserve"> is kind of easy. The shear, quad4 and </w:t>
+                      </w:r>
+                      <w:proofErr w:type="spellStart"/>
+                      <w:r>
+                        <w:rPr>
+                          <w:lang w:val="en-US"/>
+                        </w:rPr>
+                        <w:t>cshear</w:t>
+                      </w:r>
+                      <w:proofErr w:type="spellEnd"/>
+                      <w:r>
+                        <w:rPr>
+                          <w:lang w:val="en-US"/>
+                        </w:rPr>
+                        <w:t xml:space="preserve"> is kind of difficult. I want your honest opinion on these things. </w:t>
+                      </w:r>
+                      <w:proofErr w:type="spellStart"/>
+                      <w:r>
+                        <w:t>Thanks</w:t>
+                      </w:r>
+                      <w:proofErr w:type="spellEnd"/>
+                      <w:r>
+                        <w:t>.</w:t>
+                      </w:r>
+                    </w:p>
+                    <w:p>
+                      <w:pPr>
+                        <w:rPr>
+                          <w:lang w:val="en-US"/>
+                        </w:rPr>
+                      </w:pPr>
+                    </w:p>
+                  </w:txbxContent>
+                </v:textbox>
+                <w10:wrap type="square" anchorx="page"/>
+              </v:shape>
+            </w:pict>
+          </mc:Fallback>
+        </mc:AlternateContent>
+      </w:r>
+    </w:p>
+    <w:p>
+      <w:pPr>
+        <w:rPr>
+          <w:lang w:val="en-US"/>
+        </w:rPr>
+      </w:pPr>
     </w:p>
     <w:sectPr>
       <w:pgSz w:w="11906" w:h="16838"/>
@@ -4424,7 +7584,6 @@
   <w:style w:type="character" w:default="1" w:styleId="DefaultParagraphFont">
     <w:name w:val="Default Paragraph Font"/>
     <w:uiPriority w:val="1"/>
-    <w:semiHidden/>
     <w:unhideWhenUsed/>
   </w:style>
   <w:style w:type="table" w:default="1" w:styleId="TableNormal">
@@ -4816,6 +7975,25 @@
     <w:uiPriority w:val="99"/>
     <w:rsid w:val="00A56244"/>
   </w:style>
+  <w:style w:type="paragraph" w:styleId="Caption">
+    <w:name w:val="caption"/>
+    <w:basedOn w:val="Normal"/>
+    <w:next w:val="Normal"/>
+    <w:uiPriority w:val="35"/>
+    <w:unhideWhenUsed/>
+    <w:qFormat/>
+    <w:rsid w:val="00C4276B"/>
+    <w:pPr>
+      <w:spacing w:after="200" w:line="240" w:lineRule="auto"/>
+    </w:pPr>
+    <w:rPr>
+      <w:i/>
+      <w:iCs/>
+      <w:color w:val="0E2841" w:themeColor="text2"/>
+      <w:sz w:val="18"/>
+      <w:szCs w:val="18"/>
+    </w:rPr>
+  </w:style>
 </w:styles>
 </file>
 
